--- a/fuentes/CF2_41730034_DU.docx
+++ b/fuentes/CF2_41730034_DU.docx
@@ -310,7 +310,7 @@
                 <v:stroke joinstyle="miter"/>
                 <v:path gradientshapeok="t" o:connecttype="rect"/>
               </v:shapetype>
-              <v:shape id="Cuadro de texto 2" o:spid="_x0000_s1026" type="#_x0000_t202" alt="&quot;&quot;" style="position:absolute;left:0;text-align:left;margin-left:-20.2pt;margin-top:37.15pt;width:557.2pt;height:115.5pt;z-index:251663360;visibility:visible;mso-wrap-style:square;mso-width-percent:0;mso-height-percent:0;mso-wrap-distance-left:9pt;mso-wrap-distance-top:3.6pt;mso-wrap-distance-right:9pt;mso-wrap-distance-bottom:3.6pt;mso-position-horizontal:absolute;mso-position-horizontal-relative:text;mso-position-vertical:absolute;mso-position-vertical-relative:text;mso-width-percent:0;mso-height-percent:0;mso-width-relative:margin;mso-height-relative:margin;v-text-anchor:top" o:gfxdata="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" filled="f" stroked="f">
+              <v:shape id="Cuadro de texto 2" o:spid="_x0000_s1026" type="#_x0000_t202" alt="&quot;&quot;" style="position:absolute;left:0;text-align:left;margin-left:-20.2pt;margin-top:37.15pt;width:557.2pt;height:115.5pt;z-index:251663360;visibility:visible;mso-wrap-style:square;mso-width-percent:0;mso-height-percent:0;mso-wrap-distance-left:9pt;mso-wrap-distance-top:3.6pt;mso-wrap-distance-right:9pt;mso-wrap-distance-bottom:3.6pt;mso-position-horizontal:absolute;mso-position-horizontal-relative:text;mso-position-vertical:absolute;mso-position-vertical-relative:text;mso-width-percent:0;mso-height-percent:0;mso-width-relative:margin;mso-height-relative:margin;v-text-anchor:top" o:gfxdata="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" filled="f" stroked="f">
                 <v:textbox>
                   <w:txbxContent>
                     <w:p>
@@ -1270,7 +1270,7 @@
                 <w:noProof/>
                 <w:webHidden/>
               </w:rPr>
-              <w:t>34</w:t>
+              <w:t>33</w:t>
             </w:r>
             <w:r>
               <w:rPr>
@@ -1339,7 +1339,7 @@
                 <w:noProof/>
                 <w:webHidden/>
               </w:rPr>
-              <w:t>35</w:t>
+              <w:t>34</w:t>
             </w:r>
             <w:r>
               <w:rPr>
@@ -1408,7 +1408,7 @@
                 <w:noProof/>
                 <w:webHidden/>
               </w:rPr>
-              <w:t>37</w:t>
+              <w:t>36</w:t>
             </w:r>
             <w:r>
               <w:rPr>
@@ -1477,7 +1477,7 @@
                 <w:noProof/>
                 <w:webHidden/>
               </w:rPr>
-              <w:t>38</w:t>
+              <w:t>37</w:t>
             </w:r>
             <w:r>
               <w:rPr>
@@ -1812,7 +1812,7 @@
         <w:pStyle w:val="Prrafodelista"/>
         <w:numPr>
           <w:ilvl w:val="0"/>
-          <w:numId w:val="48"/>
+          <w:numId w:val="8"/>
         </w:numPr>
         <w:rPr>
           <w:lang w:val="es-419" w:eastAsia="es-CO"/>
@@ -1830,7 +1830,7 @@
         <w:pStyle w:val="Prrafodelista"/>
         <w:numPr>
           <w:ilvl w:val="0"/>
-          <w:numId w:val="48"/>
+          <w:numId w:val="8"/>
         </w:numPr>
         <w:rPr>
           <w:lang w:val="es-419" w:eastAsia="es-CO"/>
@@ -1848,7 +1848,7 @@
         <w:pStyle w:val="Prrafodelista"/>
         <w:numPr>
           <w:ilvl w:val="0"/>
-          <w:numId w:val="48"/>
+          <w:numId w:val="8"/>
         </w:numPr>
         <w:rPr>
           <w:lang w:val="es-419" w:eastAsia="es-CO"/>
@@ -1883,7 +1883,7 @@
         <w:pStyle w:val="Prrafodelista"/>
         <w:numPr>
           <w:ilvl w:val="0"/>
-          <w:numId w:val="49"/>
+          <w:numId w:val="9"/>
         </w:numPr>
         <w:rPr>
           <w:lang w:val="es-419" w:eastAsia="es-CO"/>
@@ -1901,7 +1901,7 @@
         <w:pStyle w:val="Prrafodelista"/>
         <w:numPr>
           <w:ilvl w:val="0"/>
-          <w:numId w:val="49"/>
+          <w:numId w:val="9"/>
         </w:numPr>
         <w:rPr>
           <w:lang w:val="es-419" w:eastAsia="es-CO"/>
@@ -1919,7 +1919,7 @@
         <w:pStyle w:val="Prrafodelista"/>
         <w:numPr>
           <w:ilvl w:val="0"/>
-          <w:numId w:val="49"/>
+          <w:numId w:val="9"/>
         </w:numPr>
         <w:rPr>
           <w:lang w:val="es-419" w:eastAsia="es-CO"/>
@@ -1938,7 +1938,7 @@
         <w:pStyle w:val="Prrafodelista"/>
         <w:numPr>
           <w:ilvl w:val="0"/>
-          <w:numId w:val="49"/>
+          <w:numId w:val="9"/>
         </w:numPr>
         <w:rPr>
           <w:lang w:val="es-419" w:eastAsia="es-CO"/>
@@ -1956,7 +1956,7 @@
         <w:pStyle w:val="Prrafodelista"/>
         <w:numPr>
           <w:ilvl w:val="0"/>
-          <w:numId w:val="49"/>
+          <w:numId w:val="9"/>
         </w:numPr>
         <w:rPr>
           <w:lang w:val="es-419" w:eastAsia="es-CO"/>
@@ -2021,7 +2021,7 @@
         <w:pStyle w:val="Prrafodelista"/>
         <w:numPr>
           <w:ilvl w:val="0"/>
-          <w:numId w:val="50"/>
+          <w:numId w:val="10"/>
         </w:numPr>
         <w:rPr>
           <w:b/>
@@ -2064,7 +2064,7 @@
         <w:pStyle w:val="Prrafodelista"/>
         <w:numPr>
           <w:ilvl w:val="0"/>
-          <w:numId w:val="50"/>
+          <w:numId w:val="10"/>
         </w:numPr>
         <w:rPr>
           <w:b/>
@@ -2100,7 +2100,7 @@
         <w:pStyle w:val="Prrafodelista"/>
         <w:numPr>
           <w:ilvl w:val="0"/>
-          <w:numId w:val="51"/>
+          <w:numId w:val="11"/>
         </w:numPr>
         <w:ind w:left="1560"/>
         <w:rPr>
@@ -2127,7 +2127,7 @@
         <w:pStyle w:val="Prrafodelista"/>
         <w:numPr>
           <w:ilvl w:val="0"/>
-          <w:numId w:val="51"/>
+          <w:numId w:val="11"/>
         </w:numPr>
         <w:ind w:left="1560"/>
         <w:rPr>
@@ -2154,7 +2154,7 @@
         <w:pStyle w:val="Prrafodelista"/>
         <w:numPr>
           <w:ilvl w:val="0"/>
-          <w:numId w:val="51"/>
+          <w:numId w:val="11"/>
         </w:numPr>
         <w:ind w:left="1560"/>
         <w:rPr>
@@ -2181,7 +2181,7 @@
         <w:pStyle w:val="Prrafodelista"/>
         <w:numPr>
           <w:ilvl w:val="0"/>
-          <w:numId w:val="50"/>
+          <w:numId w:val="10"/>
         </w:numPr>
         <w:rPr>
           <w:b/>
@@ -2217,7 +2217,7 @@
         <w:pStyle w:val="Prrafodelista"/>
         <w:numPr>
           <w:ilvl w:val="0"/>
-          <w:numId w:val="50"/>
+          <w:numId w:val="10"/>
         </w:numPr>
         <w:rPr>
           <w:b/>
@@ -2260,7 +2260,7 @@
         <w:pStyle w:val="Prrafodelista"/>
         <w:numPr>
           <w:ilvl w:val="0"/>
-          <w:numId w:val="50"/>
+          <w:numId w:val="10"/>
         </w:numPr>
         <w:rPr>
           <w:b/>
@@ -2323,7 +2323,7 @@
         <w:pStyle w:val="Prrafodelista"/>
         <w:numPr>
           <w:ilvl w:val="0"/>
-          <w:numId w:val="52"/>
+          <w:numId w:val="12"/>
         </w:numPr>
         <w:rPr>
           <w:lang w:val="es-419" w:eastAsia="es-CO"/>
@@ -2341,7 +2341,7 @@
         <w:pStyle w:val="Prrafodelista"/>
         <w:numPr>
           <w:ilvl w:val="0"/>
-          <w:numId w:val="52"/>
+          <w:numId w:val="12"/>
         </w:numPr>
         <w:rPr>
           <w:lang w:val="es-419" w:eastAsia="es-CO"/>
@@ -2359,7 +2359,7 @@
         <w:pStyle w:val="Prrafodelista"/>
         <w:numPr>
           <w:ilvl w:val="0"/>
-          <w:numId w:val="52"/>
+          <w:numId w:val="12"/>
         </w:numPr>
         <w:rPr>
           <w:lang w:val="es-419" w:eastAsia="es-CO"/>
@@ -2377,7 +2377,7 @@
         <w:pStyle w:val="Prrafodelista"/>
         <w:numPr>
           <w:ilvl w:val="0"/>
-          <w:numId w:val="52"/>
+          <w:numId w:val="12"/>
         </w:numPr>
         <w:rPr>
           <w:lang w:val="es-419" w:eastAsia="es-CO"/>
@@ -2439,7 +2439,7 @@
         <w:pStyle w:val="Prrafodelista"/>
         <w:numPr>
           <w:ilvl w:val="0"/>
-          <w:numId w:val="53"/>
+          <w:numId w:val="13"/>
         </w:numPr>
         <w:rPr>
           <w:lang w:val="es-419" w:eastAsia="es-CO"/>
@@ -2471,7 +2471,7 @@
         <w:pStyle w:val="Prrafodelista"/>
         <w:numPr>
           <w:ilvl w:val="1"/>
-          <w:numId w:val="53"/>
+          <w:numId w:val="13"/>
         </w:numPr>
         <w:rPr>
           <w:lang w:val="es-419" w:eastAsia="es-CO"/>
@@ -2489,7 +2489,7 @@
         <w:pStyle w:val="Prrafodelista"/>
         <w:numPr>
           <w:ilvl w:val="1"/>
-          <w:numId w:val="53"/>
+          <w:numId w:val="13"/>
         </w:numPr>
         <w:rPr>
           <w:lang w:val="es-419" w:eastAsia="es-CO"/>
@@ -2507,7 +2507,7 @@
         <w:pStyle w:val="Prrafodelista"/>
         <w:numPr>
           <w:ilvl w:val="1"/>
-          <w:numId w:val="53"/>
+          <w:numId w:val="13"/>
         </w:numPr>
         <w:rPr>
           <w:lang w:val="es-419" w:eastAsia="es-CO"/>
@@ -2525,7 +2525,7 @@
         <w:pStyle w:val="Prrafodelista"/>
         <w:numPr>
           <w:ilvl w:val="1"/>
-          <w:numId w:val="53"/>
+          <w:numId w:val="13"/>
         </w:numPr>
         <w:rPr>
           <w:lang w:val="es-419" w:eastAsia="es-CO"/>
@@ -2543,7 +2543,7 @@
         <w:pStyle w:val="Prrafodelista"/>
         <w:numPr>
           <w:ilvl w:val="0"/>
-          <w:numId w:val="53"/>
+          <w:numId w:val="13"/>
         </w:numPr>
         <w:rPr>
           <w:lang w:val="es-419" w:eastAsia="es-CO"/>
@@ -2577,7 +2577,7 @@
         <w:pStyle w:val="Prrafodelista"/>
         <w:numPr>
           <w:ilvl w:val="0"/>
-          <w:numId w:val="54"/>
+          <w:numId w:val="14"/>
         </w:numPr>
         <w:ind w:left="2127"/>
         <w:rPr>
@@ -2596,7 +2596,7 @@
         <w:pStyle w:val="Prrafodelista"/>
         <w:numPr>
           <w:ilvl w:val="0"/>
-          <w:numId w:val="54"/>
+          <w:numId w:val="14"/>
         </w:numPr>
         <w:ind w:left="2127"/>
         <w:rPr>
@@ -2615,7 +2615,7 @@
         <w:pStyle w:val="Prrafodelista"/>
         <w:numPr>
           <w:ilvl w:val="0"/>
-          <w:numId w:val="54"/>
+          <w:numId w:val="14"/>
         </w:numPr>
         <w:ind w:left="2127"/>
         <w:rPr>
@@ -2635,7 +2635,7 @@
         <w:pStyle w:val="Prrafodelista"/>
         <w:numPr>
           <w:ilvl w:val="0"/>
-          <w:numId w:val="54"/>
+          <w:numId w:val="14"/>
         </w:numPr>
         <w:ind w:left="2127"/>
         <w:rPr>
@@ -2654,7 +2654,7 @@
         <w:pStyle w:val="Prrafodelista"/>
         <w:numPr>
           <w:ilvl w:val="0"/>
-          <w:numId w:val="54"/>
+          <w:numId w:val="14"/>
         </w:numPr>
         <w:ind w:left="2127"/>
         <w:rPr>
@@ -2673,7 +2673,7 @@
         <w:pStyle w:val="Prrafodelista"/>
         <w:numPr>
           <w:ilvl w:val="0"/>
-          <w:numId w:val="56"/>
+          <w:numId w:val="15"/>
         </w:numPr>
         <w:rPr>
           <w:lang w:val="es-419" w:eastAsia="es-CO"/>
@@ -2705,7 +2705,7 @@
         <w:pStyle w:val="Prrafodelista"/>
         <w:numPr>
           <w:ilvl w:val="1"/>
-          <w:numId w:val="56"/>
+          <w:numId w:val="15"/>
         </w:numPr>
         <w:ind w:left="2127"/>
         <w:rPr>
@@ -2724,7 +2724,7 @@
         <w:pStyle w:val="Prrafodelista"/>
         <w:numPr>
           <w:ilvl w:val="1"/>
-          <w:numId w:val="56"/>
+          <w:numId w:val="15"/>
         </w:numPr>
         <w:ind w:left="2127"/>
         <w:rPr>
@@ -2743,7 +2743,7 @@
         <w:pStyle w:val="Prrafodelista"/>
         <w:numPr>
           <w:ilvl w:val="1"/>
-          <w:numId w:val="56"/>
+          <w:numId w:val="15"/>
         </w:numPr>
         <w:ind w:left="2127"/>
         <w:rPr>
@@ -2762,7 +2762,7 @@
         <w:pStyle w:val="Prrafodelista"/>
         <w:numPr>
           <w:ilvl w:val="1"/>
-          <w:numId w:val="56"/>
+          <w:numId w:val="15"/>
         </w:numPr>
         <w:ind w:left="2127"/>
         <w:rPr>
@@ -2825,7 +2825,7 @@
         <w:pStyle w:val="Prrafodelista"/>
         <w:numPr>
           <w:ilvl w:val="0"/>
-          <w:numId w:val="56"/>
+          <w:numId w:val="15"/>
         </w:numPr>
         <w:rPr>
           <w:lang w:val="es-419" w:eastAsia="es-CO"/>
@@ -2843,7 +2843,7 @@
         <w:pStyle w:val="Prrafodelista"/>
         <w:numPr>
           <w:ilvl w:val="0"/>
-          <w:numId w:val="56"/>
+          <w:numId w:val="15"/>
         </w:numPr>
         <w:rPr>
           <w:lang w:val="es-419" w:eastAsia="es-CO"/>
@@ -2861,7 +2861,7 @@
         <w:pStyle w:val="Prrafodelista"/>
         <w:numPr>
           <w:ilvl w:val="0"/>
-          <w:numId w:val="56"/>
+          <w:numId w:val="15"/>
         </w:numPr>
         <w:rPr>
           <w:lang w:val="es-419" w:eastAsia="es-CO"/>
@@ -2879,7 +2879,7 @@
         <w:pStyle w:val="Prrafodelista"/>
         <w:numPr>
           <w:ilvl w:val="0"/>
-          <w:numId w:val="56"/>
+          <w:numId w:val="15"/>
         </w:numPr>
         <w:rPr>
           <w:lang w:val="es-419" w:eastAsia="es-CO"/>
@@ -2914,7 +2914,7 @@
         <w:pStyle w:val="Prrafodelista"/>
         <w:numPr>
           <w:ilvl w:val="0"/>
-          <w:numId w:val="57"/>
+          <w:numId w:val="16"/>
         </w:numPr>
         <w:rPr>
           <w:lang w:val="es-419" w:eastAsia="es-CO"/>
@@ -2932,7 +2932,7 @@
         <w:pStyle w:val="Prrafodelista"/>
         <w:numPr>
           <w:ilvl w:val="0"/>
-          <w:numId w:val="57"/>
+          <w:numId w:val="16"/>
         </w:numPr>
         <w:rPr>
           <w:lang w:val="es-419" w:eastAsia="es-CO"/>
@@ -2950,7 +2950,7 @@
         <w:pStyle w:val="Prrafodelista"/>
         <w:numPr>
           <w:ilvl w:val="0"/>
-          <w:numId w:val="57"/>
+          <w:numId w:val="16"/>
         </w:numPr>
         <w:rPr>
           <w:lang w:val="es-419" w:eastAsia="es-CO"/>
@@ -2968,7 +2968,7 @@
         <w:pStyle w:val="Prrafodelista"/>
         <w:numPr>
           <w:ilvl w:val="0"/>
-          <w:numId w:val="57"/>
+          <w:numId w:val="16"/>
         </w:numPr>
         <w:rPr>
           <w:lang w:val="es-419" w:eastAsia="es-CO"/>
@@ -3233,7 +3233,7 @@
         <w:pStyle w:val="Prrafodelista"/>
         <w:numPr>
           <w:ilvl w:val="0"/>
-          <w:numId w:val="58"/>
+          <w:numId w:val="17"/>
         </w:numPr>
         <w:rPr>
           <w:lang w:val="es-419" w:eastAsia="es-CO"/>
@@ -3251,7 +3251,7 @@
         <w:pStyle w:val="Prrafodelista"/>
         <w:numPr>
           <w:ilvl w:val="0"/>
-          <w:numId w:val="58"/>
+          <w:numId w:val="17"/>
         </w:numPr>
         <w:rPr>
           <w:lang w:val="es-419" w:eastAsia="es-CO"/>
@@ -3269,7 +3269,7 @@
         <w:pStyle w:val="Prrafodelista"/>
         <w:numPr>
           <w:ilvl w:val="0"/>
-          <w:numId w:val="58"/>
+          <w:numId w:val="17"/>
         </w:numPr>
         <w:rPr>
           <w:lang w:val="es-419" w:eastAsia="es-CO"/>
@@ -3287,7 +3287,7 @@
         <w:pStyle w:val="Prrafodelista"/>
         <w:numPr>
           <w:ilvl w:val="0"/>
-          <w:numId w:val="58"/>
+          <w:numId w:val="17"/>
         </w:numPr>
         <w:rPr>
           <w:lang w:val="es-419" w:eastAsia="es-CO"/>
@@ -3305,7 +3305,7 @@
         <w:pStyle w:val="Prrafodelista"/>
         <w:numPr>
           <w:ilvl w:val="0"/>
-          <w:numId w:val="58"/>
+          <w:numId w:val="17"/>
         </w:numPr>
         <w:rPr>
           <w:lang w:val="es-419" w:eastAsia="es-CO"/>
@@ -3315,7 +3315,19 @@
         <w:rPr>
           <w:lang w:val="es-419" w:eastAsia="es-CO"/>
         </w:rPr>
-        <w:t>Instituto Colombiano de Bienestar fFmiliar (ICBF).</w:t>
+        <w:t>Instituto Colombiano de Bienestar F</w:t>
+      </w:r>
+      <w:r>
+        <w:rPr>
+          <w:lang w:val="es-419" w:eastAsia="es-CO"/>
+        </w:rPr>
+        <w:t>a</w:t>
+      </w:r>
+      <w:r>
+        <w:rPr>
+          <w:lang w:val="es-419" w:eastAsia="es-CO"/>
+        </w:rPr>
+        <w:t>miliar (ICBF).</w:t>
       </w:r>
     </w:p>
     <w:p>
@@ -3323,7 +3335,7 @@
         <w:pStyle w:val="Prrafodelista"/>
         <w:numPr>
           <w:ilvl w:val="0"/>
-          <w:numId w:val="58"/>
+          <w:numId w:val="17"/>
         </w:numPr>
         <w:rPr>
           <w:lang w:val="es-419" w:eastAsia="es-CO"/>
@@ -3341,7 +3353,7 @@
         <w:pStyle w:val="Prrafodelista"/>
         <w:numPr>
           <w:ilvl w:val="0"/>
-          <w:numId w:val="58"/>
+          <w:numId w:val="17"/>
         </w:numPr>
         <w:rPr>
           <w:lang w:val="es-419" w:eastAsia="es-CO"/>
@@ -3359,7 +3371,7 @@
         <w:pStyle w:val="Prrafodelista"/>
         <w:numPr>
           <w:ilvl w:val="0"/>
-          <w:numId w:val="58"/>
+          <w:numId w:val="17"/>
         </w:numPr>
         <w:rPr>
           <w:lang w:val="es-419" w:eastAsia="es-CO"/>
@@ -3418,7 +3430,7 @@
         <w:pStyle w:val="Prrafodelista"/>
         <w:numPr>
           <w:ilvl w:val="0"/>
-          <w:numId w:val="59"/>
+          <w:numId w:val="18"/>
         </w:numPr>
         <w:rPr>
           <w:lang w:val="es-419" w:eastAsia="es-CO"/>
@@ -3436,7 +3448,7 @@
         <w:pStyle w:val="Prrafodelista"/>
         <w:numPr>
           <w:ilvl w:val="0"/>
-          <w:numId w:val="59"/>
+          <w:numId w:val="18"/>
         </w:numPr>
         <w:rPr>
           <w:lang w:val="es-419" w:eastAsia="es-CO"/>
@@ -3471,7 +3483,7 @@
         <w:pStyle w:val="Prrafodelista"/>
         <w:numPr>
           <w:ilvl w:val="0"/>
-          <w:numId w:val="60"/>
+          <w:numId w:val="19"/>
         </w:numPr>
         <w:rPr>
           <w:lang w:val="es-419" w:eastAsia="es-CO"/>
@@ -3520,7 +3532,7 @@
         <w:pStyle w:val="Prrafodelista"/>
         <w:numPr>
           <w:ilvl w:val="0"/>
-          <w:numId w:val="60"/>
+          <w:numId w:val="19"/>
         </w:numPr>
         <w:rPr>
           <w:lang w:val="es-419" w:eastAsia="es-CO"/>
@@ -3538,7 +3550,7 @@
         <w:pStyle w:val="Prrafodelista"/>
         <w:numPr>
           <w:ilvl w:val="0"/>
-          <w:numId w:val="60"/>
+          <w:numId w:val="19"/>
         </w:numPr>
         <w:rPr>
           <w:lang w:val="es-419" w:eastAsia="es-CO"/>
@@ -3575,7 +3587,7 @@
         <w:pStyle w:val="Prrafodelista"/>
         <w:numPr>
           <w:ilvl w:val="0"/>
-          <w:numId w:val="61"/>
+          <w:numId w:val="20"/>
         </w:numPr>
         <w:ind w:left="2127"/>
         <w:rPr>
@@ -3594,7 +3606,7 @@
         <w:pStyle w:val="Prrafodelista"/>
         <w:numPr>
           <w:ilvl w:val="0"/>
-          <w:numId w:val="61"/>
+          <w:numId w:val="20"/>
         </w:numPr>
         <w:ind w:left="2127"/>
         <w:rPr>
@@ -3613,7 +3625,7 @@
         <w:pStyle w:val="Prrafodelista"/>
         <w:numPr>
           <w:ilvl w:val="0"/>
-          <w:numId w:val="61"/>
+          <w:numId w:val="20"/>
         </w:numPr>
         <w:ind w:left="2127"/>
         <w:rPr>
@@ -4010,7 +4022,7 @@
         <w:pStyle w:val="Prrafodelista"/>
         <w:numPr>
           <w:ilvl w:val="0"/>
-          <w:numId w:val="62"/>
+          <w:numId w:val="21"/>
         </w:numPr>
         <w:rPr>
           <w:lang w:val="es-419" w:eastAsia="es-CO"/>
@@ -4028,7 +4040,7 @@
         <w:pStyle w:val="Prrafodelista"/>
         <w:numPr>
           <w:ilvl w:val="0"/>
-          <w:numId w:val="62"/>
+          <w:numId w:val="21"/>
         </w:numPr>
         <w:rPr>
           <w:lang w:val="es-419" w:eastAsia="es-CO"/>
@@ -4046,7 +4058,7 @@
         <w:pStyle w:val="Prrafodelista"/>
         <w:numPr>
           <w:ilvl w:val="0"/>
-          <w:numId w:val="62"/>
+          <w:numId w:val="21"/>
         </w:numPr>
         <w:rPr>
           <w:lang w:val="es-419" w:eastAsia="es-CO"/>
@@ -4064,7 +4076,7 @@
         <w:pStyle w:val="Prrafodelista"/>
         <w:numPr>
           <w:ilvl w:val="0"/>
-          <w:numId w:val="62"/>
+          <w:numId w:val="21"/>
         </w:numPr>
         <w:rPr>
           <w:lang w:val="es-419" w:eastAsia="es-CO"/>
@@ -4089,6 +4101,9 @@
     </w:p>
     <w:p>
       <w:pPr>
+        <w:tabs>
+          <w:tab w:val="left" w:pos="567"/>
+        </w:tabs>
         <w:rPr>
           <w:lang w:val="es-419" w:eastAsia="es-CO"/>
         </w:rPr>
@@ -4349,7 +4364,7 @@
         <w:pStyle w:val="Prrafodelista"/>
         <w:numPr>
           <w:ilvl w:val="0"/>
-          <w:numId w:val="63"/>
+          <w:numId w:val="22"/>
         </w:numPr>
         <w:rPr>
           <w:lang w:val="es-419" w:eastAsia="es-CO"/>
@@ -4367,7 +4382,7 @@
         <w:pStyle w:val="Prrafodelista"/>
         <w:numPr>
           <w:ilvl w:val="0"/>
-          <w:numId w:val="63"/>
+          <w:numId w:val="22"/>
         </w:numPr>
         <w:rPr>
           <w:lang w:val="es-419" w:eastAsia="es-CO"/>
@@ -4415,7 +4430,7 @@
         <w:pStyle w:val="Prrafodelista"/>
         <w:numPr>
           <w:ilvl w:val="0"/>
-          <w:numId w:val="64"/>
+          <w:numId w:val="23"/>
         </w:numPr>
         <w:rPr>
           <w:lang w:val="es-419" w:eastAsia="es-CO"/>
@@ -4433,7 +4448,7 @@
         <w:pStyle w:val="Prrafodelista"/>
         <w:numPr>
           <w:ilvl w:val="0"/>
-          <w:numId w:val="64"/>
+          <w:numId w:val="23"/>
         </w:numPr>
         <w:rPr>
           <w:lang w:val="es-419" w:eastAsia="es-CO"/>
@@ -4451,7 +4466,7 @@
         <w:pStyle w:val="Prrafodelista"/>
         <w:numPr>
           <w:ilvl w:val="0"/>
-          <w:numId w:val="64"/>
+          <w:numId w:val="23"/>
         </w:numPr>
         <w:rPr>
           <w:lang w:val="es-419" w:eastAsia="es-CO"/>
@@ -4462,7 +4477,7 @@
           <w:lang w:val="es-419" w:eastAsia="es-CO"/>
         </w:rPr>
         <w:lastRenderedPageBreak/>
-        <w:t>Orientarse a la transformación de los entornos socio-ambientales y a la mejora de la calidad de vida de la población, promoviendo el desarrollo sostenible y la equidad en salud.</w:t>
+        <w:t>Orientarse a la transformación de los entornos socioambientales y a la mejora de la calidad de vida de la población, promoviendo el desarrollo sostenible y la equidad en salud.</w:t>
       </w:r>
     </w:p>
     <w:p>
@@ -4500,7 +4515,7 @@
         <w:pStyle w:val="Prrafodelista"/>
         <w:numPr>
           <w:ilvl w:val="0"/>
-          <w:numId w:val="65"/>
+          <w:numId w:val="24"/>
         </w:numPr>
         <w:rPr>
           <w:lang w:val="es-419" w:eastAsia="es-CO"/>
@@ -4518,7 +4533,7 @@
         <w:pStyle w:val="Prrafodelista"/>
         <w:numPr>
           <w:ilvl w:val="0"/>
-          <w:numId w:val="65"/>
+          <w:numId w:val="24"/>
         </w:numPr>
         <w:rPr>
           <w:lang w:val="es-419" w:eastAsia="es-CO"/>
@@ -4536,7 +4551,7 @@
         <w:pStyle w:val="Prrafodelista"/>
         <w:numPr>
           <w:ilvl w:val="0"/>
-          <w:numId w:val="65"/>
+          <w:numId w:val="24"/>
         </w:numPr>
         <w:rPr>
           <w:lang w:val="es-419" w:eastAsia="es-CO"/>
@@ -4554,7 +4569,7 @@
         <w:pStyle w:val="Prrafodelista"/>
         <w:numPr>
           <w:ilvl w:val="0"/>
-          <w:numId w:val="65"/>
+          <w:numId w:val="24"/>
         </w:numPr>
         <w:rPr>
           <w:lang w:val="es-419" w:eastAsia="es-CO"/>
@@ -4602,7 +4617,7 @@
         <w:pStyle w:val="Prrafodelista"/>
         <w:numPr>
           <w:ilvl w:val="0"/>
-          <w:numId w:val="66"/>
+          <w:numId w:val="25"/>
         </w:numPr>
         <w:rPr>
           <w:lang w:val="es-419" w:eastAsia="es-CO"/>
@@ -4612,7 +4627,7 @@
         <w:rPr>
           <w:lang w:val="es-419" w:eastAsia="es-CO"/>
         </w:rPr>
-        <w:t>La identificación y diseño de acciones específicas para establecer o fortalecer programas dirigidos a la caracterización y seguimiento de las condiciones socio-ambientales y sanitarias de los entornos.</w:t>
+        <w:t>La identificación y diseño de acciones específicas para establecer o fortalecer programas dirigidos a la caracterización y seguimiento de las condiciones socioambientales y sanitarias de los entornos.</w:t>
       </w:r>
     </w:p>
     <w:p>
@@ -4620,7 +4635,7 @@
         <w:pStyle w:val="Prrafodelista"/>
         <w:numPr>
           <w:ilvl w:val="0"/>
-          <w:numId w:val="66"/>
+          <w:numId w:val="25"/>
         </w:numPr>
         <w:rPr>
           <w:lang w:val="es-419" w:eastAsia="es-CO"/>
@@ -4638,7 +4653,7 @@
         <w:pStyle w:val="Prrafodelista"/>
         <w:numPr>
           <w:ilvl w:val="0"/>
-          <w:numId w:val="66"/>
+          <w:numId w:val="25"/>
         </w:numPr>
         <w:rPr>
           <w:lang w:val="es-419" w:eastAsia="es-CO"/>
@@ -4687,7 +4702,7 @@
         <w:pStyle w:val="Prrafodelista"/>
         <w:numPr>
           <w:ilvl w:val="0"/>
-          <w:numId w:val="67"/>
+          <w:numId w:val="26"/>
         </w:numPr>
         <w:rPr>
           <w:lang w:val="es-419" w:eastAsia="es-CO"/>
@@ -4705,7 +4720,7 @@
         <w:pStyle w:val="Prrafodelista"/>
         <w:numPr>
           <w:ilvl w:val="0"/>
-          <w:numId w:val="67"/>
+          <w:numId w:val="26"/>
         </w:numPr>
         <w:rPr>
           <w:lang w:val="es-419" w:eastAsia="es-CO"/>
@@ -4723,7 +4738,7 @@
         <w:pStyle w:val="Prrafodelista"/>
         <w:numPr>
           <w:ilvl w:val="0"/>
-          <w:numId w:val="67"/>
+          <w:numId w:val="26"/>
         </w:numPr>
         <w:rPr>
           <w:lang w:val="es-419" w:eastAsia="es-CO"/>
@@ -4741,7 +4756,7 @@
         <w:pStyle w:val="Prrafodelista"/>
         <w:numPr>
           <w:ilvl w:val="0"/>
-          <w:numId w:val="67"/>
+          <w:numId w:val="26"/>
         </w:numPr>
         <w:rPr>
           <w:lang w:val="es-419" w:eastAsia="es-CO"/>
@@ -4776,7 +4791,7 @@
         <w:pStyle w:val="Prrafodelista"/>
         <w:numPr>
           <w:ilvl w:val="0"/>
-          <w:numId w:val="68"/>
+          <w:numId w:val="27"/>
         </w:numPr>
         <w:rPr>
           <w:lang w:val="es-419" w:eastAsia="es-CO"/>
@@ -4794,7 +4809,7 @@
         <w:pStyle w:val="Prrafodelista"/>
         <w:numPr>
           <w:ilvl w:val="0"/>
-          <w:numId w:val="68"/>
+          <w:numId w:val="27"/>
         </w:numPr>
         <w:rPr>
           <w:lang w:val="es-419" w:eastAsia="es-CO"/>
@@ -4812,7 +4827,7 @@
         <w:pStyle w:val="Prrafodelista"/>
         <w:numPr>
           <w:ilvl w:val="0"/>
-          <w:numId w:val="68"/>
+          <w:numId w:val="27"/>
         </w:numPr>
         <w:rPr>
           <w:lang w:val="es-419" w:eastAsia="es-CO"/>
@@ -4848,7 +4863,7 @@
         <w:pStyle w:val="Prrafodelista"/>
         <w:numPr>
           <w:ilvl w:val="0"/>
-          <w:numId w:val="69"/>
+          <w:numId w:val="28"/>
         </w:numPr>
         <w:rPr>
           <w:lang w:val="es-419" w:eastAsia="es-CO"/>
@@ -4866,7 +4881,7 @@
         <w:pStyle w:val="Prrafodelista"/>
         <w:numPr>
           <w:ilvl w:val="0"/>
-          <w:numId w:val="69"/>
+          <w:numId w:val="28"/>
         </w:numPr>
         <w:rPr>
           <w:lang w:val="es-419" w:eastAsia="es-CO"/>
@@ -4884,7 +4899,7 @@
         <w:pStyle w:val="Prrafodelista"/>
         <w:numPr>
           <w:ilvl w:val="0"/>
-          <w:numId w:val="69"/>
+          <w:numId w:val="28"/>
         </w:numPr>
         <w:rPr>
           <w:lang w:val="es-419" w:eastAsia="es-CO"/>
@@ -4902,7 +4917,7 @@
         <w:pStyle w:val="Prrafodelista"/>
         <w:numPr>
           <w:ilvl w:val="0"/>
-          <w:numId w:val="69"/>
+          <w:numId w:val="28"/>
         </w:numPr>
         <w:rPr>
           <w:lang w:val="es-419" w:eastAsia="es-CO"/>
@@ -4929,7 +4944,7 @@
           <w:bCs/>
           <w:lang w:val="es-419" w:eastAsia="es-CO"/>
         </w:rPr>
-        <w:t>Indicadores para evaluar los programas de caracterización y seguimiento de las condiciones socio-ambientales y sanitarias del entorno</w:t>
+        <w:t>Indicadores para evaluar los programas de caracterización y seguimiento de las condiciones socioambientales y sanitarias del entorno</w:t>
       </w:r>
     </w:p>
     <w:p>
@@ -4937,7 +4952,7 @@
         <w:pStyle w:val="Prrafodelista"/>
         <w:numPr>
           <w:ilvl w:val="0"/>
-          <w:numId w:val="70"/>
+          <w:numId w:val="29"/>
         </w:numPr>
         <w:rPr>
           <w:lang w:val="es-419" w:eastAsia="es-CO"/>
@@ -4955,7 +4970,7 @@
         <w:pStyle w:val="Prrafodelista"/>
         <w:numPr>
           <w:ilvl w:val="0"/>
-          <w:numId w:val="70"/>
+          <w:numId w:val="29"/>
         </w:numPr>
         <w:rPr>
           <w:lang w:val="es-419" w:eastAsia="es-CO"/>
@@ -4965,7 +4980,7 @@
         <w:rPr>
           <w:lang w:val="es-419" w:eastAsia="es-CO"/>
         </w:rPr>
-        <w:t>Número de diagnósticos integrales realizados para evaluar las condiciones socio-ambientales y sanitarias del entorno, incluyendo acceso a servicios básicos, manejo de residuos, condiciones de infraestructura, y factores de riesgo ambiental.</w:t>
+        <w:t>Número de diagnósticos integrales realizados para evaluar las condiciones socioambientales y sanitarias del entorno, incluyendo acceso a servicios básicos, manejo de residuos, condiciones de infraestructura, y factores de riesgo ambiental.</w:t>
       </w:r>
     </w:p>
     <w:p>
@@ -4990,7 +5005,7 @@
           <w:lang w:val="es-419" w:eastAsia="es-CO"/>
         </w:rPr>
         <w:lastRenderedPageBreak/>
-        <w:t>Indicadores para evaluar el desarrollo de acciones integrales intersectoriales para la mejora de las condiciones socio-ambientales y sanitarias del entorno</w:t>
+        <w:t>Indicadores para evaluar el desarrollo de acciones integrales intersectoriales para la mejora de las condiciones socioambientales y sanitarias del entorno</w:t>
       </w:r>
     </w:p>
     <w:p>
@@ -4998,7 +5013,7 @@
         <w:pStyle w:val="Prrafodelista"/>
         <w:numPr>
           <w:ilvl w:val="0"/>
-          <w:numId w:val="71"/>
+          <w:numId w:val="30"/>
         </w:numPr>
         <w:rPr>
           <w:lang w:val="es-419" w:eastAsia="es-CO"/>
@@ -5016,7 +5031,7 @@
         <w:pStyle w:val="Prrafodelista"/>
         <w:numPr>
           <w:ilvl w:val="0"/>
-          <w:numId w:val="71"/>
+          <w:numId w:val="30"/>
         </w:numPr>
         <w:rPr>
           <w:lang w:val="es-419" w:eastAsia="es-CO"/>
@@ -5034,7 +5049,7 @@
         <w:pStyle w:val="Prrafodelista"/>
         <w:numPr>
           <w:ilvl w:val="0"/>
-          <w:numId w:val="71"/>
+          <w:numId w:val="30"/>
         </w:numPr>
         <w:rPr>
           <w:lang w:val="es-419" w:eastAsia="es-CO"/>
@@ -5052,7 +5067,7 @@
         <w:pStyle w:val="Prrafodelista"/>
         <w:numPr>
           <w:ilvl w:val="0"/>
-          <w:numId w:val="71"/>
+          <w:numId w:val="30"/>
         </w:numPr>
         <w:rPr>
           <w:lang w:val="es-419" w:eastAsia="es-CO"/>
@@ -5070,7 +5085,7 @@
         <w:pStyle w:val="Prrafodelista"/>
         <w:numPr>
           <w:ilvl w:val="0"/>
-          <w:numId w:val="71"/>
+          <w:numId w:val="30"/>
         </w:numPr>
         <w:rPr>
           <w:lang w:val="es-419" w:eastAsia="es-CO"/>
@@ -5142,7 +5157,7 @@
         <w:rPr>
           <w:lang w:val="es-419" w:eastAsia="es-CO"/>
         </w:rPr>
-        <w:t>La Organización Mundial de la Salud (OMS) y la Organización Panamericana de la Salud (OPS) (2009) establecieron que para una adecuada gestión de las condiciones socio-ambientales y sanitarias en cada uno de los subprogramas de la Estrategia de Entornos Saludables (EES), es fundamental contar con un proceso sistemático de caracterización y seguimiento, por ello, se recomienda que los programas de caracterización y monitoreo incluyan, al menos, los siguientes componentes fundamentales:</w:t>
+        <w:t>La Organización Mundial de la Salud (OMS) y la Organización Panamericana de la Salud (OPS) (2009) establecieron que para una adecuada gestión de las condiciones socioambientales y sanitarias en cada uno de los subprogramas de la Estrategia de Entornos Saludables (EES), es fundamental contar con un proceso sistemático de caracterización y seguimiento, por ello, se recomienda que los programas de caracterización y monitoreo incluyan, al menos, los siguientes componentes fundamentales:</w:t>
       </w:r>
     </w:p>
     <w:p>
@@ -5439,7 +5454,7 @@
         <w:pStyle w:val="Prrafodelista"/>
         <w:numPr>
           <w:ilvl w:val="0"/>
-          <w:numId w:val="72"/>
+          <w:numId w:val="31"/>
         </w:numPr>
         <w:rPr>
           <w:lang w:val="es-419" w:eastAsia="es-CO"/>
@@ -5457,7 +5472,7 @@
         <w:pStyle w:val="Prrafodelista"/>
         <w:numPr>
           <w:ilvl w:val="0"/>
-          <w:numId w:val="72"/>
+          <w:numId w:val="31"/>
         </w:numPr>
         <w:rPr>
           <w:lang w:val="es-419" w:eastAsia="es-CO"/>
@@ -5475,7 +5490,7 @@
         <w:pStyle w:val="Prrafodelista"/>
         <w:numPr>
           <w:ilvl w:val="0"/>
-          <w:numId w:val="72"/>
+          <w:numId w:val="31"/>
         </w:numPr>
         <w:rPr>
           <w:lang w:val="es-419" w:eastAsia="es-CO"/>
@@ -5494,7 +5509,7 @@
         <w:pStyle w:val="Prrafodelista"/>
         <w:numPr>
           <w:ilvl w:val="0"/>
-          <w:numId w:val="72"/>
+          <w:numId w:val="31"/>
         </w:numPr>
         <w:rPr>
           <w:lang w:val="es-419" w:eastAsia="es-CO"/>
@@ -5512,7 +5527,7 @@
         <w:pStyle w:val="Prrafodelista"/>
         <w:numPr>
           <w:ilvl w:val="0"/>
-          <w:numId w:val="72"/>
+          <w:numId w:val="31"/>
         </w:numPr>
         <w:rPr>
           <w:lang w:val="es-419" w:eastAsia="es-CO"/>
@@ -5530,7 +5545,7 @@
         <w:pStyle w:val="Prrafodelista"/>
         <w:numPr>
           <w:ilvl w:val="0"/>
-          <w:numId w:val="72"/>
+          <w:numId w:val="31"/>
         </w:numPr>
         <w:rPr>
           <w:lang w:val="es-419" w:eastAsia="es-CO"/>
@@ -5649,7 +5664,7 @@
         <w:pStyle w:val="Prrafodelista"/>
         <w:numPr>
           <w:ilvl w:val="0"/>
-          <w:numId w:val="73"/>
+          <w:numId w:val="32"/>
         </w:numPr>
         <w:rPr>
           <w:b/>
@@ -5671,7 +5686,7 @@
         <w:pStyle w:val="Prrafodelista"/>
         <w:numPr>
           <w:ilvl w:val="1"/>
-          <w:numId w:val="73"/>
+          <w:numId w:val="32"/>
         </w:numPr>
         <w:ind w:left="1701"/>
         <w:rPr>
@@ -5690,7 +5705,7 @@
         <w:pStyle w:val="Prrafodelista"/>
         <w:numPr>
           <w:ilvl w:val="1"/>
-          <w:numId w:val="73"/>
+          <w:numId w:val="32"/>
         </w:numPr>
         <w:ind w:left="1701"/>
         <w:rPr>
@@ -5709,7 +5724,7 @@
         <w:pStyle w:val="Prrafodelista"/>
         <w:numPr>
           <w:ilvl w:val="1"/>
-          <w:numId w:val="73"/>
+          <w:numId w:val="32"/>
         </w:numPr>
         <w:ind w:left="1701"/>
         <w:rPr>
@@ -5728,7 +5743,7 @@
         <w:pStyle w:val="Prrafodelista"/>
         <w:numPr>
           <w:ilvl w:val="1"/>
-          <w:numId w:val="73"/>
+          <w:numId w:val="32"/>
         </w:numPr>
         <w:ind w:left="1701"/>
         <w:rPr>
@@ -5747,7 +5762,7 @@
         <w:pStyle w:val="Prrafodelista"/>
         <w:numPr>
           <w:ilvl w:val="0"/>
-          <w:numId w:val="73"/>
+          <w:numId w:val="32"/>
         </w:numPr>
         <w:rPr>
           <w:b/>
@@ -5769,7 +5784,7 @@
         <w:pStyle w:val="Prrafodelista"/>
         <w:numPr>
           <w:ilvl w:val="0"/>
-          <w:numId w:val="74"/>
+          <w:numId w:val="33"/>
         </w:numPr>
         <w:rPr>
           <w:lang w:val="es-419" w:eastAsia="es-CO"/>
@@ -5787,7 +5802,7 @@
         <w:pStyle w:val="Prrafodelista"/>
         <w:numPr>
           <w:ilvl w:val="0"/>
-          <w:numId w:val="74"/>
+          <w:numId w:val="33"/>
         </w:numPr>
         <w:rPr>
           <w:lang w:val="es-419" w:eastAsia="es-CO"/>
@@ -5805,7 +5820,7 @@
         <w:pStyle w:val="Prrafodelista"/>
         <w:numPr>
           <w:ilvl w:val="0"/>
-          <w:numId w:val="74"/>
+          <w:numId w:val="33"/>
         </w:numPr>
         <w:rPr>
           <w:lang w:val="es-419" w:eastAsia="es-CO"/>
@@ -5836,7 +5851,7 @@
         <w:pStyle w:val="Prrafodelista"/>
         <w:numPr>
           <w:ilvl w:val="0"/>
-          <w:numId w:val="75"/>
+          <w:numId w:val="34"/>
         </w:numPr>
         <w:rPr>
           <w:lang w:val="es-419" w:eastAsia="es-CO"/>
@@ -5854,7 +5869,7 @@
         <w:pStyle w:val="Prrafodelista"/>
         <w:numPr>
           <w:ilvl w:val="0"/>
-          <w:numId w:val="75"/>
+          <w:numId w:val="34"/>
         </w:numPr>
         <w:rPr>
           <w:lang w:val="es-419" w:eastAsia="es-CO"/>
@@ -5873,7 +5888,7 @@
         <w:pStyle w:val="Prrafodelista"/>
         <w:numPr>
           <w:ilvl w:val="0"/>
-          <w:numId w:val="75"/>
+          <w:numId w:val="34"/>
         </w:numPr>
         <w:rPr>
           <w:lang w:val="es-419" w:eastAsia="es-CO"/>
@@ -5951,7 +5966,7 @@
         <w:rPr>
           <w:lang w:val="es-419" w:eastAsia="es-CO"/>
         </w:rPr>
-        <w:t xml:space="preserve"> es una herramienta diseñada para realizar un auto-diagnóstico participativo del entorno escolar, según los componentes y líneas de acción definidas en los lineamientos nacionales para la aplicación y desarrollo de las estrategias de entornos saludables (2006). Su objetivo es orientar a las instituciones educativas en la identificación de desafíos y oportunidades de mejora, a fin de avanzar hacia la consolidación de escuelas más seguras, inclusivas y saludables.</w:t>
+        <w:t xml:space="preserve"> es una herramienta diseñada para realizar un autodiagnóstico participativo del entorno escolar, según los componentes y líneas de acción definidas en los lineamientos nacionales para la aplicación y desarrollo de las estrategias de entornos saludables (2006). Su objetivo es orientar a las instituciones educativas en la identificación de desafíos y oportunidades de mejora, a fin de avanzar hacia la consolidación de escuelas más seguras, inclusivas y saludables.</w:t>
       </w:r>
     </w:p>
     <w:p>
@@ -5972,7 +5987,7 @@
         <w:pStyle w:val="Prrafodelista"/>
         <w:numPr>
           <w:ilvl w:val="0"/>
-          <w:numId w:val="76"/>
+          <w:numId w:val="35"/>
         </w:numPr>
         <w:rPr>
           <w:b/>
@@ -5994,7 +6009,7 @@
         <w:pStyle w:val="Prrafodelista"/>
         <w:numPr>
           <w:ilvl w:val="0"/>
-          <w:numId w:val="77"/>
+          <w:numId w:val="36"/>
         </w:numPr>
         <w:rPr>
           <w:lang w:val="es-419" w:eastAsia="es-CO"/>
@@ -6012,7 +6027,7 @@
         <w:pStyle w:val="Prrafodelista"/>
         <w:numPr>
           <w:ilvl w:val="0"/>
-          <w:numId w:val="77"/>
+          <w:numId w:val="36"/>
         </w:numPr>
         <w:rPr>
           <w:lang w:val="es-419" w:eastAsia="es-CO"/>
@@ -6030,7 +6045,7 @@
         <w:pStyle w:val="Prrafodelista"/>
         <w:numPr>
           <w:ilvl w:val="0"/>
-          <w:numId w:val="77"/>
+          <w:numId w:val="36"/>
         </w:numPr>
         <w:rPr>
           <w:lang w:val="es-419" w:eastAsia="es-CO"/>
@@ -6048,7 +6063,7 @@
         <w:pStyle w:val="Prrafodelista"/>
         <w:numPr>
           <w:ilvl w:val="0"/>
-          <w:numId w:val="76"/>
+          <w:numId w:val="35"/>
         </w:numPr>
         <w:rPr>
           <w:b/>
@@ -6071,7 +6086,7 @@
         <w:pStyle w:val="Prrafodelista"/>
         <w:numPr>
           <w:ilvl w:val="0"/>
-          <w:numId w:val="78"/>
+          <w:numId w:val="37"/>
         </w:numPr>
         <w:rPr>
           <w:lang w:val="es-419" w:eastAsia="es-CO"/>
@@ -6089,7 +6104,7 @@
         <w:pStyle w:val="Prrafodelista"/>
         <w:numPr>
           <w:ilvl w:val="0"/>
-          <w:numId w:val="78"/>
+          <w:numId w:val="37"/>
         </w:numPr>
         <w:rPr>
           <w:lang w:val="es-419" w:eastAsia="es-CO"/>
@@ -6107,7 +6122,7 @@
         <w:pStyle w:val="Prrafodelista"/>
         <w:numPr>
           <w:ilvl w:val="0"/>
-          <w:numId w:val="78"/>
+          <w:numId w:val="37"/>
         </w:numPr>
         <w:rPr>
           <w:lang w:val="es-419" w:eastAsia="es-CO"/>
@@ -6125,7 +6140,7 @@
         <w:pStyle w:val="Prrafodelista"/>
         <w:numPr>
           <w:ilvl w:val="0"/>
-          <w:numId w:val="78"/>
+          <w:numId w:val="37"/>
         </w:numPr>
         <w:rPr>
           <w:lang w:val="es-419" w:eastAsia="es-CO"/>
@@ -6489,9 +6504,24 @@
                 <w:rPr>
                   <w:rStyle w:val="Hipervnculo"/>
                 </w:rPr>
-                <w:t>http://www.scielo.org.co/scielo.php?script=sci_arttext&amp;pid=S0124-00642012000500002</w:t>
+                <w:t>http://www.scielo.org.co/scielo.php?script=sci_art</w:t>
+              </w:r>
+              <w:r>
+                <w:rPr>
+                  <w:rStyle w:val="Hipervnculo"/>
+                </w:rPr>
+                <w:t>text&amp;pid=S0124-00642012000500002</w:t>
               </w:r>
             </w:hyperlink>
+            <w:r>
+              <w:t xml:space="preserve"> </w:t>
+            </w:r>
+            <w:r>
+              <w:t xml:space="preserve"> </w:t>
+            </w:r>
+            <w:r>
+              <w:t xml:space="preserve"> </w:t>
+            </w:r>
             <w:r>
               <w:t xml:space="preserve"> </w:t>
             </w:r>
@@ -6598,7 +6628,7 @@
         <w:rPr>
           <w:bCs/>
         </w:rPr>
-        <w:t xml:space="preserve"> proceso de diagnóstico integral de las condiciones socio - ambientales, educativas y sanitarias de un entorno, vivienda o escuela.</w:t>
+        <w:t xml:space="preserve"> proceso de diagnóstico integral de las condiciones socioambientales, educativas y sanitarias de un entorno, vivienda o escuela.</w:t>
       </w:r>
     </w:p>
     <w:p>
@@ -6845,7 +6875,7 @@
         <w:rPr>
           <w:bCs/>
         </w:rPr>
-        <w:t xml:space="preserve"> monitoreo constante de las condiciones socio - ambientales y sanitarias, para prevenir y responder a riesgos en los entornos escolares y comunitarios.</w:t>
+        <w:t xml:space="preserve"> monitoreo constante de las condiciones socioambientales y sanitarias, para prevenir y responder a riesgos en los entornos escolares y comunitarios.</w:t>
       </w:r>
     </w:p>
     <w:p>
@@ -8128,345 +8158,6 @@
     </w:lvl>
   </w:abstractNum>
   <w:abstractNum w:abstractNumId="3" w15:restartNumberingAfterBreak="0">
-    <w:nsid w:val="07F314AB"/>
-    <w:multiLevelType w:val="hybridMultilevel"/>
-    <w:tmpl w:val="2A929586"/>
-    <w:lvl w:ilvl="0" w:tplc="240A0003">
-      <w:start w:val="1"/>
-      <w:numFmt w:val="bullet"/>
-      <w:lvlText w:val="o"/>
-      <w:lvlJc w:val="left"/>
-      <w:pPr>
-        <w:ind w:left="2844" w:hanging="360"/>
-      </w:pPr>
-      <w:rPr>
-        <w:rFonts w:ascii="Courier New" w:hAnsi="Courier New" w:cs="Courier New" w:hint="default"/>
-      </w:rPr>
-    </w:lvl>
-    <w:lvl w:ilvl="1" w:tplc="080A0003" w:tentative="1">
-      <w:start w:val="1"/>
-      <w:numFmt w:val="bullet"/>
-      <w:lvlText w:val="o"/>
-      <w:lvlJc w:val="left"/>
-      <w:pPr>
-        <w:ind w:left="3564" w:hanging="360"/>
-      </w:pPr>
-      <w:rPr>
-        <w:rFonts w:ascii="Courier New" w:hAnsi="Courier New" w:cs="Courier New" w:hint="default"/>
-      </w:rPr>
-    </w:lvl>
-    <w:lvl w:ilvl="2" w:tplc="080A0005" w:tentative="1">
-      <w:start w:val="1"/>
-      <w:numFmt w:val="bullet"/>
-      <w:lvlText w:val=""/>
-      <w:lvlJc w:val="left"/>
-      <w:pPr>
-        <w:ind w:left="4284" w:hanging="360"/>
-      </w:pPr>
-      <w:rPr>
-        <w:rFonts w:ascii="Wingdings" w:hAnsi="Wingdings" w:hint="default"/>
-      </w:rPr>
-    </w:lvl>
-    <w:lvl w:ilvl="3" w:tplc="080A0001" w:tentative="1">
-      <w:start w:val="1"/>
-      <w:numFmt w:val="bullet"/>
-      <w:lvlText w:val=""/>
-      <w:lvlJc w:val="left"/>
-      <w:pPr>
-        <w:ind w:left="5004" w:hanging="360"/>
-      </w:pPr>
-      <w:rPr>
-        <w:rFonts w:ascii="Symbol" w:hAnsi="Symbol" w:hint="default"/>
-      </w:rPr>
-    </w:lvl>
-    <w:lvl w:ilvl="4" w:tplc="080A0003" w:tentative="1">
-      <w:start w:val="1"/>
-      <w:numFmt w:val="bullet"/>
-      <w:lvlText w:val="o"/>
-      <w:lvlJc w:val="left"/>
-      <w:pPr>
-        <w:ind w:left="5724" w:hanging="360"/>
-      </w:pPr>
-      <w:rPr>
-        <w:rFonts w:ascii="Courier New" w:hAnsi="Courier New" w:cs="Courier New" w:hint="default"/>
-      </w:rPr>
-    </w:lvl>
-    <w:lvl w:ilvl="5" w:tplc="080A0005" w:tentative="1">
-      <w:start w:val="1"/>
-      <w:numFmt w:val="bullet"/>
-      <w:lvlText w:val=""/>
-      <w:lvlJc w:val="left"/>
-      <w:pPr>
-        <w:ind w:left="6444" w:hanging="360"/>
-      </w:pPr>
-      <w:rPr>
-        <w:rFonts w:ascii="Wingdings" w:hAnsi="Wingdings" w:hint="default"/>
-      </w:rPr>
-    </w:lvl>
-    <w:lvl w:ilvl="6" w:tplc="080A0001" w:tentative="1">
-      <w:start w:val="1"/>
-      <w:numFmt w:val="bullet"/>
-      <w:lvlText w:val=""/>
-      <w:lvlJc w:val="left"/>
-      <w:pPr>
-        <w:ind w:left="7164" w:hanging="360"/>
-      </w:pPr>
-      <w:rPr>
-        <w:rFonts w:ascii="Symbol" w:hAnsi="Symbol" w:hint="default"/>
-      </w:rPr>
-    </w:lvl>
-    <w:lvl w:ilvl="7" w:tplc="080A0003" w:tentative="1">
-      <w:start w:val="1"/>
-      <w:numFmt w:val="bullet"/>
-      <w:lvlText w:val="o"/>
-      <w:lvlJc w:val="left"/>
-      <w:pPr>
-        <w:ind w:left="7884" w:hanging="360"/>
-      </w:pPr>
-      <w:rPr>
-        <w:rFonts w:ascii="Courier New" w:hAnsi="Courier New" w:cs="Courier New" w:hint="default"/>
-      </w:rPr>
-    </w:lvl>
-    <w:lvl w:ilvl="8" w:tplc="080A0005" w:tentative="1">
-      <w:start w:val="1"/>
-      <w:numFmt w:val="bullet"/>
-      <w:lvlText w:val=""/>
-      <w:lvlJc w:val="left"/>
-      <w:pPr>
-        <w:ind w:left="8604" w:hanging="360"/>
-      </w:pPr>
-      <w:rPr>
-        <w:rFonts w:ascii="Wingdings" w:hAnsi="Wingdings" w:hint="default"/>
-      </w:rPr>
-    </w:lvl>
-  </w:abstractNum>
-  <w:abstractNum w:abstractNumId="4" w15:restartNumberingAfterBreak="0">
-    <w:nsid w:val="08A725AF"/>
-    <w:multiLevelType w:val="hybridMultilevel"/>
-    <w:tmpl w:val="B7B4EABA"/>
-    <w:lvl w:ilvl="0" w:tplc="080A0001">
-      <w:start w:val="1"/>
-      <w:numFmt w:val="bullet"/>
-      <w:lvlText w:val=""/>
-      <w:lvlJc w:val="left"/>
-      <w:pPr>
-        <w:ind w:left="1429" w:hanging="360"/>
-      </w:pPr>
-      <w:rPr>
-        <w:rFonts w:ascii="Symbol" w:hAnsi="Symbol" w:hint="default"/>
-      </w:rPr>
-    </w:lvl>
-    <w:lvl w:ilvl="1" w:tplc="080A0003" w:tentative="1">
-      <w:start w:val="1"/>
-      <w:numFmt w:val="bullet"/>
-      <w:lvlText w:val="o"/>
-      <w:lvlJc w:val="left"/>
-      <w:pPr>
-        <w:ind w:left="2149" w:hanging="360"/>
-      </w:pPr>
-      <w:rPr>
-        <w:rFonts w:ascii="Courier New" w:hAnsi="Courier New" w:cs="Courier New" w:hint="default"/>
-      </w:rPr>
-    </w:lvl>
-    <w:lvl w:ilvl="2" w:tplc="080A0005" w:tentative="1">
-      <w:start w:val="1"/>
-      <w:numFmt w:val="bullet"/>
-      <w:lvlText w:val=""/>
-      <w:lvlJc w:val="left"/>
-      <w:pPr>
-        <w:ind w:left="2869" w:hanging="360"/>
-      </w:pPr>
-      <w:rPr>
-        <w:rFonts w:ascii="Wingdings" w:hAnsi="Wingdings" w:hint="default"/>
-      </w:rPr>
-    </w:lvl>
-    <w:lvl w:ilvl="3" w:tplc="080A0001" w:tentative="1">
-      <w:start w:val="1"/>
-      <w:numFmt w:val="bullet"/>
-      <w:lvlText w:val=""/>
-      <w:lvlJc w:val="left"/>
-      <w:pPr>
-        <w:ind w:left="3589" w:hanging="360"/>
-      </w:pPr>
-      <w:rPr>
-        <w:rFonts w:ascii="Symbol" w:hAnsi="Symbol" w:hint="default"/>
-      </w:rPr>
-    </w:lvl>
-    <w:lvl w:ilvl="4" w:tplc="080A0003" w:tentative="1">
-      <w:start w:val="1"/>
-      <w:numFmt w:val="bullet"/>
-      <w:lvlText w:val="o"/>
-      <w:lvlJc w:val="left"/>
-      <w:pPr>
-        <w:ind w:left="4309" w:hanging="360"/>
-      </w:pPr>
-      <w:rPr>
-        <w:rFonts w:ascii="Courier New" w:hAnsi="Courier New" w:cs="Courier New" w:hint="default"/>
-      </w:rPr>
-    </w:lvl>
-    <w:lvl w:ilvl="5" w:tplc="080A0005" w:tentative="1">
-      <w:start w:val="1"/>
-      <w:numFmt w:val="bullet"/>
-      <w:lvlText w:val=""/>
-      <w:lvlJc w:val="left"/>
-      <w:pPr>
-        <w:ind w:left="5029" w:hanging="360"/>
-      </w:pPr>
-      <w:rPr>
-        <w:rFonts w:ascii="Wingdings" w:hAnsi="Wingdings" w:hint="default"/>
-      </w:rPr>
-    </w:lvl>
-    <w:lvl w:ilvl="6" w:tplc="080A0001" w:tentative="1">
-      <w:start w:val="1"/>
-      <w:numFmt w:val="bullet"/>
-      <w:lvlText w:val=""/>
-      <w:lvlJc w:val="left"/>
-      <w:pPr>
-        <w:ind w:left="5749" w:hanging="360"/>
-      </w:pPr>
-      <w:rPr>
-        <w:rFonts w:ascii="Symbol" w:hAnsi="Symbol" w:hint="default"/>
-      </w:rPr>
-    </w:lvl>
-    <w:lvl w:ilvl="7" w:tplc="080A0003" w:tentative="1">
-      <w:start w:val="1"/>
-      <w:numFmt w:val="bullet"/>
-      <w:lvlText w:val="o"/>
-      <w:lvlJc w:val="left"/>
-      <w:pPr>
-        <w:ind w:left="6469" w:hanging="360"/>
-      </w:pPr>
-      <w:rPr>
-        <w:rFonts w:ascii="Courier New" w:hAnsi="Courier New" w:cs="Courier New" w:hint="default"/>
-      </w:rPr>
-    </w:lvl>
-    <w:lvl w:ilvl="8" w:tplc="080A0005" w:tentative="1">
-      <w:start w:val="1"/>
-      <w:numFmt w:val="bullet"/>
-      <w:lvlText w:val=""/>
-      <w:lvlJc w:val="left"/>
-      <w:pPr>
-        <w:ind w:left="7189" w:hanging="360"/>
-      </w:pPr>
-      <w:rPr>
-        <w:rFonts w:ascii="Wingdings" w:hAnsi="Wingdings" w:hint="default"/>
-      </w:rPr>
-    </w:lvl>
-  </w:abstractNum>
-  <w:abstractNum w:abstractNumId="5" w15:restartNumberingAfterBreak="0">
-    <w:nsid w:val="0A7B3B6A"/>
-    <w:multiLevelType w:val="hybridMultilevel"/>
-    <w:tmpl w:val="0CE03ABE"/>
-    <w:lvl w:ilvl="0" w:tplc="080A0001">
-      <w:start w:val="1"/>
-      <w:numFmt w:val="bullet"/>
-      <w:lvlText w:val=""/>
-      <w:lvlJc w:val="left"/>
-      <w:pPr>
-        <w:ind w:left="1429" w:hanging="360"/>
-      </w:pPr>
-      <w:rPr>
-        <w:rFonts w:ascii="Symbol" w:hAnsi="Symbol" w:hint="default"/>
-      </w:rPr>
-    </w:lvl>
-    <w:lvl w:ilvl="1" w:tplc="080A0003" w:tentative="1">
-      <w:start w:val="1"/>
-      <w:numFmt w:val="bullet"/>
-      <w:lvlText w:val="o"/>
-      <w:lvlJc w:val="left"/>
-      <w:pPr>
-        <w:ind w:left="2149" w:hanging="360"/>
-      </w:pPr>
-      <w:rPr>
-        <w:rFonts w:ascii="Courier New" w:hAnsi="Courier New" w:cs="Courier New" w:hint="default"/>
-      </w:rPr>
-    </w:lvl>
-    <w:lvl w:ilvl="2" w:tplc="080A0005" w:tentative="1">
-      <w:start w:val="1"/>
-      <w:numFmt w:val="bullet"/>
-      <w:lvlText w:val=""/>
-      <w:lvlJc w:val="left"/>
-      <w:pPr>
-        <w:ind w:left="2869" w:hanging="360"/>
-      </w:pPr>
-      <w:rPr>
-        <w:rFonts w:ascii="Wingdings" w:hAnsi="Wingdings" w:hint="default"/>
-      </w:rPr>
-    </w:lvl>
-    <w:lvl w:ilvl="3" w:tplc="080A0001" w:tentative="1">
-      <w:start w:val="1"/>
-      <w:numFmt w:val="bullet"/>
-      <w:lvlText w:val=""/>
-      <w:lvlJc w:val="left"/>
-      <w:pPr>
-        <w:ind w:left="3589" w:hanging="360"/>
-      </w:pPr>
-      <w:rPr>
-        <w:rFonts w:ascii="Symbol" w:hAnsi="Symbol" w:hint="default"/>
-      </w:rPr>
-    </w:lvl>
-    <w:lvl w:ilvl="4" w:tplc="080A0003" w:tentative="1">
-      <w:start w:val="1"/>
-      <w:numFmt w:val="bullet"/>
-      <w:lvlText w:val="o"/>
-      <w:lvlJc w:val="left"/>
-      <w:pPr>
-        <w:ind w:left="4309" w:hanging="360"/>
-      </w:pPr>
-      <w:rPr>
-        <w:rFonts w:ascii="Courier New" w:hAnsi="Courier New" w:cs="Courier New" w:hint="default"/>
-      </w:rPr>
-    </w:lvl>
-    <w:lvl w:ilvl="5" w:tplc="080A0005" w:tentative="1">
-      <w:start w:val="1"/>
-      <w:numFmt w:val="bullet"/>
-      <w:lvlText w:val=""/>
-      <w:lvlJc w:val="left"/>
-      <w:pPr>
-        <w:ind w:left="5029" w:hanging="360"/>
-      </w:pPr>
-      <w:rPr>
-        <w:rFonts w:ascii="Wingdings" w:hAnsi="Wingdings" w:hint="default"/>
-      </w:rPr>
-    </w:lvl>
-    <w:lvl w:ilvl="6" w:tplc="080A0001" w:tentative="1">
-      <w:start w:val="1"/>
-      <w:numFmt w:val="bullet"/>
-      <w:lvlText w:val=""/>
-      <w:lvlJc w:val="left"/>
-      <w:pPr>
-        <w:ind w:left="5749" w:hanging="360"/>
-      </w:pPr>
-      <w:rPr>
-        <w:rFonts w:ascii="Symbol" w:hAnsi="Symbol" w:hint="default"/>
-      </w:rPr>
-    </w:lvl>
-    <w:lvl w:ilvl="7" w:tplc="080A0003" w:tentative="1">
-      <w:start w:val="1"/>
-      <w:numFmt w:val="bullet"/>
-      <w:lvlText w:val="o"/>
-      <w:lvlJc w:val="left"/>
-      <w:pPr>
-        <w:ind w:left="6469" w:hanging="360"/>
-      </w:pPr>
-      <w:rPr>
-        <w:rFonts w:ascii="Courier New" w:hAnsi="Courier New" w:cs="Courier New" w:hint="default"/>
-      </w:rPr>
-    </w:lvl>
-    <w:lvl w:ilvl="8" w:tplc="080A0005" w:tentative="1">
-      <w:start w:val="1"/>
-      <w:numFmt w:val="bullet"/>
-      <w:lvlText w:val=""/>
-      <w:lvlJc w:val="left"/>
-      <w:pPr>
-        <w:ind w:left="7189" w:hanging="360"/>
-      </w:pPr>
-      <w:rPr>
-        <w:rFonts w:ascii="Wingdings" w:hAnsi="Wingdings" w:hint="default"/>
-      </w:rPr>
-    </w:lvl>
-  </w:abstractNum>
-  <w:abstractNum w:abstractNumId="6" w15:restartNumberingAfterBreak="0">
     <w:nsid w:val="0A8E2B38"/>
     <w:multiLevelType w:val="hybridMultilevel"/>
     <w:tmpl w:val="07A46E54"/>
@@ -8579,412 +8270,7 @@
       </w:rPr>
     </w:lvl>
   </w:abstractNum>
-  <w:abstractNum w:abstractNumId="7" w15:restartNumberingAfterBreak="0">
-    <w:nsid w:val="0B5A258F"/>
-    <w:multiLevelType w:val="hybridMultilevel"/>
-    <w:tmpl w:val="3F3A12C4"/>
-    <w:lvl w:ilvl="0" w:tplc="240A0003">
-      <w:start w:val="1"/>
-      <w:numFmt w:val="bullet"/>
-      <w:lvlText w:val="o"/>
-      <w:lvlJc w:val="left"/>
-      <w:pPr>
-        <w:ind w:left="2844" w:hanging="360"/>
-      </w:pPr>
-      <w:rPr>
-        <w:rFonts w:ascii="Courier New" w:hAnsi="Courier New" w:cs="Courier New" w:hint="default"/>
-      </w:rPr>
-    </w:lvl>
-    <w:lvl w:ilvl="1" w:tplc="080A0003" w:tentative="1">
-      <w:start w:val="1"/>
-      <w:numFmt w:val="bullet"/>
-      <w:lvlText w:val="o"/>
-      <w:lvlJc w:val="left"/>
-      <w:pPr>
-        <w:ind w:left="3564" w:hanging="360"/>
-      </w:pPr>
-      <w:rPr>
-        <w:rFonts w:ascii="Courier New" w:hAnsi="Courier New" w:cs="Courier New" w:hint="default"/>
-      </w:rPr>
-    </w:lvl>
-    <w:lvl w:ilvl="2" w:tplc="080A0005" w:tentative="1">
-      <w:start w:val="1"/>
-      <w:numFmt w:val="bullet"/>
-      <w:lvlText w:val=""/>
-      <w:lvlJc w:val="left"/>
-      <w:pPr>
-        <w:ind w:left="4284" w:hanging="360"/>
-      </w:pPr>
-      <w:rPr>
-        <w:rFonts w:ascii="Wingdings" w:hAnsi="Wingdings" w:hint="default"/>
-      </w:rPr>
-    </w:lvl>
-    <w:lvl w:ilvl="3" w:tplc="080A0001" w:tentative="1">
-      <w:start w:val="1"/>
-      <w:numFmt w:val="bullet"/>
-      <w:lvlText w:val=""/>
-      <w:lvlJc w:val="left"/>
-      <w:pPr>
-        <w:ind w:left="5004" w:hanging="360"/>
-      </w:pPr>
-      <w:rPr>
-        <w:rFonts w:ascii="Symbol" w:hAnsi="Symbol" w:hint="default"/>
-      </w:rPr>
-    </w:lvl>
-    <w:lvl w:ilvl="4" w:tplc="080A0003" w:tentative="1">
-      <w:start w:val="1"/>
-      <w:numFmt w:val="bullet"/>
-      <w:lvlText w:val="o"/>
-      <w:lvlJc w:val="left"/>
-      <w:pPr>
-        <w:ind w:left="5724" w:hanging="360"/>
-      </w:pPr>
-      <w:rPr>
-        <w:rFonts w:ascii="Courier New" w:hAnsi="Courier New" w:cs="Courier New" w:hint="default"/>
-      </w:rPr>
-    </w:lvl>
-    <w:lvl w:ilvl="5" w:tplc="080A0005" w:tentative="1">
-      <w:start w:val="1"/>
-      <w:numFmt w:val="bullet"/>
-      <w:lvlText w:val=""/>
-      <w:lvlJc w:val="left"/>
-      <w:pPr>
-        <w:ind w:left="6444" w:hanging="360"/>
-      </w:pPr>
-      <w:rPr>
-        <w:rFonts w:ascii="Wingdings" w:hAnsi="Wingdings" w:hint="default"/>
-      </w:rPr>
-    </w:lvl>
-    <w:lvl w:ilvl="6" w:tplc="080A0001" w:tentative="1">
-      <w:start w:val="1"/>
-      <w:numFmt w:val="bullet"/>
-      <w:lvlText w:val=""/>
-      <w:lvlJc w:val="left"/>
-      <w:pPr>
-        <w:ind w:left="7164" w:hanging="360"/>
-      </w:pPr>
-      <w:rPr>
-        <w:rFonts w:ascii="Symbol" w:hAnsi="Symbol" w:hint="default"/>
-      </w:rPr>
-    </w:lvl>
-    <w:lvl w:ilvl="7" w:tplc="080A0003" w:tentative="1">
-      <w:start w:val="1"/>
-      <w:numFmt w:val="bullet"/>
-      <w:lvlText w:val="o"/>
-      <w:lvlJc w:val="left"/>
-      <w:pPr>
-        <w:ind w:left="7884" w:hanging="360"/>
-      </w:pPr>
-      <w:rPr>
-        <w:rFonts w:ascii="Courier New" w:hAnsi="Courier New" w:cs="Courier New" w:hint="default"/>
-      </w:rPr>
-    </w:lvl>
-    <w:lvl w:ilvl="8" w:tplc="080A0005" w:tentative="1">
-      <w:start w:val="1"/>
-      <w:numFmt w:val="bullet"/>
-      <w:lvlText w:val=""/>
-      <w:lvlJc w:val="left"/>
-      <w:pPr>
-        <w:ind w:left="8604" w:hanging="360"/>
-      </w:pPr>
-      <w:rPr>
-        <w:rFonts w:ascii="Wingdings" w:hAnsi="Wingdings" w:hint="default"/>
-      </w:rPr>
-    </w:lvl>
-  </w:abstractNum>
-  <w:abstractNum w:abstractNumId="8" w15:restartNumberingAfterBreak="0">
-    <w:nsid w:val="106C37BD"/>
-    <w:multiLevelType w:val="hybridMultilevel"/>
-    <w:tmpl w:val="8CA89CA6"/>
-    <w:lvl w:ilvl="0" w:tplc="F282175C">
-      <w:start w:val="1"/>
-      <w:numFmt w:val="lowerLetter"/>
-      <w:lvlText w:val="%1."/>
-      <w:lvlJc w:val="left"/>
-      <w:pPr>
-        <w:ind w:left="1429" w:hanging="360"/>
-      </w:pPr>
-      <w:rPr>
-        <w:b/>
-        <w:bCs/>
-      </w:rPr>
-    </w:lvl>
-    <w:lvl w:ilvl="1" w:tplc="080A0019" w:tentative="1">
-      <w:start w:val="1"/>
-      <w:numFmt w:val="lowerLetter"/>
-      <w:lvlText w:val="%2."/>
-      <w:lvlJc w:val="left"/>
-      <w:pPr>
-        <w:ind w:left="2149" w:hanging="360"/>
-      </w:pPr>
-    </w:lvl>
-    <w:lvl w:ilvl="2" w:tplc="080A001B" w:tentative="1">
-      <w:start w:val="1"/>
-      <w:numFmt w:val="lowerRoman"/>
-      <w:lvlText w:val="%3."/>
-      <w:lvlJc w:val="right"/>
-      <w:pPr>
-        <w:ind w:left="2869" w:hanging="180"/>
-      </w:pPr>
-    </w:lvl>
-    <w:lvl w:ilvl="3" w:tplc="080A000F" w:tentative="1">
-      <w:start w:val="1"/>
-      <w:numFmt w:val="decimal"/>
-      <w:lvlText w:val="%4."/>
-      <w:lvlJc w:val="left"/>
-      <w:pPr>
-        <w:ind w:left="3589" w:hanging="360"/>
-      </w:pPr>
-    </w:lvl>
-    <w:lvl w:ilvl="4" w:tplc="080A0019" w:tentative="1">
-      <w:start w:val="1"/>
-      <w:numFmt w:val="lowerLetter"/>
-      <w:lvlText w:val="%5."/>
-      <w:lvlJc w:val="left"/>
-      <w:pPr>
-        <w:ind w:left="4309" w:hanging="360"/>
-      </w:pPr>
-    </w:lvl>
-    <w:lvl w:ilvl="5" w:tplc="080A001B" w:tentative="1">
-      <w:start w:val="1"/>
-      <w:numFmt w:val="lowerRoman"/>
-      <w:lvlText w:val="%6."/>
-      <w:lvlJc w:val="right"/>
-      <w:pPr>
-        <w:ind w:left="5029" w:hanging="180"/>
-      </w:pPr>
-    </w:lvl>
-    <w:lvl w:ilvl="6" w:tplc="080A000F" w:tentative="1">
-      <w:start w:val="1"/>
-      <w:numFmt w:val="decimal"/>
-      <w:lvlText w:val="%7."/>
-      <w:lvlJc w:val="left"/>
-      <w:pPr>
-        <w:ind w:left="5749" w:hanging="360"/>
-      </w:pPr>
-    </w:lvl>
-    <w:lvl w:ilvl="7" w:tplc="080A0019" w:tentative="1">
-      <w:start w:val="1"/>
-      <w:numFmt w:val="lowerLetter"/>
-      <w:lvlText w:val="%8."/>
-      <w:lvlJc w:val="left"/>
-      <w:pPr>
-        <w:ind w:left="6469" w:hanging="360"/>
-      </w:pPr>
-    </w:lvl>
-    <w:lvl w:ilvl="8" w:tplc="080A001B" w:tentative="1">
-      <w:start w:val="1"/>
-      <w:numFmt w:val="lowerRoman"/>
-      <w:lvlText w:val="%9."/>
-      <w:lvlJc w:val="right"/>
-      <w:pPr>
-        <w:ind w:left="7189" w:hanging="180"/>
-      </w:pPr>
-    </w:lvl>
-  </w:abstractNum>
-  <w:abstractNum w:abstractNumId="9" w15:restartNumberingAfterBreak="0">
-    <w:nsid w:val="106E00D9"/>
-    <w:multiLevelType w:val="hybridMultilevel"/>
-    <w:tmpl w:val="85BACD16"/>
-    <w:lvl w:ilvl="0" w:tplc="080A000F">
-      <w:start w:val="1"/>
-      <w:numFmt w:val="decimal"/>
-      <w:lvlText w:val="%1."/>
-      <w:lvlJc w:val="left"/>
-      <w:pPr>
-        <w:ind w:left="720" w:hanging="360"/>
-      </w:pPr>
-      <w:rPr>
-        <w:rFonts w:hint="default"/>
-      </w:rPr>
-    </w:lvl>
-    <w:lvl w:ilvl="1" w:tplc="080A0019" w:tentative="1">
-      <w:start w:val="1"/>
-      <w:numFmt w:val="lowerLetter"/>
-      <w:lvlText w:val="%2."/>
-      <w:lvlJc w:val="left"/>
-      <w:pPr>
-        <w:ind w:left="1440" w:hanging="360"/>
-      </w:pPr>
-    </w:lvl>
-    <w:lvl w:ilvl="2" w:tplc="080A001B" w:tentative="1">
-      <w:start w:val="1"/>
-      <w:numFmt w:val="lowerRoman"/>
-      <w:lvlText w:val="%3."/>
-      <w:lvlJc w:val="right"/>
-      <w:pPr>
-        <w:ind w:left="2160" w:hanging="180"/>
-      </w:pPr>
-    </w:lvl>
-    <w:lvl w:ilvl="3" w:tplc="080A000F" w:tentative="1">
-      <w:start w:val="1"/>
-      <w:numFmt w:val="decimal"/>
-      <w:lvlText w:val="%4."/>
-      <w:lvlJc w:val="left"/>
-      <w:pPr>
-        <w:ind w:left="2880" w:hanging="360"/>
-      </w:pPr>
-    </w:lvl>
-    <w:lvl w:ilvl="4" w:tplc="080A0019" w:tentative="1">
-      <w:start w:val="1"/>
-      <w:numFmt w:val="lowerLetter"/>
-      <w:lvlText w:val="%5."/>
-      <w:lvlJc w:val="left"/>
-      <w:pPr>
-        <w:ind w:left="3600" w:hanging="360"/>
-      </w:pPr>
-    </w:lvl>
-    <w:lvl w:ilvl="5" w:tplc="080A001B" w:tentative="1">
-      <w:start w:val="1"/>
-      <w:numFmt w:val="lowerRoman"/>
-      <w:lvlText w:val="%6."/>
-      <w:lvlJc w:val="right"/>
-      <w:pPr>
-        <w:ind w:left="4320" w:hanging="180"/>
-      </w:pPr>
-    </w:lvl>
-    <w:lvl w:ilvl="6" w:tplc="080A000F" w:tentative="1">
-      <w:start w:val="1"/>
-      <w:numFmt w:val="decimal"/>
-      <w:lvlText w:val="%7."/>
-      <w:lvlJc w:val="left"/>
-      <w:pPr>
-        <w:ind w:left="5040" w:hanging="360"/>
-      </w:pPr>
-    </w:lvl>
-    <w:lvl w:ilvl="7" w:tplc="080A0019" w:tentative="1">
-      <w:start w:val="1"/>
-      <w:numFmt w:val="lowerLetter"/>
-      <w:lvlText w:val="%8."/>
-      <w:lvlJc w:val="left"/>
-      <w:pPr>
-        <w:ind w:left="5760" w:hanging="360"/>
-      </w:pPr>
-    </w:lvl>
-    <w:lvl w:ilvl="8" w:tplc="080A001B" w:tentative="1">
-      <w:start w:val="1"/>
-      <w:numFmt w:val="lowerRoman"/>
-      <w:lvlText w:val="%9."/>
-      <w:lvlJc w:val="right"/>
-      <w:pPr>
-        <w:ind w:left="6480" w:hanging="180"/>
-      </w:pPr>
-    </w:lvl>
-  </w:abstractNum>
-  <w:abstractNum w:abstractNumId="10" w15:restartNumberingAfterBreak="0">
-    <w:nsid w:val="127E320A"/>
-    <w:multiLevelType w:val="multilevel"/>
-    <w:tmpl w:val="9CFAB1F8"/>
-    <w:lvl w:ilvl="0">
-      <w:start w:val="2"/>
-      <w:numFmt w:val="decimal"/>
-      <w:lvlText w:val="%1"/>
-      <w:lvlJc w:val="left"/>
-      <w:pPr>
-        <w:ind w:left="420" w:hanging="420"/>
-      </w:pPr>
-      <w:rPr>
-        <w:rFonts w:hint="default"/>
-      </w:rPr>
-    </w:lvl>
-    <w:lvl w:ilvl="1">
-      <w:start w:val="1"/>
-      <w:numFmt w:val="decimal"/>
-      <w:lvlText w:val="%1.%2"/>
-      <w:lvlJc w:val="left"/>
-      <w:pPr>
-        <w:ind w:left="1003" w:hanging="720"/>
-      </w:pPr>
-      <w:rPr>
-        <w:rFonts w:hint="default"/>
-      </w:rPr>
-    </w:lvl>
-    <w:lvl w:ilvl="2">
-      <w:start w:val="1"/>
-      <w:numFmt w:val="decimal"/>
-      <w:lvlText w:val="%1.%2.%3"/>
-      <w:lvlJc w:val="left"/>
-      <w:pPr>
-        <w:ind w:left="1286" w:hanging="720"/>
-      </w:pPr>
-      <w:rPr>
-        <w:rFonts w:hint="default"/>
-      </w:rPr>
-    </w:lvl>
-    <w:lvl w:ilvl="3">
-      <w:start w:val="1"/>
-      <w:numFmt w:val="decimal"/>
-      <w:lvlText w:val="%1.%2.%3.%4"/>
-      <w:lvlJc w:val="left"/>
-      <w:pPr>
-        <w:ind w:left="1929" w:hanging="1080"/>
-      </w:pPr>
-      <w:rPr>
-        <w:rFonts w:hint="default"/>
-      </w:rPr>
-    </w:lvl>
-    <w:lvl w:ilvl="4">
-      <w:start w:val="1"/>
-      <w:numFmt w:val="decimal"/>
-      <w:lvlText w:val="%1.%2.%3.%4.%5"/>
-      <w:lvlJc w:val="left"/>
-      <w:pPr>
-        <w:ind w:left="2572" w:hanging="1440"/>
-      </w:pPr>
-      <w:rPr>
-        <w:rFonts w:hint="default"/>
-      </w:rPr>
-    </w:lvl>
-    <w:lvl w:ilvl="5">
-      <w:start w:val="1"/>
-      <w:numFmt w:val="decimal"/>
-      <w:lvlText w:val="%1.%2.%3.%4.%5.%6"/>
-      <w:lvlJc w:val="left"/>
-      <w:pPr>
-        <w:ind w:left="2855" w:hanging="1440"/>
-      </w:pPr>
-      <w:rPr>
-        <w:rFonts w:hint="default"/>
-      </w:rPr>
-    </w:lvl>
-    <w:lvl w:ilvl="6">
-      <w:start w:val="1"/>
-      <w:numFmt w:val="decimal"/>
-      <w:lvlText w:val="%1.%2.%3.%4.%5.%6.%7"/>
-      <w:lvlJc w:val="left"/>
-      <w:pPr>
-        <w:ind w:left="3498" w:hanging="1800"/>
-      </w:pPr>
-      <w:rPr>
-        <w:rFonts w:hint="default"/>
-      </w:rPr>
-    </w:lvl>
-    <w:lvl w:ilvl="7">
-      <w:start w:val="1"/>
-      <w:numFmt w:val="decimal"/>
-      <w:lvlText w:val="%1.%2.%3.%4.%5.%6.%7.%8"/>
-      <w:lvlJc w:val="left"/>
-      <w:pPr>
-        <w:ind w:left="4141" w:hanging="2160"/>
-      </w:pPr>
-      <w:rPr>
-        <w:rFonts w:hint="default"/>
-      </w:rPr>
-    </w:lvl>
-    <w:lvl w:ilvl="8">
-      <w:start w:val="1"/>
-      <w:numFmt w:val="decimal"/>
-      <w:lvlText w:val="%1.%2.%3.%4.%5.%6.%7.%8.%9"/>
-      <w:lvlJc w:val="left"/>
-      <w:pPr>
-        <w:ind w:left="4424" w:hanging="2160"/>
-      </w:pPr>
-      <w:rPr>
-        <w:rFonts w:hint="default"/>
-      </w:rPr>
-    </w:lvl>
-  </w:abstractNum>
-  <w:abstractNum w:abstractNumId="11" w15:restartNumberingAfterBreak="0">
+  <w:abstractNum w:abstractNumId="4" w15:restartNumberingAfterBreak="0">
     <w:nsid w:val="142F7726"/>
     <w:multiLevelType w:val="hybridMultilevel"/>
     <w:tmpl w:val="7CEA9B0E"/>
@@ -9097,7 +8383,7 @@
       </w:rPr>
     </w:lvl>
   </w:abstractNum>
-  <w:abstractNum w:abstractNumId="12" w15:restartNumberingAfterBreak="0">
+  <w:abstractNum w:abstractNumId="5" w15:restartNumberingAfterBreak="0">
     <w:nsid w:val="178219BA"/>
     <w:multiLevelType w:val="hybridMultilevel"/>
     <w:tmpl w:val="112E83B0"/>
@@ -9187,233 +8473,7 @@
       </w:pPr>
     </w:lvl>
   </w:abstractNum>
-  <w:abstractNum w:abstractNumId="13" w15:restartNumberingAfterBreak="0">
-    <w:nsid w:val="17CA5A77"/>
-    <w:multiLevelType w:val="hybridMultilevel"/>
-    <w:tmpl w:val="CDCA4BF8"/>
-    <w:lvl w:ilvl="0" w:tplc="240A0003">
-      <w:start w:val="1"/>
-      <w:numFmt w:val="bullet"/>
-      <w:lvlText w:val="o"/>
-      <w:lvlJc w:val="left"/>
-      <w:pPr>
-        <w:ind w:left="2149" w:hanging="360"/>
-      </w:pPr>
-      <w:rPr>
-        <w:rFonts w:ascii="Courier New" w:hAnsi="Courier New" w:cs="Courier New" w:hint="default"/>
-      </w:rPr>
-    </w:lvl>
-    <w:lvl w:ilvl="1" w:tplc="080A0003" w:tentative="1">
-      <w:start w:val="1"/>
-      <w:numFmt w:val="bullet"/>
-      <w:lvlText w:val="o"/>
-      <w:lvlJc w:val="left"/>
-      <w:pPr>
-        <w:ind w:left="2869" w:hanging="360"/>
-      </w:pPr>
-      <w:rPr>
-        <w:rFonts w:ascii="Courier New" w:hAnsi="Courier New" w:cs="Courier New" w:hint="default"/>
-      </w:rPr>
-    </w:lvl>
-    <w:lvl w:ilvl="2" w:tplc="080A0005" w:tentative="1">
-      <w:start w:val="1"/>
-      <w:numFmt w:val="bullet"/>
-      <w:lvlText w:val=""/>
-      <w:lvlJc w:val="left"/>
-      <w:pPr>
-        <w:ind w:left="3589" w:hanging="360"/>
-      </w:pPr>
-      <w:rPr>
-        <w:rFonts w:ascii="Wingdings" w:hAnsi="Wingdings" w:hint="default"/>
-      </w:rPr>
-    </w:lvl>
-    <w:lvl w:ilvl="3" w:tplc="080A0001" w:tentative="1">
-      <w:start w:val="1"/>
-      <w:numFmt w:val="bullet"/>
-      <w:lvlText w:val=""/>
-      <w:lvlJc w:val="left"/>
-      <w:pPr>
-        <w:ind w:left="4309" w:hanging="360"/>
-      </w:pPr>
-      <w:rPr>
-        <w:rFonts w:ascii="Symbol" w:hAnsi="Symbol" w:hint="default"/>
-      </w:rPr>
-    </w:lvl>
-    <w:lvl w:ilvl="4" w:tplc="080A0003" w:tentative="1">
-      <w:start w:val="1"/>
-      <w:numFmt w:val="bullet"/>
-      <w:lvlText w:val="o"/>
-      <w:lvlJc w:val="left"/>
-      <w:pPr>
-        <w:ind w:left="5029" w:hanging="360"/>
-      </w:pPr>
-      <w:rPr>
-        <w:rFonts w:ascii="Courier New" w:hAnsi="Courier New" w:cs="Courier New" w:hint="default"/>
-      </w:rPr>
-    </w:lvl>
-    <w:lvl w:ilvl="5" w:tplc="080A0005" w:tentative="1">
-      <w:start w:val="1"/>
-      <w:numFmt w:val="bullet"/>
-      <w:lvlText w:val=""/>
-      <w:lvlJc w:val="left"/>
-      <w:pPr>
-        <w:ind w:left="5749" w:hanging="360"/>
-      </w:pPr>
-      <w:rPr>
-        <w:rFonts w:ascii="Wingdings" w:hAnsi="Wingdings" w:hint="default"/>
-      </w:rPr>
-    </w:lvl>
-    <w:lvl w:ilvl="6" w:tplc="080A0001" w:tentative="1">
-      <w:start w:val="1"/>
-      <w:numFmt w:val="bullet"/>
-      <w:lvlText w:val=""/>
-      <w:lvlJc w:val="left"/>
-      <w:pPr>
-        <w:ind w:left="6469" w:hanging="360"/>
-      </w:pPr>
-      <w:rPr>
-        <w:rFonts w:ascii="Symbol" w:hAnsi="Symbol" w:hint="default"/>
-      </w:rPr>
-    </w:lvl>
-    <w:lvl w:ilvl="7" w:tplc="080A0003" w:tentative="1">
-      <w:start w:val="1"/>
-      <w:numFmt w:val="bullet"/>
-      <w:lvlText w:val="o"/>
-      <w:lvlJc w:val="left"/>
-      <w:pPr>
-        <w:ind w:left="7189" w:hanging="360"/>
-      </w:pPr>
-      <w:rPr>
-        <w:rFonts w:ascii="Courier New" w:hAnsi="Courier New" w:cs="Courier New" w:hint="default"/>
-      </w:rPr>
-    </w:lvl>
-    <w:lvl w:ilvl="8" w:tplc="080A0005" w:tentative="1">
-      <w:start w:val="1"/>
-      <w:numFmt w:val="bullet"/>
-      <w:lvlText w:val=""/>
-      <w:lvlJc w:val="left"/>
-      <w:pPr>
-        <w:ind w:left="7909" w:hanging="360"/>
-      </w:pPr>
-      <w:rPr>
-        <w:rFonts w:ascii="Wingdings" w:hAnsi="Wingdings" w:hint="default"/>
-      </w:rPr>
-    </w:lvl>
-  </w:abstractNum>
-  <w:abstractNum w:abstractNumId="14" w15:restartNumberingAfterBreak="0">
-    <w:nsid w:val="181D34C8"/>
-    <w:multiLevelType w:val="hybridMultilevel"/>
-    <w:tmpl w:val="2AFA0DFE"/>
-    <w:lvl w:ilvl="0" w:tplc="080A0001">
-      <w:start w:val="1"/>
-      <w:numFmt w:val="bullet"/>
-      <w:lvlText w:val=""/>
-      <w:lvlJc w:val="left"/>
-      <w:pPr>
-        <w:ind w:left="1429" w:hanging="360"/>
-      </w:pPr>
-      <w:rPr>
-        <w:rFonts w:ascii="Symbol" w:hAnsi="Symbol" w:hint="default"/>
-      </w:rPr>
-    </w:lvl>
-    <w:lvl w:ilvl="1" w:tplc="080A0003" w:tentative="1">
-      <w:start w:val="1"/>
-      <w:numFmt w:val="bullet"/>
-      <w:lvlText w:val="o"/>
-      <w:lvlJc w:val="left"/>
-      <w:pPr>
-        <w:ind w:left="2149" w:hanging="360"/>
-      </w:pPr>
-      <w:rPr>
-        <w:rFonts w:ascii="Courier New" w:hAnsi="Courier New" w:cs="Courier New" w:hint="default"/>
-      </w:rPr>
-    </w:lvl>
-    <w:lvl w:ilvl="2" w:tplc="080A0005" w:tentative="1">
-      <w:start w:val="1"/>
-      <w:numFmt w:val="bullet"/>
-      <w:lvlText w:val=""/>
-      <w:lvlJc w:val="left"/>
-      <w:pPr>
-        <w:ind w:left="2869" w:hanging="360"/>
-      </w:pPr>
-      <w:rPr>
-        <w:rFonts w:ascii="Wingdings" w:hAnsi="Wingdings" w:hint="default"/>
-      </w:rPr>
-    </w:lvl>
-    <w:lvl w:ilvl="3" w:tplc="080A0001" w:tentative="1">
-      <w:start w:val="1"/>
-      <w:numFmt w:val="bullet"/>
-      <w:lvlText w:val=""/>
-      <w:lvlJc w:val="left"/>
-      <w:pPr>
-        <w:ind w:left="3589" w:hanging="360"/>
-      </w:pPr>
-      <w:rPr>
-        <w:rFonts w:ascii="Symbol" w:hAnsi="Symbol" w:hint="default"/>
-      </w:rPr>
-    </w:lvl>
-    <w:lvl w:ilvl="4" w:tplc="080A0003" w:tentative="1">
-      <w:start w:val="1"/>
-      <w:numFmt w:val="bullet"/>
-      <w:lvlText w:val="o"/>
-      <w:lvlJc w:val="left"/>
-      <w:pPr>
-        <w:ind w:left="4309" w:hanging="360"/>
-      </w:pPr>
-      <w:rPr>
-        <w:rFonts w:ascii="Courier New" w:hAnsi="Courier New" w:cs="Courier New" w:hint="default"/>
-      </w:rPr>
-    </w:lvl>
-    <w:lvl w:ilvl="5" w:tplc="080A0005" w:tentative="1">
-      <w:start w:val="1"/>
-      <w:numFmt w:val="bullet"/>
-      <w:lvlText w:val=""/>
-      <w:lvlJc w:val="left"/>
-      <w:pPr>
-        <w:ind w:left="5029" w:hanging="360"/>
-      </w:pPr>
-      <w:rPr>
-        <w:rFonts w:ascii="Wingdings" w:hAnsi="Wingdings" w:hint="default"/>
-      </w:rPr>
-    </w:lvl>
-    <w:lvl w:ilvl="6" w:tplc="080A0001" w:tentative="1">
-      <w:start w:val="1"/>
-      <w:numFmt w:val="bullet"/>
-      <w:lvlText w:val=""/>
-      <w:lvlJc w:val="left"/>
-      <w:pPr>
-        <w:ind w:left="5749" w:hanging="360"/>
-      </w:pPr>
-      <w:rPr>
-        <w:rFonts w:ascii="Symbol" w:hAnsi="Symbol" w:hint="default"/>
-      </w:rPr>
-    </w:lvl>
-    <w:lvl w:ilvl="7" w:tplc="080A0003" w:tentative="1">
-      <w:start w:val="1"/>
-      <w:numFmt w:val="bullet"/>
-      <w:lvlText w:val="o"/>
-      <w:lvlJc w:val="left"/>
-      <w:pPr>
-        <w:ind w:left="6469" w:hanging="360"/>
-      </w:pPr>
-      <w:rPr>
-        <w:rFonts w:ascii="Courier New" w:hAnsi="Courier New" w:cs="Courier New" w:hint="default"/>
-      </w:rPr>
-    </w:lvl>
-    <w:lvl w:ilvl="8" w:tplc="080A0005" w:tentative="1">
-      <w:start w:val="1"/>
-      <w:numFmt w:val="bullet"/>
-      <w:lvlText w:val=""/>
-      <w:lvlJc w:val="left"/>
-      <w:pPr>
-        <w:ind w:left="7189" w:hanging="360"/>
-      </w:pPr>
-      <w:rPr>
-        <w:rFonts w:ascii="Wingdings" w:hAnsi="Wingdings" w:hint="default"/>
-      </w:rPr>
-    </w:lvl>
-  </w:abstractNum>
-  <w:abstractNum w:abstractNumId="15" w15:restartNumberingAfterBreak="0">
+  <w:abstractNum w:abstractNumId="6" w15:restartNumberingAfterBreak="0">
     <w:nsid w:val="19517B67"/>
     <w:multiLevelType w:val="hybridMultilevel"/>
     <w:tmpl w:val="E384D954"/>
@@ -9526,7 +8586,7 @@
       </w:rPr>
     </w:lvl>
   </w:abstractNum>
-  <w:abstractNum w:abstractNumId="16" w15:restartNumberingAfterBreak="0">
+  <w:abstractNum w:abstractNumId="7" w15:restartNumberingAfterBreak="0">
     <w:nsid w:val="1A36455F"/>
     <w:multiLevelType w:val="hybridMultilevel"/>
     <w:tmpl w:val="44C840FC"/>
@@ -9639,7 +8699,7 @@
       </w:rPr>
     </w:lvl>
   </w:abstractNum>
-  <w:abstractNum w:abstractNumId="17" w15:restartNumberingAfterBreak="0">
+  <w:abstractNum w:abstractNumId="8" w15:restartNumberingAfterBreak="0">
     <w:nsid w:val="1B3B5E9E"/>
     <w:multiLevelType w:val="hybridMultilevel"/>
     <w:tmpl w:val="482877A2"/>
@@ -9752,235 +8812,7 @@
       </w:rPr>
     </w:lvl>
   </w:abstractNum>
-  <w:abstractNum w:abstractNumId="18" w15:restartNumberingAfterBreak="0">
-    <w:nsid w:val="1CB6264B"/>
-    <w:multiLevelType w:val="hybridMultilevel"/>
-    <w:tmpl w:val="41CA346E"/>
-    <w:lvl w:ilvl="0" w:tplc="A9825C88">
-      <w:start w:val="1"/>
-      <w:numFmt w:val="bullet"/>
-      <w:lvlText w:val="o"/>
-      <w:lvlJc w:val="left"/>
-      <w:pPr>
-        <w:ind w:left="2484" w:hanging="360"/>
-      </w:pPr>
-      <w:rPr>
-        <w:rFonts w:ascii="Courier New" w:hAnsi="Courier New" w:cs="Courier New" w:hint="default"/>
-        <w:b/>
-        <w:bCs/>
-      </w:rPr>
-    </w:lvl>
-    <w:lvl w:ilvl="1" w:tplc="080A0003" w:tentative="1">
-      <w:start w:val="1"/>
-      <w:numFmt w:val="bullet"/>
-      <w:lvlText w:val="o"/>
-      <w:lvlJc w:val="left"/>
-      <w:pPr>
-        <w:ind w:left="3204" w:hanging="360"/>
-      </w:pPr>
-      <w:rPr>
-        <w:rFonts w:ascii="Courier New" w:hAnsi="Courier New" w:cs="Courier New" w:hint="default"/>
-      </w:rPr>
-    </w:lvl>
-    <w:lvl w:ilvl="2" w:tplc="080A0005" w:tentative="1">
-      <w:start w:val="1"/>
-      <w:numFmt w:val="bullet"/>
-      <w:lvlText w:val=""/>
-      <w:lvlJc w:val="left"/>
-      <w:pPr>
-        <w:ind w:left="3924" w:hanging="360"/>
-      </w:pPr>
-      <w:rPr>
-        <w:rFonts w:ascii="Wingdings" w:hAnsi="Wingdings" w:hint="default"/>
-      </w:rPr>
-    </w:lvl>
-    <w:lvl w:ilvl="3" w:tplc="080A0001" w:tentative="1">
-      <w:start w:val="1"/>
-      <w:numFmt w:val="bullet"/>
-      <w:lvlText w:val=""/>
-      <w:lvlJc w:val="left"/>
-      <w:pPr>
-        <w:ind w:left="4644" w:hanging="360"/>
-      </w:pPr>
-      <w:rPr>
-        <w:rFonts w:ascii="Symbol" w:hAnsi="Symbol" w:hint="default"/>
-      </w:rPr>
-    </w:lvl>
-    <w:lvl w:ilvl="4" w:tplc="080A0003" w:tentative="1">
-      <w:start w:val="1"/>
-      <w:numFmt w:val="bullet"/>
-      <w:lvlText w:val="o"/>
-      <w:lvlJc w:val="left"/>
-      <w:pPr>
-        <w:ind w:left="5364" w:hanging="360"/>
-      </w:pPr>
-      <w:rPr>
-        <w:rFonts w:ascii="Courier New" w:hAnsi="Courier New" w:cs="Courier New" w:hint="default"/>
-      </w:rPr>
-    </w:lvl>
-    <w:lvl w:ilvl="5" w:tplc="080A0005" w:tentative="1">
-      <w:start w:val="1"/>
-      <w:numFmt w:val="bullet"/>
-      <w:lvlText w:val=""/>
-      <w:lvlJc w:val="left"/>
-      <w:pPr>
-        <w:ind w:left="6084" w:hanging="360"/>
-      </w:pPr>
-      <w:rPr>
-        <w:rFonts w:ascii="Wingdings" w:hAnsi="Wingdings" w:hint="default"/>
-      </w:rPr>
-    </w:lvl>
-    <w:lvl w:ilvl="6" w:tplc="080A0001" w:tentative="1">
-      <w:start w:val="1"/>
-      <w:numFmt w:val="bullet"/>
-      <w:lvlText w:val=""/>
-      <w:lvlJc w:val="left"/>
-      <w:pPr>
-        <w:ind w:left="6804" w:hanging="360"/>
-      </w:pPr>
-      <w:rPr>
-        <w:rFonts w:ascii="Symbol" w:hAnsi="Symbol" w:hint="default"/>
-      </w:rPr>
-    </w:lvl>
-    <w:lvl w:ilvl="7" w:tplc="080A0003" w:tentative="1">
-      <w:start w:val="1"/>
-      <w:numFmt w:val="bullet"/>
-      <w:lvlText w:val="o"/>
-      <w:lvlJc w:val="left"/>
-      <w:pPr>
-        <w:ind w:left="7524" w:hanging="360"/>
-      </w:pPr>
-      <w:rPr>
-        <w:rFonts w:ascii="Courier New" w:hAnsi="Courier New" w:cs="Courier New" w:hint="default"/>
-      </w:rPr>
-    </w:lvl>
-    <w:lvl w:ilvl="8" w:tplc="080A0005" w:tentative="1">
-      <w:start w:val="1"/>
-      <w:numFmt w:val="bullet"/>
-      <w:lvlText w:val=""/>
-      <w:lvlJc w:val="left"/>
-      <w:pPr>
-        <w:ind w:left="8244" w:hanging="360"/>
-      </w:pPr>
-      <w:rPr>
-        <w:rFonts w:ascii="Wingdings" w:hAnsi="Wingdings" w:hint="default"/>
-      </w:rPr>
-    </w:lvl>
-  </w:abstractNum>
-  <w:abstractNum w:abstractNumId="19" w15:restartNumberingAfterBreak="0">
-    <w:nsid w:val="1E72309B"/>
-    <w:multiLevelType w:val="hybridMultilevel"/>
-    <w:tmpl w:val="CC2682E4"/>
-    <w:lvl w:ilvl="0" w:tplc="080A0001">
-      <w:start w:val="1"/>
-      <w:numFmt w:val="bullet"/>
-      <w:lvlText w:val=""/>
-      <w:lvlJc w:val="left"/>
-      <w:pPr>
-        <w:ind w:left="2487" w:hanging="360"/>
-      </w:pPr>
-      <w:rPr>
-        <w:rFonts w:ascii="Symbol" w:hAnsi="Symbol" w:hint="default"/>
-      </w:rPr>
-    </w:lvl>
-    <w:lvl w:ilvl="1" w:tplc="080A0003" w:tentative="1">
-      <w:start w:val="1"/>
-      <w:numFmt w:val="bullet"/>
-      <w:lvlText w:val="o"/>
-      <w:lvlJc w:val="left"/>
-      <w:pPr>
-        <w:ind w:left="3207" w:hanging="360"/>
-      </w:pPr>
-      <w:rPr>
-        <w:rFonts w:ascii="Courier New" w:hAnsi="Courier New" w:cs="Courier New" w:hint="default"/>
-      </w:rPr>
-    </w:lvl>
-    <w:lvl w:ilvl="2" w:tplc="080A0005" w:tentative="1">
-      <w:start w:val="1"/>
-      <w:numFmt w:val="bullet"/>
-      <w:lvlText w:val=""/>
-      <w:lvlJc w:val="left"/>
-      <w:pPr>
-        <w:ind w:left="3927" w:hanging="360"/>
-      </w:pPr>
-      <w:rPr>
-        <w:rFonts w:ascii="Wingdings" w:hAnsi="Wingdings" w:hint="default"/>
-      </w:rPr>
-    </w:lvl>
-    <w:lvl w:ilvl="3" w:tplc="080A0001" w:tentative="1">
-      <w:start w:val="1"/>
-      <w:numFmt w:val="bullet"/>
-      <w:lvlText w:val=""/>
-      <w:lvlJc w:val="left"/>
-      <w:pPr>
-        <w:ind w:left="4647" w:hanging="360"/>
-      </w:pPr>
-      <w:rPr>
-        <w:rFonts w:ascii="Symbol" w:hAnsi="Symbol" w:hint="default"/>
-      </w:rPr>
-    </w:lvl>
-    <w:lvl w:ilvl="4" w:tplc="080A0003" w:tentative="1">
-      <w:start w:val="1"/>
-      <w:numFmt w:val="bullet"/>
-      <w:lvlText w:val="o"/>
-      <w:lvlJc w:val="left"/>
-      <w:pPr>
-        <w:ind w:left="5367" w:hanging="360"/>
-      </w:pPr>
-      <w:rPr>
-        <w:rFonts w:ascii="Courier New" w:hAnsi="Courier New" w:cs="Courier New" w:hint="default"/>
-      </w:rPr>
-    </w:lvl>
-    <w:lvl w:ilvl="5" w:tplc="080A0005" w:tentative="1">
-      <w:start w:val="1"/>
-      <w:numFmt w:val="bullet"/>
-      <w:lvlText w:val=""/>
-      <w:lvlJc w:val="left"/>
-      <w:pPr>
-        <w:ind w:left="6087" w:hanging="360"/>
-      </w:pPr>
-      <w:rPr>
-        <w:rFonts w:ascii="Wingdings" w:hAnsi="Wingdings" w:hint="default"/>
-      </w:rPr>
-    </w:lvl>
-    <w:lvl w:ilvl="6" w:tplc="080A0001" w:tentative="1">
-      <w:start w:val="1"/>
-      <w:numFmt w:val="bullet"/>
-      <w:lvlText w:val=""/>
-      <w:lvlJc w:val="left"/>
-      <w:pPr>
-        <w:ind w:left="6807" w:hanging="360"/>
-      </w:pPr>
-      <w:rPr>
-        <w:rFonts w:ascii="Symbol" w:hAnsi="Symbol" w:hint="default"/>
-      </w:rPr>
-    </w:lvl>
-    <w:lvl w:ilvl="7" w:tplc="080A0003" w:tentative="1">
-      <w:start w:val="1"/>
-      <w:numFmt w:val="bullet"/>
-      <w:lvlText w:val="o"/>
-      <w:lvlJc w:val="left"/>
-      <w:pPr>
-        <w:ind w:left="7527" w:hanging="360"/>
-      </w:pPr>
-      <w:rPr>
-        <w:rFonts w:ascii="Courier New" w:hAnsi="Courier New" w:cs="Courier New" w:hint="default"/>
-      </w:rPr>
-    </w:lvl>
-    <w:lvl w:ilvl="8" w:tplc="080A0005" w:tentative="1">
-      <w:start w:val="1"/>
-      <w:numFmt w:val="bullet"/>
-      <w:lvlText w:val=""/>
-      <w:lvlJc w:val="left"/>
-      <w:pPr>
-        <w:ind w:left="8247" w:hanging="360"/>
-      </w:pPr>
-      <w:rPr>
-        <w:rFonts w:ascii="Wingdings" w:hAnsi="Wingdings" w:hint="default"/>
-      </w:rPr>
-    </w:lvl>
-  </w:abstractNum>
-  <w:abstractNum w:abstractNumId="20" w15:restartNumberingAfterBreak="0">
+  <w:abstractNum w:abstractNumId="9" w15:restartNumberingAfterBreak="0">
     <w:nsid w:val="1E875181"/>
     <w:multiLevelType w:val="hybridMultilevel"/>
     <w:tmpl w:val="EB2815E2"/>
@@ -10093,459 +8925,7 @@
       </w:rPr>
     </w:lvl>
   </w:abstractNum>
-  <w:abstractNum w:abstractNumId="21" w15:restartNumberingAfterBreak="0">
-    <w:nsid w:val="1F8B4187"/>
-    <w:multiLevelType w:val="hybridMultilevel"/>
-    <w:tmpl w:val="1462680E"/>
-    <w:lvl w:ilvl="0" w:tplc="240A0003">
-      <w:start w:val="1"/>
-      <w:numFmt w:val="bullet"/>
-      <w:lvlText w:val="o"/>
-      <w:lvlJc w:val="left"/>
-      <w:pPr>
-        <w:ind w:left="2149" w:hanging="360"/>
-      </w:pPr>
-      <w:rPr>
-        <w:rFonts w:ascii="Courier New" w:hAnsi="Courier New" w:cs="Courier New" w:hint="default"/>
-      </w:rPr>
-    </w:lvl>
-    <w:lvl w:ilvl="1" w:tplc="080A0003" w:tentative="1">
-      <w:start w:val="1"/>
-      <w:numFmt w:val="bullet"/>
-      <w:lvlText w:val="o"/>
-      <w:lvlJc w:val="left"/>
-      <w:pPr>
-        <w:ind w:left="2869" w:hanging="360"/>
-      </w:pPr>
-      <w:rPr>
-        <w:rFonts w:ascii="Courier New" w:hAnsi="Courier New" w:cs="Courier New" w:hint="default"/>
-      </w:rPr>
-    </w:lvl>
-    <w:lvl w:ilvl="2" w:tplc="080A0005" w:tentative="1">
-      <w:start w:val="1"/>
-      <w:numFmt w:val="bullet"/>
-      <w:lvlText w:val=""/>
-      <w:lvlJc w:val="left"/>
-      <w:pPr>
-        <w:ind w:left="3589" w:hanging="360"/>
-      </w:pPr>
-      <w:rPr>
-        <w:rFonts w:ascii="Wingdings" w:hAnsi="Wingdings" w:hint="default"/>
-      </w:rPr>
-    </w:lvl>
-    <w:lvl w:ilvl="3" w:tplc="080A0001" w:tentative="1">
-      <w:start w:val="1"/>
-      <w:numFmt w:val="bullet"/>
-      <w:lvlText w:val=""/>
-      <w:lvlJc w:val="left"/>
-      <w:pPr>
-        <w:ind w:left="4309" w:hanging="360"/>
-      </w:pPr>
-      <w:rPr>
-        <w:rFonts w:ascii="Symbol" w:hAnsi="Symbol" w:hint="default"/>
-      </w:rPr>
-    </w:lvl>
-    <w:lvl w:ilvl="4" w:tplc="080A0003" w:tentative="1">
-      <w:start w:val="1"/>
-      <w:numFmt w:val="bullet"/>
-      <w:lvlText w:val="o"/>
-      <w:lvlJc w:val="left"/>
-      <w:pPr>
-        <w:ind w:left="5029" w:hanging="360"/>
-      </w:pPr>
-      <w:rPr>
-        <w:rFonts w:ascii="Courier New" w:hAnsi="Courier New" w:cs="Courier New" w:hint="default"/>
-      </w:rPr>
-    </w:lvl>
-    <w:lvl w:ilvl="5" w:tplc="080A0005" w:tentative="1">
-      <w:start w:val="1"/>
-      <w:numFmt w:val="bullet"/>
-      <w:lvlText w:val=""/>
-      <w:lvlJc w:val="left"/>
-      <w:pPr>
-        <w:ind w:left="5749" w:hanging="360"/>
-      </w:pPr>
-      <w:rPr>
-        <w:rFonts w:ascii="Wingdings" w:hAnsi="Wingdings" w:hint="default"/>
-      </w:rPr>
-    </w:lvl>
-    <w:lvl w:ilvl="6" w:tplc="080A0001" w:tentative="1">
-      <w:start w:val="1"/>
-      <w:numFmt w:val="bullet"/>
-      <w:lvlText w:val=""/>
-      <w:lvlJc w:val="left"/>
-      <w:pPr>
-        <w:ind w:left="6469" w:hanging="360"/>
-      </w:pPr>
-      <w:rPr>
-        <w:rFonts w:ascii="Symbol" w:hAnsi="Symbol" w:hint="default"/>
-      </w:rPr>
-    </w:lvl>
-    <w:lvl w:ilvl="7" w:tplc="080A0003" w:tentative="1">
-      <w:start w:val="1"/>
-      <w:numFmt w:val="bullet"/>
-      <w:lvlText w:val="o"/>
-      <w:lvlJc w:val="left"/>
-      <w:pPr>
-        <w:ind w:left="7189" w:hanging="360"/>
-      </w:pPr>
-      <w:rPr>
-        <w:rFonts w:ascii="Courier New" w:hAnsi="Courier New" w:cs="Courier New" w:hint="default"/>
-      </w:rPr>
-    </w:lvl>
-    <w:lvl w:ilvl="8" w:tplc="080A0005" w:tentative="1">
-      <w:start w:val="1"/>
-      <w:numFmt w:val="bullet"/>
-      <w:lvlText w:val=""/>
-      <w:lvlJc w:val="left"/>
-      <w:pPr>
-        <w:ind w:left="7909" w:hanging="360"/>
-      </w:pPr>
-      <w:rPr>
-        <w:rFonts w:ascii="Wingdings" w:hAnsi="Wingdings" w:hint="default"/>
-      </w:rPr>
-    </w:lvl>
-  </w:abstractNum>
-  <w:abstractNum w:abstractNumId="22" w15:restartNumberingAfterBreak="0">
-    <w:nsid w:val="200F1BF6"/>
-    <w:multiLevelType w:val="hybridMultilevel"/>
-    <w:tmpl w:val="2F2C38EA"/>
-    <w:lvl w:ilvl="0" w:tplc="080A0001">
-      <w:start w:val="1"/>
-      <w:numFmt w:val="bullet"/>
-      <w:lvlText w:val=""/>
-      <w:lvlJc w:val="left"/>
-      <w:pPr>
-        <w:ind w:left="1429" w:hanging="360"/>
-      </w:pPr>
-      <w:rPr>
-        <w:rFonts w:ascii="Symbol" w:hAnsi="Symbol" w:hint="default"/>
-      </w:rPr>
-    </w:lvl>
-    <w:lvl w:ilvl="1" w:tplc="080A0003" w:tentative="1">
-      <w:start w:val="1"/>
-      <w:numFmt w:val="bullet"/>
-      <w:lvlText w:val="o"/>
-      <w:lvlJc w:val="left"/>
-      <w:pPr>
-        <w:ind w:left="2149" w:hanging="360"/>
-      </w:pPr>
-      <w:rPr>
-        <w:rFonts w:ascii="Courier New" w:hAnsi="Courier New" w:cs="Courier New" w:hint="default"/>
-      </w:rPr>
-    </w:lvl>
-    <w:lvl w:ilvl="2" w:tplc="080A0005" w:tentative="1">
-      <w:start w:val="1"/>
-      <w:numFmt w:val="bullet"/>
-      <w:lvlText w:val=""/>
-      <w:lvlJc w:val="left"/>
-      <w:pPr>
-        <w:ind w:left="2869" w:hanging="360"/>
-      </w:pPr>
-      <w:rPr>
-        <w:rFonts w:ascii="Wingdings" w:hAnsi="Wingdings" w:hint="default"/>
-      </w:rPr>
-    </w:lvl>
-    <w:lvl w:ilvl="3" w:tplc="080A0001" w:tentative="1">
-      <w:start w:val="1"/>
-      <w:numFmt w:val="bullet"/>
-      <w:lvlText w:val=""/>
-      <w:lvlJc w:val="left"/>
-      <w:pPr>
-        <w:ind w:left="3589" w:hanging="360"/>
-      </w:pPr>
-      <w:rPr>
-        <w:rFonts w:ascii="Symbol" w:hAnsi="Symbol" w:hint="default"/>
-      </w:rPr>
-    </w:lvl>
-    <w:lvl w:ilvl="4" w:tplc="080A0003" w:tentative="1">
-      <w:start w:val="1"/>
-      <w:numFmt w:val="bullet"/>
-      <w:lvlText w:val="o"/>
-      <w:lvlJc w:val="left"/>
-      <w:pPr>
-        <w:ind w:left="4309" w:hanging="360"/>
-      </w:pPr>
-      <w:rPr>
-        <w:rFonts w:ascii="Courier New" w:hAnsi="Courier New" w:cs="Courier New" w:hint="default"/>
-      </w:rPr>
-    </w:lvl>
-    <w:lvl w:ilvl="5" w:tplc="080A0005" w:tentative="1">
-      <w:start w:val="1"/>
-      <w:numFmt w:val="bullet"/>
-      <w:lvlText w:val=""/>
-      <w:lvlJc w:val="left"/>
-      <w:pPr>
-        <w:ind w:left="5029" w:hanging="360"/>
-      </w:pPr>
-      <w:rPr>
-        <w:rFonts w:ascii="Wingdings" w:hAnsi="Wingdings" w:hint="default"/>
-      </w:rPr>
-    </w:lvl>
-    <w:lvl w:ilvl="6" w:tplc="080A0001" w:tentative="1">
-      <w:start w:val="1"/>
-      <w:numFmt w:val="bullet"/>
-      <w:lvlText w:val=""/>
-      <w:lvlJc w:val="left"/>
-      <w:pPr>
-        <w:ind w:left="5749" w:hanging="360"/>
-      </w:pPr>
-      <w:rPr>
-        <w:rFonts w:ascii="Symbol" w:hAnsi="Symbol" w:hint="default"/>
-      </w:rPr>
-    </w:lvl>
-    <w:lvl w:ilvl="7" w:tplc="080A0003" w:tentative="1">
-      <w:start w:val="1"/>
-      <w:numFmt w:val="bullet"/>
-      <w:lvlText w:val="o"/>
-      <w:lvlJc w:val="left"/>
-      <w:pPr>
-        <w:ind w:left="6469" w:hanging="360"/>
-      </w:pPr>
-      <w:rPr>
-        <w:rFonts w:ascii="Courier New" w:hAnsi="Courier New" w:cs="Courier New" w:hint="default"/>
-      </w:rPr>
-    </w:lvl>
-    <w:lvl w:ilvl="8" w:tplc="080A0005" w:tentative="1">
-      <w:start w:val="1"/>
-      <w:numFmt w:val="bullet"/>
-      <w:lvlText w:val=""/>
-      <w:lvlJc w:val="left"/>
-      <w:pPr>
-        <w:ind w:left="7189" w:hanging="360"/>
-      </w:pPr>
-      <w:rPr>
-        <w:rFonts w:ascii="Wingdings" w:hAnsi="Wingdings" w:hint="default"/>
-      </w:rPr>
-    </w:lvl>
-  </w:abstractNum>
-  <w:abstractNum w:abstractNumId="23" w15:restartNumberingAfterBreak="0">
-    <w:nsid w:val="232338B9"/>
-    <w:multiLevelType w:val="hybridMultilevel"/>
-    <w:tmpl w:val="A1221392"/>
-    <w:lvl w:ilvl="0" w:tplc="080A0001">
-      <w:start w:val="1"/>
-      <w:numFmt w:val="bullet"/>
-      <w:lvlText w:val=""/>
-      <w:lvlJc w:val="left"/>
-      <w:pPr>
-        <w:ind w:left="1429" w:hanging="360"/>
-      </w:pPr>
-      <w:rPr>
-        <w:rFonts w:ascii="Symbol" w:hAnsi="Symbol" w:hint="default"/>
-      </w:rPr>
-    </w:lvl>
-    <w:lvl w:ilvl="1" w:tplc="080A0003" w:tentative="1">
-      <w:start w:val="1"/>
-      <w:numFmt w:val="bullet"/>
-      <w:lvlText w:val="o"/>
-      <w:lvlJc w:val="left"/>
-      <w:pPr>
-        <w:ind w:left="2149" w:hanging="360"/>
-      </w:pPr>
-      <w:rPr>
-        <w:rFonts w:ascii="Courier New" w:hAnsi="Courier New" w:cs="Courier New" w:hint="default"/>
-      </w:rPr>
-    </w:lvl>
-    <w:lvl w:ilvl="2" w:tplc="080A0005" w:tentative="1">
-      <w:start w:val="1"/>
-      <w:numFmt w:val="bullet"/>
-      <w:lvlText w:val=""/>
-      <w:lvlJc w:val="left"/>
-      <w:pPr>
-        <w:ind w:left="2869" w:hanging="360"/>
-      </w:pPr>
-      <w:rPr>
-        <w:rFonts w:ascii="Wingdings" w:hAnsi="Wingdings" w:hint="default"/>
-      </w:rPr>
-    </w:lvl>
-    <w:lvl w:ilvl="3" w:tplc="080A0001" w:tentative="1">
-      <w:start w:val="1"/>
-      <w:numFmt w:val="bullet"/>
-      <w:lvlText w:val=""/>
-      <w:lvlJc w:val="left"/>
-      <w:pPr>
-        <w:ind w:left="3589" w:hanging="360"/>
-      </w:pPr>
-      <w:rPr>
-        <w:rFonts w:ascii="Symbol" w:hAnsi="Symbol" w:hint="default"/>
-      </w:rPr>
-    </w:lvl>
-    <w:lvl w:ilvl="4" w:tplc="080A0003" w:tentative="1">
-      <w:start w:val="1"/>
-      <w:numFmt w:val="bullet"/>
-      <w:lvlText w:val="o"/>
-      <w:lvlJc w:val="left"/>
-      <w:pPr>
-        <w:ind w:left="4309" w:hanging="360"/>
-      </w:pPr>
-      <w:rPr>
-        <w:rFonts w:ascii="Courier New" w:hAnsi="Courier New" w:cs="Courier New" w:hint="default"/>
-      </w:rPr>
-    </w:lvl>
-    <w:lvl w:ilvl="5" w:tplc="080A0005" w:tentative="1">
-      <w:start w:val="1"/>
-      <w:numFmt w:val="bullet"/>
-      <w:lvlText w:val=""/>
-      <w:lvlJc w:val="left"/>
-      <w:pPr>
-        <w:ind w:left="5029" w:hanging="360"/>
-      </w:pPr>
-      <w:rPr>
-        <w:rFonts w:ascii="Wingdings" w:hAnsi="Wingdings" w:hint="default"/>
-      </w:rPr>
-    </w:lvl>
-    <w:lvl w:ilvl="6" w:tplc="080A0001" w:tentative="1">
-      <w:start w:val="1"/>
-      <w:numFmt w:val="bullet"/>
-      <w:lvlText w:val=""/>
-      <w:lvlJc w:val="left"/>
-      <w:pPr>
-        <w:ind w:left="5749" w:hanging="360"/>
-      </w:pPr>
-      <w:rPr>
-        <w:rFonts w:ascii="Symbol" w:hAnsi="Symbol" w:hint="default"/>
-      </w:rPr>
-    </w:lvl>
-    <w:lvl w:ilvl="7" w:tplc="080A0003" w:tentative="1">
-      <w:start w:val="1"/>
-      <w:numFmt w:val="bullet"/>
-      <w:lvlText w:val="o"/>
-      <w:lvlJc w:val="left"/>
-      <w:pPr>
-        <w:ind w:left="6469" w:hanging="360"/>
-      </w:pPr>
-      <w:rPr>
-        <w:rFonts w:ascii="Courier New" w:hAnsi="Courier New" w:cs="Courier New" w:hint="default"/>
-      </w:rPr>
-    </w:lvl>
-    <w:lvl w:ilvl="8" w:tplc="080A0005" w:tentative="1">
-      <w:start w:val="1"/>
-      <w:numFmt w:val="bullet"/>
-      <w:lvlText w:val=""/>
-      <w:lvlJc w:val="left"/>
-      <w:pPr>
-        <w:ind w:left="7189" w:hanging="360"/>
-      </w:pPr>
-      <w:rPr>
-        <w:rFonts w:ascii="Wingdings" w:hAnsi="Wingdings" w:hint="default"/>
-      </w:rPr>
-    </w:lvl>
-  </w:abstractNum>
-  <w:abstractNum w:abstractNumId="24" w15:restartNumberingAfterBreak="0">
-    <w:nsid w:val="24143F37"/>
-    <w:multiLevelType w:val="hybridMultilevel"/>
-    <w:tmpl w:val="73DADDA8"/>
-    <w:lvl w:ilvl="0" w:tplc="080A0001">
-      <w:start w:val="1"/>
-      <w:numFmt w:val="bullet"/>
-      <w:lvlText w:val=""/>
-      <w:lvlJc w:val="left"/>
-      <w:pPr>
-        <w:ind w:left="1429" w:hanging="360"/>
-      </w:pPr>
-      <w:rPr>
-        <w:rFonts w:ascii="Symbol" w:hAnsi="Symbol" w:hint="default"/>
-      </w:rPr>
-    </w:lvl>
-    <w:lvl w:ilvl="1" w:tplc="080A0003">
-      <w:start w:val="1"/>
-      <w:numFmt w:val="bullet"/>
-      <w:lvlText w:val="o"/>
-      <w:lvlJc w:val="left"/>
-      <w:pPr>
-        <w:ind w:left="2149" w:hanging="360"/>
-      </w:pPr>
-      <w:rPr>
-        <w:rFonts w:ascii="Courier New" w:hAnsi="Courier New" w:cs="Courier New" w:hint="default"/>
-      </w:rPr>
-    </w:lvl>
-    <w:lvl w:ilvl="2" w:tplc="080A0005" w:tentative="1">
-      <w:start w:val="1"/>
-      <w:numFmt w:val="bullet"/>
-      <w:lvlText w:val=""/>
-      <w:lvlJc w:val="left"/>
-      <w:pPr>
-        <w:ind w:left="2869" w:hanging="360"/>
-      </w:pPr>
-      <w:rPr>
-        <w:rFonts w:ascii="Wingdings" w:hAnsi="Wingdings" w:hint="default"/>
-      </w:rPr>
-    </w:lvl>
-    <w:lvl w:ilvl="3" w:tplc="080A0001" w:tentative="1">
-      <w:start w:val="1"/>
-      <w:numFmt w:val="bullet"/>
-      <w:lvlText w:val=""/>
-      <w:lvlJc w:val="left"/>
-      <w:pPr>
-        <w:ind w:left="3589" w:hanging="360"/>
-      </w:pPr>
-      <w:rPr>
-        <w:rFonts w:ascii="Symbol" w:hAnsi="Symbol" w:hint="default"/>
-      </w:rPr>
-    </w:lvl>
-    <w:lvl w:ilvl="4" w:tplc="080A0003" w:tentative="1">
-      <w:start w:val="1"/>
-      <w:numFmt w:val="bullet"/>
-      <w:lvlText w:val="o"/>
-      <w:lvlJc w:val="left"/>
-      <w:pPr>
-        <w:ind w:left="4309" w:hanging="360"/>
-      </w:pPr>
-      <w:rPr>
-        <w:rFonts w:ascii="Courier New" w:hAnsi="Courier New" w:cs="Courier New" w:hint="default"/>
-      </w:rPr>
-    </w:lvl>
-    <w:lvl w:ilvl="5" w:tplc="080A0005" w:tentative="1">
-      <w:start w:val="1"/>
-      <w:numFmt w:val="bullet"/>
-      <w:lvlText w:val=""/>
-      <w:lvlJc w:val="left"/>
-      <w:pPr>
-        <w:ind w:left="5029" w:hanging="360"/>
-      </w:pPr>
-      <w:rPr>
-        <w:rFonts w:ascii="Wingdings" w:hAnsi="Wingdings" w:hint="default"/>
-      </w:rPr>
-    </w:lvl>
-    <w:lvl w:ilvl="6" w:tplc="080A0001" w:tentative="1">
-      <w:start w:val="1"/>
-      <w:numFmt w:val="bullet"/>
-      <w:lvlText w:val=""/>
-      <w:lvlJc w:val="left"/>
-      <w:pPr>
-        <w:ind w:left="5749" w:hanging="360"/>
-      </w:pPr>
-      <w:rPr>
-        <w:rFonts w:ascii="Symbol" w:hAnsi="Symbol" w:hint="default"/>
-      </w:rPr>
-    </w:lvl>
-    <w:lvl w:ilvl="7" w:tplc="080A0003" w:tentative="1">
-      <w:start w:val="1"/>
-      <w:numFmt w:val="bullet"/>
-      <w:lvlText w:val="o"/>
-      <w:lvlJc w:val="left"/>
-      <w:pPr>
-        <w:ind w:left="6469" w:hanging="360"/>
-      </w:pPr>
-      <w:rPr>
-        <w:rFonts w:ascii="Courier New" w:hAnsi="Courier New" w:cs="Courier New" w:hint="default"/>
-      </w:rPr>
-    </w:lvl>
-    <w:lvl w:ilvl="8" w:tplc="080A0005" w:tentative="1">
-      <w:start w:val="1"/>
-      <w:numFmt w:val="bullet"/>
-      <w:lvlText w:val=""/>
-      <w:lvlJc w:val="left"/>
-      <w:pPr>
-        <w:ind w:left="7189" w:hanging="360"/>
-      </w:pPr>
-      <w:rPr>
-        <w:rFonts w:ascii="Wingdings" w:hAnsi="Wingdings" w:hint="default"/>
-      </w:rPr>
-    </w:lvl>
-  </w:abstractNum>
-  <w:abstractNum w:abstractNumId="25" w15:restartNumberingAfterBreak="0">
+  <w:abstractNum w:abstractNumId="10" w15:restartNumberingAfterBreak="0">
     <w:nsid w:val="244B197F"/>
     <w:multiLevelType w:val="hybridMultilevel"/>
     <w:tmpl w:val="BC2ED36A"/>
@@ -10658,120 +9038,7 @@
       </w:rPr>
     </w:lvl>
   </w:abstractNum>
-  <w:abstractNum w:abstractNumId="26" w15:restartNumberingAfterBreak="0">
-    <w:nsid w:val="248D7D4E"/>
-    <w:multiLevelType w:val="hybridMultilevel"/>
-    <w:tmpl w:val="70B6617E"/>
-    <w:lvl w:ilvl="0" w:tplc="080A0001">
-      <w:start w:val="1"/>
-      <w:numFmt w:val="bullet"/>
-      <w:lvlText w:val=""/>
-      <w:lvlJc w:val="left"/>
-      <w:pPr>
-        <w:ind w:left="1429" w:hanging="360"/>
-      </w:pPr>
-      <w:rPr>
-        <w:rFonts w:ascii="Symbol" w:hAnsi="Symbol" w:hint="default"/>
-      </w:rPr>
-    </w:lvl>
-    <w:lvl w:ilvl="1" w:tplc="080A0003" w:tentative="1">
-      <w:start w:val="1"/>
-      <w:numFmt w:val="bullet"/>
-      <w:lvlText w:val="o"/>
-      <w:lvlJc w:val="left"/>
-      <w:pPr>
-        <w:ind w:left="2149" w:hanging="360"/>
-      </w:pPr>
-      <w:rPr>
-        <w:rFonts w:ascii="Courier New" w:hAnsi="Courier New" w:cs="Courier New" w:hint="default"/>
-      </w:rPr>
-    </w:lvl>
-    <w:lvl w:ilvl="2" w:tplc="080A0005" w:tentative="1">
-      <w:start w:val="1"/>
-      <w:numFmt w:val="bullet"/>
-      <w:lvlText w:val=""/>
-      <w:lvlJc w:val="left"/>
-      <w:pPr>
-        <w:ind w:left="2869" w:hanging="360"/>
-      </w:pPr>
-      <w:rPr>
-        <w:rFonts w:ascii="Wingdings" w:hAnsi="Wingdings" w:hint="default"/>
-      </w:rPr>
-    </w:lvl>
-    <w:lvl w:ilvl="3" w:tplc="080A0001" w:tentative="1">
-      <w:start w:val="1"/>
-      <w:numFmt w:val="bullet"/>
-      <w:lvlText w:val=""/>
-      <w:lvlJc w:val="left"/>
-      <w:pPr>
-        <w:ind w:left="3589" w:hanging="360"/>
-      </w:pPr>
-      <w:rPr>
-        <w:rFonts w:ascii="Symbol" w:hAnsi="Symbol" w:hint="default"/>
-      </w:rPr>
-    </w:lvl>
-    <w:lvl w:ilvl="4" w:tplc="080A0003" w:tentative="1">
-      <w:start w:val="1"/>
-      <w:numFmt w:val="bullet"/>
-      <w:lvlText w:val="o"/>
-      <w:lvlJc w:val="left"/>
-      <w:pPr>
-        <w:ind w:left="4309" w:hanging="360"/>
-      </w:pPr>
-      <w:rPr>
-        <w:rFonts w:ascii="Courier New" w:hAnsi="Courier New" w:cs="Courier New" w:hint="default"/>
-      </w:rPr>
-    </w:lvl>
-    <w:lvl w:ilvl="5" w:tplc="080A0005" w:tentative="1">
-      <w:start w:val="1"/>
-      <w:numFmt w:val="bullet"/>
-      <w:lvlText w:val=""/>
-      <w:lvlJc w:val="left"/>
-      <w:pPr>
-        <w:ind w:left="5029" w:hanging="360"/>
-      </w:pPr>
-      <w:rPr>
-        <w:rFonts w:ascii="Wingdings" w:hAnsi="Wingdings" w:hint="default"/>
-      </w:rPr>
-    </w:lvl>
-    <w:lvl w:ilvl="6" w:tplc="080A0001" w:tentative="1">
-      <w:start w:val="1"/>
-      <w:numFmt w:val="bullet"/>
-      <w:lvlText w:val=""/>
-      <w:lvlJc w:val="left"/>
-      <w:pPr>
-        <w:ind w:left="5749" w:hanging="360"/>
-      </w:pPr>
-      <w:rPr>
-        <w:rFonts w:ascii="Symbol" w:hAnsi="Symbol" w:hint="default"/>
-      </w:rPr>
-    </w:lvl>
-    <w:lvl w:ilvl="7" w:tplc="080A0003" w:tentative="1">
-      <w:start w:val="1"/>
-      <w:numFmt w:val="bullet"/>
-      <w:lvlText w:val="o"/>
-      <w:lvlJc w:val="left"/>
-      <w:pPr>
-        <w:ind w:left="6469" w:hanging="360"/>
-      </w:pPr>
-      <w:rPr>
-        <w:rFonts w:ascii="Courier New" w:hAnsi="Courier New" w:cs="Courier New" w:hint="default"/>
-      </w:rPr>
-    </w:lvl>
-    <w:lvl w:ilvl="8" w:tplc="080A0005" w:tentative="1">
-      <w:start w:val="1"/>
-      <w:numFmt w:val="bullet"/>
-      <w:lvlText w:val=""/>
-      <w:lvlJc w:val="left"/>
-      <w:pPr>
-        <w:ind w:left="7189" w:hanging="360"/>
-      </w:pPr>
-      <w:rPr>
-        <w:rFonts w:ascii="Wingdings" w:hAnsi="Wingdings" w:hint="default"/>
-      </w:rPr>
-    </w:lvl>
-  </w:abstractNum>
-  <w:abstractNum w:abstractNumId="27" w15:restartNumberingAfterBreak="0">
+  <w:abstractNum w:abstractNumId="11" w15:restartNumberingAfterBreak="0">
     <w:nsid w:val="27412B07"/>
     <w:multiLevelType w:val="hybridMultilevel"/>
     <w:tmpl w:val="A356BAC2"/>
@@ -10864,7 +9131,7 @@
       </w:pPr>
     </w:lvl>
   </w:abstractNum>
-  <w:abstractNum w:abstractNumId="28" w15:restartNumberingAfterBreak="0">
+  <w:abstractNum w:abstractNumId="12" w15:restartNumberingAfterBreak="0">
     <w:nsid w:val="28963E89"/>
     <w:multiLevelType w:val="hybridMultilevel"/>
     <w:tmpl w:val="774C188C"/>
@@ -10977,7 +9244,7 @@
       </w:rPr>
     </w:lvl>
   </w:abstractNum>
-  <w:abstractNum w:abstractNumId="29" w15:restartNumberingAfterBreak="0">
+  <w:abstractNum w:abstractNumId="13" w15:restartNumberingAfterBreak="0">
     <w:nsid w:val="28B019D0"/>
     <w:multiLevelType w:val="hybridMultilevel"/>
     <w:tmpl w:val="0D4C7428"/>
@@ -11090,233 +9357,7 @@
       </w:rPr>
     </w:lvl>
   </w:abstractNum>
-  <w:abstractNum w:abstractNumId="30" w15:restartNumberingAfterBreak="0">
-    <w:nsid w:val="2B32507C"/>
-    <w:multiLevelType w:val="hybridMultilevel"/>
-    <w:tmpl w:val="ED405D50"/>
-    <w:lvl w:ilvl="0" w:tplc="240A0003">
-      <w:start w:val="1"/>
-      <w:numFmt w:val="bullet"/>
-      <w:lvlText w:val="o"/>
-      <w:lvlJc w:val="left"/>
-      <w:pPr>
-        <w:ind w:left="2149" w:hanging="360"/>
-      </w:pPr>
-      <w:rPr>
-        <w:rFonts w:ascii="Courier New" w:hAnsi="Courier New" w:cs="Courier New" w:hint="default"/>
-      </w:rPr>
-    </w:lvl>
-    <w:lvl w:ilvl="1" w:tplc="080A0003" w:tentative="1">
-      <w:start w:val="1"/>
-      <w:numFmt w:val="bullet"/>
-      <w:lvlText w:val="o"/>
-      <w:lvlJc w:val="left"/>
-      <w:pPr>
-        <w:ind w:left="2869" w:hanging="360"/>
-      </w:pPr>
-      <w:rPr>
-        <w:rFonts w:ascii="Courier New" w:hAnsi="Courier New" w:cs="Courier New" w:hint="default"/>
-      </w:rPr>
-    </w:lvl>
-    <w:lvl w:ilvl="2" w:tplc="080A0005" w:tentative="1">
-      <w:start w:val="1"/>
-      <w:numFmt w:val="bullet"/>
-      <w:lvlText w:val=""/>
-      <w:lvlJc w:val="left"/>
-      <w:pPr>
-        <w:ind w:left="3589" w:hanging="360"/>
-      </w:pPr>
-      <w:rPr>
-        <w:rFonts w:ascii="Wingdings" w:hAnsi="Wingdings" w:hint="default"/>
-      </w:rPr>
-    </w:lvl>
-    <w:lvl w:ilvl="3" w:tplc="080A0001" w:tentative="1">
-      <w:start w:val="1"/>
-      <w:numFmt w:val="bullet"/>
-      <w:lvlText w:val=""/>
-      <w:lvlJc w:val="left"/>
-      <w:pPr>
-        <w:ind w:left="4309" w:hanging="360"/>
-      </w:pPr>
-      <w:rPr>
-        <w:rFonts w:ascii="Symbol" w:hAnsi="Symbol" w:hint="default"/>
-      </w:rPr>
-    </w:lvl>
-    <w:lvl w:ilvl="4" w:tplc="080A0003" w:tentative="1">
-      <w:start w:val="1"/>
-      <w:numFmt w:val="bullet"/>
-      <w:lvlText w:val="o"/>
-      <w:lvlJc w:val="left"/>
-      <w:pPr>
-        <w:ind w:left="5029" w:hanging="360"/>
-      </w:pPr>
-      <w:rPr>
-        <w:rFonts w:ascii="Courier New" w:hAnsi="Courier New" w:cs="Courier New" w:hint="default"/>
-      </w:rPr>
-    </w:lvl>
-    <w:lvl w:ilvl="5" w:tplc="080A0005" w:tentative="1">
-      <w:start w:val="1"/>
-      <w:numFmt w:val="bullet"/>
-      <w:lvlText w:val=""/>
-      <w:lvlJc w:val="left"/>
-      <w:pPr>
-        <w:ind w:left="5749" w:hanging="360"/>
-      </w:pPr>
-      <w:rPr>
-        <w:rFonts w:ascii="Wingdings" w:hAnsi="Wingdings" w:hint="default"/>
-      </w:rPr>
-    </w:lvl>
-    <w:lvl w:ilvl="6" w:tplc="080A0001" w:tentative="1">
-      <w:start w:val="1"/>
-      <w:numFmt w:val="bullet"/>
-      <w:lvlText w:val=""/>
-      <w:lvlJc w:val="left"/>
-      <w:pPr>
-        <w:ind w:left="6469" w:hanging="360"/>
-      </w:pPr>
-      <w:rPr>
-        <w:rFonts w:ascii="Symbol" w:hAnsi="Symbol" w:hint="default"/>
-      </w:rPr>
-    </w:lvl>
-    <w:lvl w:ilvl="7" w:tplc="080A0003" w:tentative="1">
-      <w:start w:val="1"/>
-      <w:numFmt w:val="bullet"/>
-      <w:lvlText w:val="o"/>
-      <w:lvlJc w:val="left"/>
-      <w:pPr>
-        <w:ind w:left="7189" w:hanging="360"/>
-      </w:pPr>
-      <w:rPr>
-        <w:rFonts w:ascii="Courier New" w:hAnsi="Courier New" w:cs="Courier New" w:hint="default"/>
-      </w:rPr>
-    </w:lvl>
-    <w:lvl w:ilvl="8" w:tplc="080A0005" w:tentative="1">
-      <w:start w:val="1"/>
-      <w:numFmt w:val="bullet"/>
-      <w:lvlText w:val=""/>
-      <w:lvlJc w:val="left"/>
-      <w:pPr>
-        <w:ind w:left="7909" w:hanging="360"/>
-      </w:pPr>
-      <w:rPr>
-        <w:rFonts w:ascii="Wingdings" w:hAnsi="Wingdings" w:hint="default"/>
-      </w:rPr>
-    </w:lvl>
-  </w:abstractNum>
-  <w:abstractNum w:abstractNumId="31" w15:restartNumberingAfterBreak="0">
-    <w:nsid w:val="2E581A0D"/>
-    <w:multiLevelType w:val="hybridMultilevel"/>
-    <w:tmpl w:val="0F92A306"/>
-    <w:lvl w:ilvl="0" w:tplc="080A0001">
-      <w:start w:val="1"/>
-      <w:numFmt w:val="bullet"/>
-      <w:lvlText w:val=""/>
-      <w:lvlJc w:val="left"/>
-      <w:pPr>
-        <w:ind w:left="1429" w:hanging="360"/>
-      </w:pPr>
-      <w:rPr>
-        <w:rFonts w:ascii="Symbol" w:hAnsi="Symbol" w:hint="default"/>
-      </w:rPr>
-    </w:lvl>
-    <w:lvl w:ilvl="1" w:tplc="080A0003" w:tentative="1">
-      <w:start w:val="1"/>
-      <w:numFmt w:val="bullet"/>
-      <w:lvlText w:val="o"/>
-      <w:lvlJc w:val="left"/>
-      <w:pPr>
-        <w:ind w:left="2149" w:hanging="360"/>
-      </w:pPr>
-      <w:rPr>
-        <w:rFonts w:ascii="Courier New" w:hAnsi="Courier New" w:cs="Courier New" w:hint="default"/>
-      </w:rPr>
-    </w:lvl>
-    <w:lvl w:ilvl="2" w:tplc="080A0005" w:tentative="1">
-      <w:start w:val="1"/>
-      <w:numFmt w:val="bullet"/>
-      <w:lvlText w:val=""/>
-      <w:lvlJc w:val="left"/>
-      <w:pPr>
-        <w:ind w:left="2869" w:hanging="360"/>
-      </w:pPr>
-      <w:rPr>
-        <w:rFonts w:ascii="Wingdings" w:hAnsi="Wingdings" w:hint="default"/>
-      </w:rPr>
-    </w:lvl>
-    <w:lvl w:ilvl="3" w:tplc="080A0001" w:tentative="1">
-      <w:start w:val="1"/>
-      <w:numFmt w:val="bullet"/>
-      <w:lvlText w:val=""/>
-      <w:lvlJc w:val="left"/>
-      <w:pPr>
-        <w:ind w:left="3589" w:hanging="360"/>
-      </w:pPr>
-      <w:rPr>
-        <w:rFonts w:ascii="Symbol" w:hAnsi="Symbol" w:hint="default"/>
-      </w:rPr>
-    </w:lvl>
-    <w:lvl w:ilvl="4" w:tplc="080A0003" w:tentative="1">
-      <w:start w:val="1"/>
-      <w:numFmt w:val="bullet"/>
-      <w:lvlText w:val="o"/>
-      <w:lvlJc w:val="left"/>
-      <w:pPr>
-        <w:ind w:left="4309" w:hanging="360"/>
-      </w:pPr>
-      <w:rPr>
-        <w:rFonts w:ascii="Courier New" w:hAnsi="Courier New" w:cs="Courier New" w:hint="default"/>
-      </w:rPr>
-    </w:lvl>
-    <w:lvl w:ilvl="5" w:tplc="080A0005" w:tentative="1">
-      <w:start w:val="1"/>
-      <w:numFmt w:val="bullet"/>
-      <w:lvlText w:val=""/>
-      <w:lvlJc w:val="left"/>
-      <w:pPr>
-        <w:ind w:left="5029" w:hanging="360"/>
-      </w:pPr>
-      <w:rPr>
-        <w:rFonts w:ascii="Wingdings" w:hAnsi="Wingdings" w:hint="default"/>
-      </w:rPr>
-    </w:lvl>
-    <w:lvl w:ilvl="6" w:tplc="080A0001" w:tentative="1">
-      <w:start w:val="1"/>
-      <w:numFmt w:val="bullet"/>
-      <w:lvlText w:val=""/>
-      <w:lvlJc w:val="left"/>
-      <w:pPr>
-        <w:ind w:left="5749" w:hanging="360"/>
-      </w:pPr>
-      <w:rPr>
-        <w:rFonts w:ascii="Symbol" w:hAnsi="Symbol" w:hint="default"/>
-      </w:rPr>
-    </w:lvl>
-    <w:lvl w:ilvl="7" w:tplc="080A0003" w:tentative="1">
-      <w:start w:val="1"/>
-      <w:numFmt w:val="bullet"/>
-      <w:lvlText w:val="o"/>
-      <w:lvlJc w:val="left"/>
-      <w:pPr>
-        <w:ind w:left="6469" w:hanging="360"/>
-      </w:pPr>
-      <w:rPr>
-        <w:rFonts w:ascii="Courier New" w:hAnsi="Courier New" w:cs="Courier New" w:hint="default"/>
-      </w:rPr>
-    </w:lvl>
-    <w:lvl w:ilvl="8" w:tplc="080A0005" w:tentative="1">
-      <w:start w:val="1"/>
-      <w:numFmt w:val="bullet"/>
-      <w:lvlText w:val=""/>
-      <w:lvlJc w:val="left"/>
-      <w:pPr>
-        <w:ind w:left="7189" w:hanging="360"/>
-      </w:pPr>
-      <w:rPr>
-        <w:rFonts w:ascii="Wingdings" w:hAnsi="Wingdings" w:hint="default"/>
-      </w:rPr>
-    </w:lvl>
-  </w:abstractNum>
-  <w:abstractNum w:abstractNumId="32" w15:restartNumberingAfterBreak="0">
+  <w:abstractNum w:abstractNumId="14" w15:restartNumberingAfterBreak="0">
     <w:nsid w:val="2E9D04BA"/>
     <w:multiLevelType w:val="hybridMultilevel"/>
     <w:tmpl w:val="097408E0"/>
@@ -11429,93 +9470,7 @@
       </w:rPr>
     </w:lvl>
   </w:abstractNum>
-  <w:abstractNum w:abstractNumId="33" w15:restartNumberingAfterBreak="0">
-    <w:nsid w:val="2F645BE4"/>
-    <w:multiLevelType w:val="hybridMultilevel"/>
-    <w:tmpl w:val="1C4AAC70"/>
-    <w:lvl w:ilvl="0" w:tplc="080A0011">
-      <w:start w:val="1"/>
-      <w:numFmt w:val="decimal"/>
-      <w:lvlText w:val="%1)"/>
-      <w:lvlJc w:val="left"/>
-      <w:pPr>
-        <w:ind w:left="1429" w:hanging="360"/>
-      </w:pPr>
-    </w:lvl>
-    <w:lvl w:ilvl="1" w:tplc="080A0019" w:tentative="1">
-      <w:start w:val="1"/>
-      <w:numFmt w:val="lowerLetter"/>
-      <w:lvlText w:val="%2."/>
-      <w:lvlJc w:val="left"/>
-      <w:pPr>
-        <w:ind w:left="2149" w:hanging="360"/>
-      </w:pPr>
-    </w:lvl>
-    <w:lvl w:ilvl="2" w:tplc="080A001B" w:tentative="1">
-      <w:start w:val="1"/>
-      <w:numFmt w:val="lowerRoman"/>
-      <w:lvlText w:val="%3."/>
-      <w:lvlJc w:val="right"/>
-      <w:pPr>
-        <w:ind w:left="2869" w:hanging="180"/>
-      </w:pPr>
-    </w:lvl>
-    <w:lvl w:ilvl="3" w:tplc="080A000F" w:tentative="1">
-      <w:start w:val="1"/>
-      <w:numFmt w:val="decimal"/>
-      <w:lvlText w:val="%4."/>
-      <w:lvlJc w:val="left"/>
-      <w:pPr>
-        <w:ind w:left="3589" w:hanging="360"/>
-      </w:pPr>
-    </w:lvl>
-    <w:lvl w:ilvl="4" w:tplc="080A0019" w:tentative="1">
-      <w:start w:val="1"/>
-      <w:numFmt w:val="lowerLetter"/>
-      <w:lvlText w:val="%5."/>
-      <w:lvlJc w:val="left"/>
-      <w:pPr>
-        <w:ind w:left="4309" w:hanging="360"/>
-      </w:pPr>
-    </w:lvl>
-    <w:lvl w:ilvl="5" w:tplc="080A001B" w:tentative="1">
-      <w:start w:val="1"/>
-      <w:numFmt w:val="lowerRoman"/>
-      <w:lvlText w:val="%6."/>
-      <w:lvlJc w:val="right"/>
-      <w:pPr>
-        <w:ind w:left="5029" w:hanging="180"/>
-      </w:pPr>
-    </w:lvl>
-    <w:lvl w:ilvl="6" w:tplc="080A000F" w:tentative="1">
-      <w:start w:val="1"/>
-      <w:numFmt w:val="decimal"/>
-      <w:lvlText w:val="%7."/>
-      <w:lvlJc w:val="left"/>
-      <w:pPr>
-        <w:ind w:left="5749" w:hanging="360"/>
-      </w:pPr>
-    </w:lvl>
-    <w:lvl w:ilvl="7" w:tplc="080A0019" w:tentative="1">
-      <w:start w:val="1"/>
-      <w:numFmt w:val="lowerLetter"/>
-      <w:lvlText w:val="%8."/>
-      <w:lvlJc w:val="left"/>
-      <w:pPr>
-        <w:ind w:left="6469" w:hanging="360"/>
-      </w:pPr>
-    </w:lvl>
-    <w:lvl w:ilvl="8" w:tplc="080A001B" w:tentative="1">
-      <w:start w:val="1"/>
-      <w:numFmt w:val="lowerRoman"/>
-      <w:lvlText w:val="%9."/>
-      <w:lvlJc w:val="right"/>
-      <w:pPr>
-        <w:ind w:left="7189" w:hanging="180"/>
-      </w:pPr>
-    </w:lvl>
-  </w:abstractNum>
-  <w:abstractNum w:abstractNumId="34" w15:restartNumberingAfterBreak="0">
+  <w:abstractNum w:abstractNumId="15" w15:restartNumberingAfterBreak="0">
     <w:nsid w:val="2FE9299D"/>
     <w:multiLevelType w:val="hybridMultilevel"/>
     <w:tmpl w:val="E334EFF8"/>
@@ -11628,7 +9583,7 @@
       </w:rPr>
     </w:lvl>
   </w:abstractNum>
-  <w:abstractNum w:abstractNumId="35" w15:restartNumberingAfterBreak="0">
+  <w:abstractNum w:abstractNumId="16" w15:restartNumberingAfterBreak="0">
     <w:nsid w:val="308931AB"/>
     <w:multiLevelType w:val="hybridMultilevel"/>
     <w:tmpl w:val="47C81136"/>
@@ -11741,120 +9696,7 @@
       </w:rPr>
     </w:lvl>
   </w:abstractNum>
-  <w:abstractNum w:abstractNumId="36" w15:restartNumberingAfterBreak="0">
-    <w:nsid w:val="32413449"/>
-    <w:multiLevelType w:val="hybridMultilevel"/>
-    <w:tmpl w:val="40962862"/>
-    <w:lvl w:ilvl="0" w:tplc="080A0003">
-      <w:start w:val="1"/>
-      <w:numFmt w:val="bullet"/>
-      <w:lvlText w:val="o"/>
-      <w:lvlJc w:val="left"/>
-      <w:pPr>
-        <w:ind w:left="2844" w:hanging="360"/>
-      </w:pPr>
-      <w:rPr>
-        <w:rFonts w:ascii="Courier New" w:hAnsi="Courier New" w:cs="Courier New" w:hint="default"/>
-      </w:rPr>
-    </w:lvl>
-    <w:lvl w:ilvl="1" w:tplc="080A0003" w:tentative="1">
-      <w:start w:val="1"/>
-      <w:numFmt w:val="bullet"/>
-      <w:lvlText w:val="o"/>
-      <w:lvlJc w:val="left"/>
-      <w:pPr>
-        <w:ind w:left="3564" w:hanging="360"/>
-      </w:pPr>
-      <w:rPr>
-        <w:rFonts w:ascii="Courier New" w:hAnsi="Courier New" w:cs="Courier New" w:hint="default"/>
-      </w:rPr>
-    </w:lvl>
-    <w:lvl w:ilvl="2" w:tplc="080A0005" w:tentative="1">
-      <w:start w:val="1"/>
-      <w:numFmt w:val="bullet"/>
-      <w:lvlText w:val=""/>
-      <w:lvlJc w:val="left"/>
-      <w:pPr>
-        <w:ind w:left="4284" w:hanging="360"/>
-      </w:pPr>
-      <w:rPr>
-        <w:rFonts w:ascii="Wingdings" w:hAnsi="Wingdings" w:hint="default"/>
-      </w:rPr>
-    </w:lvl>
-    <w:lvl w:ilvl="3" w:tplc="080A0001" w:tentative="1">
-      <w:start w:val="1"/>
-      <w:numFmt w:val="bullet"/>
-      <w:lvlText w:val=""/>
-      <w:lvlJc w:val="left"/>
-      <w:pPr>
-        <w:ind w:left="5004" w:hanging="360"/>
-      </w:pPr>
-      <w:rPr>
-        <w:rFonts w:ascii="Symbol" w:hAnsi="Symbol" w:hint="default"/>
-      </w:rPr>
-    </w:lvl>
-    <w:lvl w:ilvl="4" w:tplc="080A0003" w:tentative="1">
-      <w:start w:val="1"/>
-      <w:numFmt w:val="bullet"/>
-      <w:lvlText w:val="o"/>
-      <w:lvlJc w:val="left"/>
-      <w:pPr>
-        <w:ind w:left="5724" w:hanging="360"/>
-      </w:pPr>
-      <w:rPr>
-        <w:rFonts w:ascii="Courier New" w:hAnsi="Courier New" w:cs="Courier New" w:hint="default"/>
-      </w:rPr>
-    </w:lvl>
-    <w:lvl w:ilvl="5" w:tplc="080A0005" w:tentative="1">
-      <w:start w:val="1"/>
-      <w:numFmt w:val="bullet"/>
-      <w:lvlText w:val=""/>
-      <w:lvlJc w:val="left"/>
-      <w:pPr>
-        <w:ind w:left="6444" w:hanging="360"/>
-      </w:pPr>
-      <w:rPr>
-        <w:rFonts w:ascii="Wingdings" w:hAnsi="Wingdings" w:hint="default"/>
-      </w:rPr>
-    </w:lvl>
-    <w:lvl w:ilvl="6" w:tplc="080A0001" w:tentative="1">
-      <w:start w:val="1"/>
-      <w:numFmt w:val="bullet"/>
-      <w:lvlText w:val=""/>
-      <w:lvlJc w:val="left"/>
-      <w:pPr>
-        <w:ind w:left="7164" w:hanging="360"/>
-      </w:pPr>
-      <w:rPr>
-        <w:rFonts w:ascii="Symbol" w:hAnsi="Symbol" w:hint="default"/>
-      </w:rPr>
-    </w:lvl>
-    <w:lvl w:ilvl="7" w:tplc="080A0003" w:tentative="1">
-      <w:start w:val="1"/>
-      <w:numFmt w:val="bullet"/>
-      <w:lvlText w:val="o"/>
-      <w:lvlJc w:val="left"/>
-      <w:pPr>
-        <w:ind w:left="7884" w:hanging="360"/>
-      </w:pPr>
-      <w:rPr>
-        <w:rFonts w:ascii="Courier New" w:hAnsi="Courier New" w:cs="Courier New" w:hint="default"/>
-      </w:rPr>
-    </w:lvl>
-    <w:lvl w:ilvl="8" w:tplc="080A0005" w:tentative="1">
-      <w:start w:val="1"/>
-      <w:numFmt w:val="bullet"/>
-      <w:lvlText w:val=""/>
-      <w:lvlJc w:val="left"/>
-      <w:pPr>
-        <w:ind w:left="8604" w:hanging="360"/>
-      </w:pPr>
-      <w:rPr>
-        <w:rFonts w:ascii="Wingdings" w:hAnsi="Wingdings" w:hint="default"/>
-      </w:rPr>
-    </w:lvl>
-  </w:abstractNum>
-  <w:abstractNum w:abstractNumId="37" w15:restartNumberingAfterBreak="0">
+  <w:abstractNum w:abstractNumId="17" w15:restartNumberingAfterBreak="0">
     <w:nsid w:val="368E176E"/>
     <w:multiLevelType w:val="hybridMultilevel"/>
     <w:tmpl w:val="BDF054FE"/>
@@ -11948,7 +9790,7 @@
       </w:pPr>
     </w:lvl>
   </w:abstractNum>
-  <w:abstractNum w:abstractNumId="38" w15:restartNumberingAfterBreak="0">
+  <w:abstractNum w:abstractNumId="18" w15:restartNumberingAfterBreak="0">
     <w:nsid w:val="38B366E8"/>
     <w:multiLevelType w:val="hybridMultilevel"/>
     <w:tmpl w:val="30A8154C"/>
@@ -12061,233 +9903,7 @@
       </w:rPr>
     </w:lvl>
   </w:abstractNum>
-  <w:abstractNum w:abstractNumId="39" w15:restartNumberingAfterBreak="0">
-    <w:nsid w:val="3A86593F"/>
-    <w:multiLevelType w:val="hybridMultilevel"/>
-    <w:tmpl w:val="F8624BF0"/>
-    <w:lvl w:ilvl="0" w:tplc="080A0001">
-      <w:start w:val="1"/>
-      <w:numFmt w:val="bullet"/>
-      <w:lvlText w:val=""/>
-      <w:lvlJc w:val="left"/>
-      <w:pPr>
-        <w:ind w:left="1429" w:hanging="360"/>
-      </w:pPr>
-      <w:rPr>
-        <w:rFonts w:ascii="Symbol" w:hAnsi="Symbol" w:hint="default"/>
-      </w:rPr>
-    </w:lvl>
-    <w:lvl w:ilvl="1" w:tplc="080A0003" w:tentative="1">
-      <w:start w:val="1"/>
-      <w:numFmt w:val="bullet"/>
-      <w:lvlText w:val="o"/>
-      <w:lvlJc w:val="left"/>
-      <w:pPr>
-        <w:ind w:left="2149" w:hanging="360"/>
-      </w:pPr>
-      <w:rPr>
-        <w:rFonts w:ascii="Courier New" w:hAnsi="Courier New" w:cs="Courier New" w:hint="default"/>
-      </w:rPr>
-    </w:lvl>
-    <w:lvl w:ilvl="2" w:tplc="080A0005" w:tentative="1">
-      <w:start w:val="1"/>
-      <w:numFmt w:val="bullet"/>
-      <w:lvlText w:val=""/>
-      <w:lvlJc w:val="left"/>
-      <w:pPr>
-        <w:ind w:left="2869" w:hanging="360"/>
-      </w:pPr>
-      <w:rPr>
-        <w:rFonts w:ascii="Wingdings" w:hAnsi="Wingdings" w:hint="default"/>
-      </w:rPr>
-    </w:lvl>
-    <w:lvl w:ilvl="3" w:tplc="080A0001" w:tentative="1">
-      <w:start w:val="1"/>
-      <w:numFmt w:val="bullet"/>
-      <w:lvlText w:val=""/>
-      <w:lvlJc w:val="left"/>
-      <w:pPr>
-        <w:ind w:left="3589" w:hanging="360"/>
-      </w:pPr>
-      <w:rPr>
-        <w:rFonts w:ascii="Symbol" w:hAnsi="Symbol" w:hint="default"/>
-      </w:rPr>
-    </w:lvl>
-    <w:lvl w:ilvl="4" w:tplc="080A0003" w:tentative="1">
-      <w:start w:val="1"/>
-      <w:numFmt w:val="bullet"/>
-      <w:lvlText w:val="o"/>
-      <w:lvlJc w:val="left"/>
-      <w:pPr>
-        <w:ind w:left="4309" w:hanging="360"/>
-      </w:pPr>
-      <w:rPr>
-        <w:rFonts w:ascii="Courier New" w:hAnsi="Courier New" w:cs="Courier New" w:hint="default"/>
-      </w:rPr>
-    </w:lvl>
-    <w:lvl w:ilvl="5" w:tplc="080A0005" w:tentative="1">
-      <w:start w:val="1"/>
-      <w:numFmt w:val="bullet"/>
-      <w:lvlText w:val=""/>
-      <w:lvlJc w:val="left"/>
-      <w:pPr>
-        <w:ind w:left="5029" w:hanging="360"/>
-      </w:pPr>
-      <w:rPr>
-        <w:rFonts w:ascii="Wingdings" w:hAnsi="Wingdings" w:hint="default"/>
-      </w:rPr>
-    </w:lvl>
-    <w:lvl w:ilvl="6" w:tplc="080A0001" w:tentative="1">
-      <w:start w:val="1"/>
-      <w:numFmt w:val="bullet"/>
-      <w:lvlText w:val=""/>
-      <w:lvlJc w:val="left"/>
-      <w:pPr>
-        <w:ind w:left="5749" w:hanging="360"/>
-      </w:pPr>
-      <w:rPr>
-        <w:rFonts w:ascii="Symbol" w:hAnsi="Symbol" w:hint="default"/>
-      </w:rPr>
-    </w:lvl>
-    <w:lvl w:ilvl="7" w:tplc="080A0003" w:tentative="1">
-      <w:start w:val="1"/>
-      <w:numFmt w:val="bullet"/>
-      <w:lvlText w:val="o"/>
-      <w:lvlJc w:val="left"/>
-      <w:pPr>
-        <w:ind w:left="6469" w:hanging="360"/>
-      </w:pPr>
-      <w:rPr>
-        <w:rFonts w:ascii="Courier New" w:hAnsi="Courier New" w:cs="Courier New" w:hint="default"/>
-      </w:rPr>
-    </w:lvl>
-    <w:lvl w:ilvl="8" w:tplc="080A0005" w:tentative="1">
-      <w:start w:val="1"/>
-      <w:numFmt w:val="bullet"/>
-      <w:lvlText w:val=""/>
-      <w:lvlJc w:val="left"/>
-      <w:pPr>
-        <w:ind w:left="7189" w:hanging="360"/>
-      </w:pPr>
-      <w:rPr>
-        <w:rFonts w:ascii="Wingdings" w:hAnsi="Wingdings" w:hint="default"/>
-      </w:rPr>
-    </w:lvl>
-  </w:abstractNum>
-  <w:abstractNum w:abstractNumId="40" w15:restartNumberingAfterBreak="0">
-    <w:nsid w:val="3CE13892"/>
-    <w:multiLevelType w:val="hybridMultilevel"/>
-    <w:tmpl w:val="589CBA94"/>
-    <w:lvl w:ilvl="0" w:tplc="240A0003">
-      <w:start w:val="1"/>
-      <w:numFmt w:val="bullet"/>
-      <w:lvlText w:val="o"/>
-      <w:lvlJc w:val="left"/>
-      <w:pPr>
-        <w:ind w:left="2149" w:hanging="360"/>
-      </w:pPr>
-      <w:rPr>
-        <w:rFonts w:ascii="Courier New" w:hAnsi="Courier New" w:cs="Courier New" w:hint="default"/>
-      </w:rPr>
-    </w:lvl>
-    <w:lvl w:ilvl="1" w:tplc="080A0003" w:tentative="1">
-      <w:start w:val="1"/>
-      <w:numFmt w:val="bullet"/>
-      <w:lvlText w:val="o"/>
-      <w:lvlJc w:val="left"/>
-      <w:pPr>
-        <w:ind w:left="2869" w:hanging="360"/>
-      </w:pPr>
-      <w:rPr>
-        <w:rFonts w:ascii="Courier New" w:hAnsi="Courier New" w:cs="Courier New" w:hint="default"/>
-      </w:rPr>
-    </w:lvl>
-    <w:lvl w:ilvl="2" w:tplc="080A0005" w:tentative="1">
-      <w:start w:val="1"/>
-      <w:numFmt w:val="bullet"/>
-      <w:lvlText w:val=""/>
-      <w:lvlJc w:val="left"/>
-      <w:pPr>
-        <w:ind w:left="3589" w:hanging="360"/>
-      </w:pPr>
-      <w:rPr>
-        <w:rFonts w:ascii="Wingdings" w:hAnsi="Wingdings" w:hint="default"/>
-      </w:rPr>
-    </w:lvl>
-    <w:lvl w:ilvl="3" w:tplc="080A0001" w:tentative="1">
-      <w:start w:val="1"/>
-      <w:numFmt w:val="bullet"/>
-      <w:lvlText w:val=""/>
-      <w:lvlJc w:val="left"/>
-      <w:pPr>
-        <w:ind w:left="4309" w:hanging="360"/>
-      </w:pPr>
-      <w:rPr>
-        <w:rFonts w:ascii="Symbol" w:hAnsi="Symbol" w:hint="default"/>
-      </w:rPr>
-    </w:lvl>
-    <w:lvl w:ilvl="4" w:tplc="080A0003" w:tentative="1">
-      <w:start w:val="1"/>
-      <w:numFmt w:val="bullet"/>
-      <w:lvlText w:val="o"/>
-      <w:lvlJc w:val="left"/>
-      <w:pPr>
-        <w:ind w:left="5029" w:hanging="360"/>
-      </w:pPr>
-      <w:rPr>
-        <w:rFonts w:ascii="Courier New" w:hAnsi="Courier New" w:cs="Courier New" w:hint="default"/>
-      </w:rPr>
-    </w:lvl>
-    <w:lvl w:ilvl="5" w:tplc="080A0005" w:tentative="1">
-      <w:start w:val="1"/>
-      <w:numFmt w:val="bullet"/>
-      <w:lvlText w:val=""/>
-      <w:lvlJc w:val="left"/>
-      <w:pPr>
-        <w:ind w:left="5749" w:hanging="360"/>
-      </w:pPr>
-      <w:rPr>
-        <w:rFonts w:ascii="Wingdings" w:hAnsi="Wingdings" w:hint="default"/>
-      </w:rPr>
-    </w:lvl>
-    <w:lvl w:ilvl="6" w:tplc="080A0001" w:tentative="1">
-      <w:start w:val="1"/>
-      <w:numFmt w:val="bullet"/>
-      <w:lvlText w:val=""/>
-      <w:lvlJc w:val="left"/>
-      <w:pPr>
-        <w:ind w:left="6469" w:hanging="360"/>
-      </w:pPr>
-      <w:rPr>
-        <w:rFonts w:ascii="Symbol" w:hAnsi="Symbol" w:hint="default"/>
-      </w:rPr>
-    </w:lvl>
-    <w:lvl w:ilvl="7" w:tplc="080A0003" w:tentative="1">
-      <w:start w:val="1"/>
-      <w:numFmt w:val="bullet"/>
-      <w:lvlText w:val="o"/>
-      <w:lvlJc w:val="left"/>
-      <w:pPr>
-        <w:ind w:left="7189" w:hanging="360"/>
-      </w:pPr>
-      <w:rPr>
-        <w:rFonts w:ascii="Courier New" w:hAnsi="Courier New" w:cs="Courier New" w:hint="default"/>
-      </w:rPr>
-    </w:lvl>
-    <w:lvl w:ilvl="8" w:tplc="080A0005" w:tentative="1">
-      <w:start w:val="1"/>
-      <w:numFmt w:val="bullet"/>
-      <w:lvlText w:val=""/>
-      <w:lvlJc w:val="left"/>
-      <w:pPr>
-        <w:ind w:left="7909" w:hanging="360"/>
-      </w:pPr>
-      <w:rPr>
-        <w:rFonts w:ascii="Wingdings" w:hAnsi="Wingdings" w:hint="default"/>
-      </w:rPr>
-    </w:lvl>
-  </w:abstractNum>
-  <w:abstractNum w:abstractNumId="41" w15:restartNumberingAfterBreak="0">
+  <w:abstractNum w:abstractNumId="19" w15:restartNumberingAfterBreak="0">
     <w:nsid w:val="3E160F45"/>
     <w:multiLevelType w:val="hybridMultilevel"/>
     <w:tmpl w:val="1DEAFB06"/>
@@ -12400,7 +10016,7 @@
       </w:rPr>
     </w:lvl>
   </w:abstractNum>
-  <w:abstractNum w:abstractNumId="42" w15:restartNumberingAfterBreak="0">
+  <w:abstractNum w:abstractNumId="20" w15:restartNumberingAfterBreak="0">
     <w:nsid w:val="41F10CA2"/>
     <w:multiLevelType w:val="hybridMultilevel"/>
     <w:tmpl w:val="A962A232"/>
@@ -12513,7 +10129,7 @@
       </w:rPr>
     </w:lvl>
   </w:abstractNum>
-  <w:abstractNum w:abstractNumId="43" w15:restartNumberingAfterBreak="0">
+  <w:abstractNum w:abstractNumId="21" w15:restartNumberingAfterBreak="0">
     <w:nsid w:val="43F41C01"/>
     <w:multiLevelType w:val="hybridMultilevel"/>
     <w:tmpl w:val="9CC829EC"/>
@@ -12626,120 +10242,7 @@
       </w:rPr>
     </w:lvl>
   </w:abstractNum>
-  <w:abstractNum w:abstractNumId="44" w15:restartNumberingAfterBreak="0">
-    <w:nsid w:val="4E6E1460"/>
-    <w:multiLevelType w:val="hybridMultilevel"/>
-    <w:tmpl w:val="9698CEA8"/>
-    <w:lvl w:ilvl="0" w:tplc="080A0001">
-      <w:start w:val="1"/>
-      <w:numFmt w:val="bullet"/>
-      <w:lvlText w:val=""/>
-      <w:lvlJc w:val="left"/>
-      <w:pPr>
-        <w:ind w:left="1429" w:hanging="360"/>
-      </w:pPr>
-      <w:rPr>
-        <w:rFonts w:ascii="Symbol" w:hAnsi="Symbol" w:hint="default"/>
-      </w:rPr>
-    </w:lvl>
-    <w:lvl w:ilvl="1" w:tplc="080A0003" w:tentative="1">
-      <w:start w:val="1"/>
-      <w:numFmt w:val="bullet"/>
-      <w:lvlText w:val="o"/>
-      <w:lvlJc w:val="left"/>
-      <w:pPr>
-        <w:ind w:left="2149" w:hanging="360"/>
-      </w:pPr>
-      <w:rPr>
-        <w:rFonts w:ascii="Courier New" w:hAnsi="Courier New" w:cs="Courier New" w:hint="default"/>
-      </w:rPr>
-    </w:lvl>
-    <w:lvl w:ilvl="2" w:tplc="080A0005" w:tentative="1">
-      <w:start w:val="1"/>
-      <w:numFmt w:val="bullet"/>
-      <w:lvlText w:val=""/>
-      <w:lvlJc w:val="left"/>
-      <w:pPr>
-        <w:ind w:left="2869" w:hanging="360"/>
-      </w:pPr>
-      <w:rPr>
-        <w:rFonts w:ascii="Wingdings" w:hAnsi="Wingdings" w:hint="default"/>
-      </w:rPr>
-    </w:lvl>
-    <w:lvl w:ilvl="3" w:tplc="080A0001" w:tentative="1">
-      <w:start w:val="1"/>
-      <w:numFmt w:val="bullet"/>
-      <w:lvlText w:val=""/>
-      <w:lvlJc w:val="left"/>
-      <w:pPr>
-        <w:ind w:left="3589" w:hanging="360"/>
-      </w:pPr>
-      <w:rPr>
-        <w:rFonts w:ascii="Symbol" w:hAnsi="Symbol" w:hint="default"/>
-      </w:rPr>
-    </w:lvl>
-    <w:lvl w:ilvl="4" w:tplc="080A0003" w:tentative="1">
-      <w:start w:val="1"/>
-      <w:numFmt w:val="bullet"/>
-      <w:lvlText w:val="o"/>
-      <w:lvlJc w:val="left"/>
-      <w:pPr>
-        <w:ind w:left="4309" w:hanging="360"/>
-      </w:pPr>
-      <w:rPr>
-        <w:rFonts w:ascii="Courier New" w:hAnsi="Courier New" w:cs="Courier New" w:hint="default"/>
-      </w:rPr>
-    </w:lvl>
-    <w:lvl w:ilvl="5" w:tplc="080A0005" w:tentative="1">
-      <w:start w:val="1"/>
-      <w:numFmt w:val="bullet"/>
-      <w:lvlText w:val=""/>
-      <w:lvlJc w:val="left"/>
-      <w:pPr>
-        <w:ind w:left="5029" w:hanging="360"/>
-      </w:pPr>
-      <w:rPr>
-        <w:rFonts w:ascii="Wingdings" w:hAnsi="Wingdings" w:hint="default"/>
-      </w:rPr>
-    </w:lvl>
-    <w:lvl w:ilvl="6" w:tplc="080A0001" w:tentative="1">
-      <w:start w:val="1"/>
-      <w:numFmt w:val="bullet"/>
-      <w:lvlText w:val=""/>
-      <w:lvlJc w:val="left"/>
-      <w:pPr>
-        <w:ind w:left="5749" w:hanging="360"/>
-      </w:pPr>
-      <w:rPr>
-        <w:rFonts w:ascii="Symbol" w:hAnsi="Symbol" w:hint="default"/>
-      </w:rPr>
-    </w:lvl>
-    <w:lvl w:ilvl="7" w:tplc="080A0003" w:tentative="1">
-      <w:start w:val="1"/>
-      <w:numFmt w:val="bullet"/>
-      <w:lvlText w:val="o"/>
-      <w:lvlJc w:val="left"/>
-      <w:pPr>
-        <w:ind w:left="6469" w:hanging="360"/>
-      </w:pPr>
-      <w:rPr>
-        <w:rFonts w:ascii="Courier New" w:hAnsi="Courier New" w:cs="Courier New" w:hint="default"/>
-      </w:rPr>
-    </w:lvl>
-    <w:lvl w:ilvl="8" w:tplc="080A0005" w:tentative="1">
-      <w:start w:val="1"/>
-      <w:numFmt w:val="bullet"/>
-      <w:lvlText w:val=""/>
-      <w:lvlJc w:val="left"/>
-      <w:pPr>
-        <w:ind w:left="7189" w:hanging="360"/>
-      </w:pPr>
-      <w:rPr>
-        <w:rFonts w:ascii="Wingdings" w:hAnsi="Wingdings" w:hint="default"/>
-      </w:rPr>
-    </w:lvl>
-  </w:abstractNum>
-  <w:abstractNum w:abstractNumId="45" w15:restartNumberingAfterBreak="0">
+  <w:abstractNum w:abstractNumId="22" w15:restartNumberingAfterBreak="0">
     <w:nsid w:val="4EBE1EF6"/>
     <w:multiLevelType w:val="hybridMultilevel"/>
     <w:tmpl w:val="F6A60586"/>
@@ -12832,7 +10335,7 @@
       </w:pPr>
     </w:lvl>
   </w:abstractNum>
-  <w:abstractNum w:abstractNumId="46" w15:restartNumberingAfterBreak="0">
+  <w:abstractNum w:abstractNumId="23" w15:restartNumberingAfterBreak="0">
     <w:nsid w:val="4EE02BE9"/>
     <w:multiLevelType w:val="hybridMultilevel"/>
     <w:tmpl w:val="ADB8FAFA"/>
@@ -12945,7 +10448,7 @@
       </w:rPr>
     </w:lvl>
   </w:abstractNum>
-  <w:abstractNum w:abstractNumId="47" w15:restartNumberingAfterBreak="0">
+  <w:abstractNum w:abstractNumId="24" w15:restartNumberingAfterBreak="0">
     <w:nsid w:val="4F3E4BA2"/>
     <w:multiLevelType w:val="hybridMultilevel"/>
     <w:tmpl w:val="48D46B04"/>
@@ -13058,7 +10561,7 @@
       </w:rPr>
     </w:lvl>
   </w:abstractNum>
-  <w:abstractNum w:abstractNumId="48" w15:restartNumberingAfterBreak="0">
+  <w:abstractNum w:abstractNumId="25" w15:restartNumberingAfterBreak="0">
     <w:nsid w:val="530531EF"/>
     <w:multiLevelType w:val="hybridMultilevel"/>
     <w:tmpl w:val="A230AD00"/>
@@ -13171,7 +10674,7 @@
       </w:rPr>
     </w:lvl>
   </w:abstractNum>
-  <w:abstractNum w:abstractNumId="49" w15:restartNumberingAfterBreak="0">
+  <w:abstractNum w:abstractNumId="26" w15:restartNumberingAfterBreak="0">
     <w:nsid w:val="53A64042"/>
     <w:multiLevelType w:val="hybridMultilevel"/>
     <w:tmpl w:val="C11A9752"/>
@@ -13284,233 +10787,7 @@
       </w:rPr>
     </w:lvl>
   </w:abstractNum>
-  <w:abstractNum w:abstractNumId="50" w15:restartNumberingAfterBreak="0">
-    <w:nsid w:val="55AA2A09"/>
-    <w:multiLevelType w:val="hybridMultilevel"/>
-    <w:tmpl w:val="C8DAE2EE"/>
-    <w:lvl w:ilvl="0" w:tplc="240A0003">
-      <w:start w:val="1"/>
-      <w:numFmt w:val="bullet"/>
-      <w:lvlText w:val="o"/>
-      <w:lvlJc w:val="left"/>
-      <w:pPr>
-        <w:ind w:left="2149" w:hanging="360"/>
-      </w:pPr>
-      <w:rPr>
-        <w:rFonts w:ascii="Courier New" w:hAnsi="Courier New" w:cs="Courier New" w:hint="default"/>
-      </w:rPr>
-    </w:lvl>
-    <w:lvl w:ilvl="1" w:tplc="080A0003" w:tentative="1">
-      <w:start w:val="1"/>
-      <w:numFmt w:val="bullet"/>
-      <w:lvlText w:val="o"/>
-      <w:lvlJc w:val="left"/>
-      <w:pPr>
-        <w:ind w:left="2869" w:hanging="360"/>
-      </w:pPr>
-      <w:rPr>
-        <w:rFonts w:ascii="Courier New" w:hAnsi="Courier New" w:cs="Courier New" w:hint="default"/>
-      </w:rPr>
-    </w:lvl>
-    <w:lvl w:ilvl="2" w:tplc="080A0005" w:tentative="1">
-      <w:start w:val="1"/>
-      <w:numFmt w:val="bullet"/>
-      <w:lvlText w:val=""/>
-      <w:lvlJc w:val="left"/>
-      <w:pPr>
-        <w:ind w:left="3589" w:hanging="360"/>
-      </w:pPr>
-      <w:rPr>
-        <w:rFonts w:ascii="Wingdings" w:hAnsi="Wingdings" w:hint="default"/>
-      </w:rPr>
-    </w:lvl>
-    <w:lvl w:ilvl="3" w:tplc="080A0001" w:tentative="1">
-      <w:start w:val="1"/>
-      <w:numFmt w:val="bullet"/>
-      <w:lvlText w:val=""/>
-      <w:lvlJc w:val="left"/>
-      <w:pPr>
-        <w:ind w:left="4309" w:hanging="360"/>
-      </w:pPr>
-      <w:rPr>
-        <w:rFonts w:ascii="Symbol" w:hAnsi="Symbol" w:hint="default"/>
-      </w:rPr>
-    </w:lvl>
-    <w:lvl w:ilvl="4" w:tplc="080A0003" w:tentative="1">
-      <w:start w:val="1"/>
-      <w:numFmt w:val="bullet"/>
-      <w:lvlText w:val="o"/>
-      <w:lvlJc w:val="left"/>
-      <w:pPr>
-        <w:ind w:left="5029" w:hanging="360"/>
-      </w:pPr>
-      <w:rPr>
-        <w:rFonts w:ascii="Courier New" w:hAnsi="Courier New" w:cs="Courier New" w:hint="default"/>
-      </w:rPr>
-    </w:lvl>
-    <w:lvl w:ilvl="5" w:tplc="080A0005" w:tentative="1">
-      <w:start w:val="1"/>
-      <w:numFmt w:val="bullet"/>
-      <w:lvlText w:val=""/>
-      <w:lvlJc w:val="left"/>
-      <w:pPr>
-        <w:ind w:left="5749" w:hanging="360"/>
-      </w:pPr>
-      <w:rPr>
-        <w:rFonts w:ascii="Wingdings" w:hAnsi="Wingdings" w:hint="default"/>
-      </w:rPr>
-    </w:lvl>
-    <w:lvl w:ilvl="6" w:tplc="080A0001" w:tentative="1">
-      <w:start w:val="1"/>
-      <w:numFmt w:val="bullet"/>
-      <w:lvlText w:val=""/>
-      <w:lvlJc w:val="left"/>
-      <w:pPr>
-        <w:ind w:left="6469" w:hanging="360"/>
-      </w:pPr>
-      <w:rPr>
-        <w:rFonts w:ascii="Symbol" w:hAnsi="Symbol" w:hint="default"/>
-      </w:rPr>
-    </w:lvl>
-    <w:lvl w:ilvl="7" w:tplc="080A0003" w:tentative="1">
-      <w:start w:val="1"/>
-      <w:numFmt w:val="bullet"/>
-      <w:lvlText w:val="o"/>
-      <w:lvlJc w:val="left"/>
-      <w:pPr>
-        <w:ind w:left="7189" w:hanging="360"/>
-      </w:pPr>
-      <w:rPr>
-        <w:rFonts w:ascii="Courier New" w:hAnsi="Courier New" w:cs="Courier New" w:hint="default"/>
-      </w:rPr>
-    </w:lvl>
-    <w:lvl w:ilvl="8" w:tplc="080A0005" w:tentative="1">
-      <w:start w:val="1"/>
-      <w:numFmt w:val="bullet"/>
-      <w:lvlText w:val=""/>
-      <w:lvlJc w:val="left"/>
-      <w:pPr>
-        <w:ind w:left="7909" w:hanging="360"/>
-      </w:pPr>
-      <w:rPr>
-        <w:rFonts w:ascii="Wingdings" w:hAnsi="Wingdings" w:hint="default"/>
-      </w:rPr>
-    </w:lvl>
-  </w:abstractNum>
-  <w:abstractNum w:abstractNumId="51" w15:restartNumberingAfterBreak="0">
-    <w:nsid w:val="5A500589"/>
-    <w:multiLevelType w:val="hybridMultilevel"/>
-    <w:tmpl w:val="30384EAC"/>
-    <w:lvl w:ilvl="0" w:tplc="080A0001">
-      <w:start w:val="1"/>
-      <w:numFmt w:val="bullet"/>
-      <w:lvlText w:val=""/>
-      <w:lvlJc w:val="left"/>
-      <w:pPr>
-        <w:ind w:left="1429" w:hanging="360"/>
-      </w:pPr>
-      <w:rPr>
-        <w:rFonts w:ascii="Symbol" w:hAnsi="Symbol" w:hint="default"/>
-      </w:rPr>
-    </w:lvl>
-    <w:lvl w:ilvl="1" w:tplc="080A0003" w:tentative="1">
-      <w:start w:val="1"/>
-      <w:numFmt w:val="bullet"/>
-      <w:lvlText w:val="o"/>
-      <w:lvlJc w:val="left"/>
-      <w:pPr>
-        <w:ind w:left="2149" w:hanging="360"/>
-      </w:pPr>
-      <w:rPr>
-        <w:rFonts w:ascii="Courier New" w:hAnsi="Courier New" w:cs="Courier New" w:hint="default"/>
-      </w:rPr>
-    </w:lvl>
-    <w:lvl w:ilvl="2" w:tplc="080A0005" w:tentative="1">
-      <w:start w:val="1"/>
-      <w:numFmt w:val="bullet"/>
-      <w:lvlText w:val=""/>
-      <w:lvlJc w:val="left"/>
-      <w:pPr>
-        <w:ind w:left="2869" w:hanging="360"/>
-      </w:pPr>
-      <w:rPr>
-        <w:rFonts w:ascii="Wingdings" w:hAnsi="Wingdings" w:hint="default"/>
-      </w:rPr>
-    </w:lvl>
-    <w:lvl w:ilvl="3" w:tplc="080A0001" w:tentative="1">
-      <w:start w:val="1"/>
-      <w:numFmt w:val="bullet"/>
-      <w:lvlText w:val=""/>
-      <w:lvlJc w:val="left"/>
-      <w:pPr>
-        <w:ind w:left="3589" w:hanging="360"/>
-      </w:pPr>
-      <w:rPr>
-        <w:rFonts w:ascii="Symbol" w:hAnsi="Symbol" w:hint="default"/>
-      </w:rPr>
-    </w:lvl>
-    <w:lvl w:ilvl="4" w:tplc="080A0003" w:tentative="1">
-      <w:start w:val="1"/>
-      <w:numFmt w:val="bullet"/>
-      <w:lvlText w:val="o"/>
-      <w:lvlJc w:val="left"/>
-      <w:pPr>
-        <w:ind w:left="4309" w:hanging="360"/>
-      </w:pPr>
-      <w:rPr>
-        <w:rFonts w:ascii="Courier New" w:hAnsi="Courier New" w:cs="Courier New" w:hint="default"/>
-      </w:rPr>
-    </w:lvl>
-    <w:lvl w:ilvl="5" w:tplc="080A0005" w:tentative="1">
-      <w:start w:val="1"/>
-      <w:numFmt w:val="bullet"/>
-      <w:lvlText w:val=""/>
-      <w:lvlJc w:val="left"/>
-      <w:pPr>
-        <w:ind w:left="5029" w:hanging="360"/>
-      </w:pPr>
-      <w:rPr>
-        <w:rFonts w:ascii="Wingdings" w:hAnsi="Wingdings" w:hint="default"/>
-      </w:rPr>
-    </w:lvl>
-    <w:lvl w:ilvl="6" w:tplc="080A0001" w:tentative="1">
-      <w:start w:val="1"/>
-      <w:numFmt w:val="bullet"/>
-      <w:lvlText w:val=""/>
-      <w:lvlJc w:val="left"/>
-      <w:pPr>
-        <w:ind w:left="5749" w:hanging="360"/>
-      </w:pPr>
-      <w:rPr>
-        <w:rFonts w:ascii="Symbol" w:hAnsi="Symbol" w:hint="default"/>
-      </w:rPr>
-    </w:lvl>
-    <w:lvl w:ilvl="7" w:tplc="080A0003" w:tentative="1">
-      <w:start w:val="1"/>
-      <w:numFmt w:val="bullet"/>
-      <w:lvlText w:val="o"/>
-      <w:lvlJc w:val="left"/>
-      <w:pPr>
-        <w:ind w:left="6469" w:hanging="360"/>
-      </w:pPr>
-      <w:rPr>
-        <w:rFonts w:ascii="Courier New" w:hAnsi="Courier New" w:cs="Courier New" w:hint="default"/>
-      </w:rPr>
-    </w:lvl>
-    <w:lvl w:ilvl="8" w:tplc="080A0005" w:tentative="1">
-      <w:start w:val="1"/>
-      <w:numFmt w:val="bullet"/>
-      <w:lvlText w:val=""/>
-      <w:lvlJc w:val="left"/>
-      <w:pPr>
-        <w:ind w:left="7189" w:hanging="360"/>
-      </w:pPr>
-      <w:rPr>
-        <w:rFonts w:ascii="Wingdings" w:hAnsi="Wingdings" w:hint="default"/>
-      </w:rPr>
-    </w:lvl>
-  </w:abstractNum>
-  <w:abstractNum w:abstractNumId="52" w15:restartNumberingAfterBreak="0">
+  <w:abstractNum w:abstractNumId="27" w15:restartNumberingAfterBreak="0">
     <w:nsid w:val="5C020159"/>
     <w:multiLevelType w:val="hybridMultilevel"/>
     <w:tmpl w:val="85BACD16"/>
@@ -13599,233 +10876,7 @@
       </w:pPr>
     </w:lvl>
   </w:abstractNum>
-  <w:abstractNum w:abstractNumId="53" w15:restartNumberingAfterBreak="0">
-    <w:nsid w:val="60196389"/>
-    <w:multiLevelType w:val="multilevel"/>
-    <w:tmpl w:val="9ED6DDF2"/>
-    <w:lvl w:ilvl="0">
-      <w:start w:val="3"/>
-      <w:numFmt w:val="decimal"/>
-      <w:lvlText w:val="%1"/>
-      <w:lvlJc w:val="left"/>
-      <w:pPr>
-        <w:ind w:left="420" w:hanging="420"/>
-      </w:pPr>
-      <w:rPr>
-        <w:rFonts w:hint="default"/>
-      </w:rPr>
-    </w:lvl>
-    <w:lvl w:ilvl="1">
-      <w:start w:val="1"/>
-      <w:numFmt w:val="decimal"/>
-      <w:lvlText w:val="%1.%2"/>
-      <w:lvlJc w:val="left"/>
-      <w:pPr>
-        <w:ind w:left="1003" w:hanging="720"/>
-      </w:pPr>
-      <w:rPr>
-        <w:rFonts w:hint="default"/>
-      </w:rPr>
-    </w:lvl>
-    <w:lvl w:ilvl="2">
-      <w:start w:val="1"/>
-      <w:numFmt w:val="decimal"/>
-      <w:lvlText w:val="%1.%2.%3"/>
-      <w:lvlJc w:val="left"/>
-      <w:pPr>
-        <w:ind w:left="1286" w:hanging="720"/>
-      </w:pPr>
-      <w:rPr>
-        <w:rFonts w:hint="default"/>
-      </w:rPr>
-    </w:lvl>
-    <w:lvl w:ilvl="3">
-      <w:start w:val="1"/>
-      <w:numFmt w:val="decimal"/>
-      <w:lvlText w:val="%1.%2.%3.%4"/>
-      <w:lvlJc w:val="left"/>
-      <w:pPr>
-        <w:ind w:left="1929" w:hanging="1080"/>
-      </w:pPr>
-      <w:rPr>
-        <w:rFonts w:hint="default"/>
-      </w:rPr>
-    </w:lvl>
-    <w:lvl w:ilvl="4">
-      <w:start w:val="1"/>
-      <w:numFmt w:val="decimal"/>
-      <w:lvlText w:val="%1.%2.%3.%4.%5"/>
-      <w:lvlJc w:val="left"/>
-      <w:pPr>
-        <w:ind w:left="2572" w:hanging="1440"/>
-      </w:pPr>
-      <w:rPr>
-        <w:rFonts w:hint="default"/>
-      </w:rPr>
-    </w:lvl>
-    <w:lvl w:ilvl="5">
-      <w:start w:val="1"/>
-      <w:numFmt w:val="decimal"/>
-      <w:lvlText w:val="%1.%2.%3.%4.%5.%6"/>
-      <w:lvlJc w:val="left"/>
-      <w:pPr>
-        <w:ind w:left="2855" w:hanging="1440"/>
-      </w:pPr>
-      <w:rPr>
-        <w:rFonts w:hint="default"/>
-      </w:rPr>
-    </w:lvl>
-    <w:lvl w:ilvl="6">
-      <w:start w:val="1"/>
-      <w:numFmt w:val="decimal"/>
-      <w:lvlText w:val="%1.%2.%3.%4.%5.%6.%7"/>
-      <w:lvlJc w:val="left"/>
-      <w:pPr>
-        <w:ind w:left="3498" w:hanging="1800"/>
-      </w:pPr>
-      <w:rPr>
-        <w:rFonts w:hint="default"/>
-      </w:rPr>
-    </w:lvl>
-    <w:lvl w:ilvl="7">
-      <w:start w:val="1"/>
-      <w:numFmt w:val="decimal"/>
-      <w:lvlText w:val="%1.%2.%3.%4.%5.%6.%7.%8"/>
-      <w:lvlJc w:val="left"/>
-      <w:pPr>
-        <w:ind w:left="4141" w:hanging="2160"/>
-      </w:pPr>
-      <w:rPr>
-        <w:rFonts w:hint="default"/>
-      </w:rPr>
-    </w:lvl>
-    <w:lvl w:ilvl="8">
-      <w:start w:val="1"/>
-      <w:numFmt w:val="decimal"/>
-      <w:lvlText w:val="%1.%2.%3.%4.%5.%6.%7.%8.%9"/>
-      <w:lvlJc w:val="left"/>
-      <w:pPr>
-        <w:ind w:left="4424" w:hanging="2160"/>
-      </w:pPr>
-      <w:rPr>
-        <w:rFonts w:hint="default"/>
-      </w:rPr>
-    </w:lvl>
-  </w:abstractNum>
-  <w:abstractNum w:abstractNumId="54" w15:restartNumberingAfterBreak="0">
-    <w:nsid w:val="60F67640"/>
-    <w:multiLevelType w:val="hybridMultilevel"/>
-    <w:tmpl w:val="94948420"/>
-    <w:lvl w:ilvl="0" w:tplc="080A0001">
-      <w:start w:val="1"/>
-      <w:numFmt w:val="bullet"/>
-      <w:lvlText w:val=""/>
-      <w:lvlJc w:val="left"/>
-      <w:pPr>
-        <w:ind w:left="1429" w:hanging="360"/>
-      </w:pPr>
-      <w:rPr>
-        <w:rFonts w:ascii="Symbol" w:hAnsi="Symbol" w:hint="default"/>
-      </w:rPr>
-    </w:lvl>
-    <w:lvl w:ilvl="1" w:tplc="080A0003" w:tentative="1">
-      <w:start w:val="1"/>
-      <w:numFmt w:val="bullet"/>
-      <w:lvlText w:val="o"/>
-      <w:lvlJc w:val="left"/>
-      <w:pPr>
-        <w:ind w:left="2149" w:hanging="360"/>
-      </w:pPr>
-      <w:rPr>
-        <w:rFonts w:ascii="Courier New" w:hAnsi="Courier New" w:cs="Courier New" w:hint="default"/>
-      </w:rPr>
-    </w:lvl>
-    <w:lvl w:ilvl="2" w:tplc="080A0005" w:tentative="1">
-      <w:start w:val="1"/>
-      <w:numFmt w:val="bullet"/>
-      <w:lvlText w:val=""/>
-      <w:lvlJc w:val="left"/>
-      <w:pPr>
-        <w:ind w:left="2869" w:hanging="360"/>
-      </w:pPr>
-      <w:rPr>
-        <w:rFonts w:ascii="Wingdings" w:hAnsi="Wingdings" w:hint="default"/>
-      </w:rPr>
-    </w:lvl>
-    <w:lvl w:ilvl="3" w:tplc="080A0001" w:tentative="1">
-      <w:start w:val="1"/>
-      <w:numFmt w:val="bullet"/>
-      <w:lvlText w:val=""/>
-      <w:lvlJc w:val="left"/>
-      <w:pPr>
-        <w:ind w:left="3589" w:hanging="360"/>
-      </w:pPr>
-      <w:rPr>
-        <w:rFonts w:ascii="Symbol" w:hAnsi="Symbol" w:hint="default"/>
-      </w:rPr>
-    </w:lvl>
-    <w:lvl w:ilvl="4" w:tplc="080A0003" w:tentative="1">
-      <w:start w:val="1"/>
-      <w:numFmt w:val="bullet"/>
-      <w:lvlText w:val="o"/>
-      <w:lvlJc w:val="left"/>
-      <w:pPr>
-        <w:ind w:left="4309" w:hanging="360"/>
-      </w:pPr>
-      <w:rPr>
-        <w:rFonts w:ascii="Courier New" w:hAnsi="Courier New" w:cs="Courier New" w:hint="default"/>
-      </w:rPr>
-    </w:lvl>
-    <w:lvl w:ilvl="5" w:tplc="080A0005" w:tentative="1">
-      <w:start w:val="1"/>
-      <w:numFmt w:val="bullet"/>
-      <w:lvlText w:val=""/>
-      <w:lvlJc w:val="left"/>
-      <w:pPr>
-        <w:ind w:left="5029" w:hanging="360"/>
-      </w:pPr>
-      <w:rPr>
-        <w:rFonts w:ascii="Wingdings" w:hAnsi="Wingdings" w:hint="default"/>
-      </w:rPr>
-    </w:lvl>
-    <w:lvl w:ilvl="6" w:tplc="080A0001" w:tentative="1">
-      <w:start w:val="1"/>
-      <w:numFmt w:val="bullet"/>
-      <w:lvlText w:val=""/>
-      <w:lvlJc w:val="left"/>
-      <w:pPr>
-        <w:ind w:left="5749" w:hanging="360"/>
-      </w:pPr>
-      <w:rPr>
-        <w:rFonts w:ascii="Symbol" w:hAnsi="Symbol" w:hint="default"/>
-      </w:rPr>
-    </w:lvl>
-    <w:lvl w:ilvl="7" w:tplc="080A0003" w:tentative="1">
-      <w:start w:val="1"/>
-      <w:numFmt w:val="bullet"/>
-      <w:lvlText w:val="o"/>
-      <w:lvlJc w:val="left"/>
-      <w:pPr>
-        <w:ind w:left="6469" w:hanging="360"/>
-      </w:pPr>
-      <w:rPr>
-        <w:rFonts w:ascii="Courier New" w:hAnsi="Courier New" w:cs="Courier New" w:hint="default"/>
-      </w:rPr>
-    </w:lvl>
-    <w:lvl w:ilvl="8" w:tplc="080A0005" w:tentative="1">
-      <w:start w:val="1"/>
-      <w:numFmt w:val="bullet"/>
-      <w:lvlText w:val=""/>
-      <w:lvlJc w:val="left"/>
-      <w:pPr>
-        <w:ind w:left="7189" w:hanging="360"/>
-      </w:pPr>
-      <w:rPr>
-        <w:rFonts w:ascii="Wingdings" w:hAnsi="Wingdings" w:hint="default"/>
-      </w:rPr>
-    </w:lvl>
-  </w:abstractNum>
-  <w:abstractNum w:abstractNumId="55" w15:restartNumberingAfterBreak="0">
+  <w:abstractNum w:abstractNumId="28" w15:restartNumberingAfterBreak="0">
     <w:nsid w:val="642A595B"/>
     <w:multiLevelType w:val="hybridMultilevel"/>
     <w:tmpl w:val="7A5C9EF2"/>
@@ -13938,459 +10989,7 @@
       </w:rPr>
     </w:lvl>
   </w:abstractNum>
-  <w:abstractNum w:abstractNumId="56" w15:restartNumberingAfterBreak="0">
-    <w:nsid w:val="68AE34FA"/>
-    <w:multiLevelType w:val="hybridMultilevel"/>
-    <w:tmpl w:val="BE16C638"/>
-    <w:lvl w:ilvl="0" w:tplc="240A0003">
-      <w:start w:val="1"/>
-      <w:numFmt w:val="bullet"/>
-      <w:lvlText w:val="o"/>
-      <w:lvlJc w:val="left"/>
-      <w:pPr>
-        <w:ind w:left="2149" w:hanging="360"/>
-      </w:pPr>
-      <w:rPr>
-        <w:rFonts w:ascii="Courier New" w:hAnsi="Courier New" w:cs="Courier New" w:hint="default"/>
-      </w:rPr>
-    </w:lvl>
-    <w:lvl w:ilvl="1" w:tplc="080A0003" w:tentative="1">
-      <w:start w:val="1"/>
-      <w:numFmt w:val="bullet"/>
-      <w:lvlText w:val="o"/>
-      <w:lvlJc w:val="left"/>
-      <w:pPr>
-        <w:ind w:left="2869" w:hanging="360"/>
-      </w:pPr>
-      <w:rPr>
-        <w:rFonts w:ascii="Courier New" w:hAnsi="Courier New" w:cs="Courier New" w:hint="default"/>
-      </w:rPr>
-    </w:lvl>
-    <w:lvl w:ilvl="2" w:tplc="080A0005" w:tentative="1">
-      <w:start w:val="1"/>
-      <w:numFmt w:val="bullet"/>
-      <w:lvlText w:val=""/>
-      <w:lvlJc w:val="left"/>
-      <w:pPr>
-        <w:ind w:left="3589" w:hanging="360"/>
-      </w:pPr>
-      <w:rPr>
-        <w:rFonts w:ascii="Wingdings" w:hAnsi="Wingdings" w:hint="default"/>
-      </w:rPr>
-    </w:lvl>
-    <w:lvl w:ilvl="3" w:tplc="080A0001" w:tentative="1">
-      <w:start w:val="1"/>
-      <w:numFmt w:val="bullet"/>
-      <w:lvlText w:val=""/>
-      <w:lvlJc w:val="left"/>
-      <w:pPr>
-        <w:ind w:left="4309" w:hanging="360"/>
-      </w:pPr>
-      <w:rPr>
-        <w:rFonts w:ascii="Symbol" w:hAnsi="Symbol" w:hint="default"/>
-      </w:rPr>
-    </w:lvl>
-    <w:lvl w:ilvl="4" w:tplc="080A0003" w:tentative="1">
-      <w:start w:val="1"/>
-      <w:numFmt w:val="bullet"/>
-      <w:lvlText w:val="o"/>
-      <w:lvlJc w:val="left"/>
-      <w:pPr>
-        <w:ind w:left="5029" w:hanging="360"/>
-      </w:pPr>
-      <w:rPr>
-        <w:rFonts w:ascii="Courier New" w:hAnsi="Courier New" w:cs="Courier New" w:hint="default"/>
-      </w:rPr>
-    </w:lvl>
-    <w:lvl w:ilvl="5" w:tplc="080A0005" w:tentative="1">
-      <w:start w:val="1"/>
-      <w:numFmt w:val="bullet"/>
-      <w:lvlText w:val=""/>
-      <w:lvlJc w:val="left"/>
-      <w:pPr>
-        <w:ind w:left="5749" w:hanging="360"/>
-      </w:pPr>
-      <w:rPr>
-        <w:rFonts w:ascii="Wingdings" w:hAnsi="Wingdings" w:hint="default"/>
-      </w:rPr>
-    </w:lvl>
-    <w:lvl w:ilvl="6" w:tplc="080A0001" w:tentative="1">
-      <w:start w:val="1"/>
-      <w:numFmt w:val="bullet"/>
-      <w:lvlText w:val=""/>
-      <w:lvlJc w:val="left"/>
-      <w:pPr>
-        <w:ind w:left="6469" w:hanging="360"/>
-      </w:pPr>
-      <w:rPr>
-        <w:rFonts w:ascii="Symbol" w:hAnsi="Symbol" w:hint="default"/>
-      </w:rPr>
-    </w:lvl>
-    <w:lvl w:ilvl="7" w:tplc="080A0003" w:tentative="1">
-      <w:start w:val="1"/>
-      <w:numFmt w:val="bullet"/>
-      <w:lvlText w:val="o"/>
-      <w:lvlJc w:val="left"/>
-      <w:pPr>
-        <w:ind w:left="7189" w:hanging="360"/>
-      </w:pPr>
-      <w:rPr>
-        <w:rFonts w:ascii="Courier New" w:hAnsi="Courier New" w:cs="Courier New" w:hint="default"/>
-      </w:rPr>
-    </w:lvl>
-    <w:lvl w:ilvl="8" w:tplc="080A0005" w:tentative="1">
-      <w:start w:val="1"/>
-      <w:numFmt w:val="bullet"/>
-      <w:lvlText w:val=""/>
-      <w:lvlJc w:val="left"/>
-      <w:pPr>
-        <w:ind w:left="7909" w:hanging="360"/>
-      </w:pPr>
-      <w:rPr>
-        <w:rFonts w:ascii="Wingdings" w:hAnsi="Wingdings" w:hint="default"/>
-      </w:rPr>
-    </w:lvl>
-  </w:abstractNum>
-  <w:abstractNum w:abstractNumId="57" w15:restartNumberingAfterBreak="0">
-    <w:nsid w:val="696C1AA1"/>
-    <w:multiLevelType w:val="hybridMultilevel"/>
-    <w:tmpl w:val="BB2AB7B6"/>
-    <w:lvl w:ilvl="0" w:tplc="080A0001">
-      <w:start w:val="1"/>
-      <w:numFmt w:val="bullet"/>
-      <w:lvlText w:val=""/>
-      <w:lvlJc w:val="left"/>
-      <w:pPr>
-        <w:ind w:left="1429" w:hanging="360"/>
-      </w:pPr>
-      <w:rPr>
-        <w:rFonts w:ascii="Symbol" w:hAnsi="Symbol" w:hint="default"/>
-      </w:rPr>
-    </w:lvl>
-    <w:lvl w:ilvl="1" w:tplc="080A0003" w:tentative="1">
-      <w:start w:val="1"/>
-      <w:numFmt w:val="bullet"/>
-      <w:lvlText w:val="o"/>
-      <w:lvlJc w:val="left"/>
-      <w:pPr>
-        <w:ind w:left="2149" w:hanging="360"/>
-      </w:pPr>
-      <w:rPr>
-        <w:rFonts w:ascii="Courier New" w:hAnsi="Courier New" w:cs="Courier New" w:hint="default"/>
-      </w:rPr>
-    </w:lvl>
-    <w:lvl w:ilvl="2" w:tplc="080A0005" w:tentative="1">
-      <w:start w:val="1"/>
-      <w:numFmt w:val="bullet"/>
-      <w:lvlText w:val=""/>
-      <w:lvlJc w:val="left"/>
-      <w:pPr>
-        <w:ind w:left="2869" w:hanging="360"/>
-      </w:pPr>
-      <w:rPr>
-        <w:rFonts w:ascii="Wingdings" w:hAnsi="Wingdings" w:hint="default"/>
-      </w:rPr>
-    </w:lvl>
-    <w:lvl w:ilvl="3" w:tplc="080A0001" w:tentative="1">
-      <w:start w:val="1"/>
-      <w:numFmt w:val="bullet"/>
-      <w:lvlText w:val=""/>
-      <w:lvlJc w:val="left"/>
-      <w:pPr>
-        <w:ind w:left="3589" w:hanging="360"/>
-      </w:pPr>
-      <w:rPr>
-        <w:rFonts w:ascii="Symbol" w:hAnsi="Symbol" w:hint="default"/>
-      </w:rPr>
-    </w:lvl>
-    <w:lvl w:ilvl="4" w:tplc="080A0003" w:tentative="1">
-      <w:start w:val="1"/>
-      <w:numFmt w:val="bullet"/>
-      <w:lvlText w:val="o"/>
-      <w:lvlJc w:val="left"/>
-      <w:pPr>
-        <w:ind w:left="4309" w:hanging="360"/>
-      </w:pPr>
-      <w:rPr>
-        <w:rFonts w:ascii="Courier New" w:hAnsi="Courier New" w:cs="Courier New" w:hint="default"/>
-      </w:rPr>
-    </w:lvl>
-    <w:lvl w:ilvl="5" w:tplc="080A0005" w:tentative="1">
-      <w:start w:val="1"/>
-      <w:numFmt w:val="bullet"/>
-      <w:lvlText w:val=""/>
-      <w:lvlJc w:val="left"/>
-      <w:pPr>
-        <w:ind w:left="5029" w:hanging="360"/>
-      </w:pPr>
-      <w:rPr>
-        <w:rFonts w:ascii="Wingdings" w:hAnsi="Wingdings" w:hint="default"/>
-      </w:rPr>
-    </w:lvl>
-    <w:lvl w:ilvl="6" w:tplc="080A0001" w:tentative="1">
-      <w:start w:val="1"/>
-      <w:numFmt w:val="bullet"/>
-      <w:lvlText w:val=""/>
-      <w:lvlJc w:val="left"/>
-      <w:pPr>
-        <w:ind w:left="5749" w:hanging="360"/>
-      </w:pPr>
-      <w:rPr>
-        <w:rFonts w:ascii="Symbol" w:hAnsi="Symbol" w:hint="default"/>
-      </w:rPr>
-    </w:lvl>
-    <w:lvl w:ilvl="7" w:tplc="080A0003" w:tentative="1">
-      <w:start w:val="1"/>
-      <w:numFmt w:val="bullet"/>
-      <w:lvlText w:val="o"/>
-      <w:lvlJc w:val="left"/>
-      <w:pPr>
-        <w:ind w:left="6469" w:hanging="360"/>
-      </w:pPr>
-      <w:rPr>
-        <w:rFonts w:ascii="Courier New" w:hAnsi="Courier New" w:cs="Courier New" w:hint="default"/>
-      </w:rPr>
-    </w:lvl>
-    <w:lvl w:ilvl="8" w:tplc="080A0005" w:tentative="1">
-      <w:start w:val="1"/>
-      <w:numFmt w:val="bullet"/>
-      <w:lvlText w:val=""/>
-      <w:lvlJc w:val="left"/>
-      <w:pPr>
-        <w:ind w:left="7189" w:hanging="360"/>
-      </w:pPr>
-      <w:rPr>
-        <w:rFonts w:ascii="Wingdings" w:hAnsi="Wingdings" w:hint="default"/>
-      </w:rPr>
-    </w:lvl>
-  </w:abstractNum>
-  <w:abstractNum w:abstractNumId="58" w15:restartNumberingAfterBreak="0">
-    <w:nsid w:val="6A1031CD"/>
-    <w:multiLevelType w:val="hybridMultilevel"/>
-    <w:tmpl w:val="7EA88C42"/>
-    <w:lvl w:ilvl="0" w:tplc="080A0001">
-      <w:start w:val="1"/>
-      <w:numFmt w:val="bullet"/>
-      <w:lvlText w:val=""/>
-      <w:lvlJc w:val="left"/>
-      <w:pPr>
-        <w:ind w:left="1429" w:hanging="360"/>
-      </w:pPr>
-      <w:rPr>
-        <w:rFonts w:ascii="Symbol" w:hAnsi="Symbol" w:hint="default"/>
-      </w:rPr>
-    </w:lvl>
-    <w:lvl w:ilvl="1" w:tplc="080A0003" w:tentative="1">
-      <w:start w:val="1"/>
-      <w:numFmt w:val="bullet"/>
-      <w:lvlText w:val="o"/>
-      <w:lvlJc w:val="left"/>
-      <w:pPr>
-        <w:ind w:left="2149" w:hanging="360"/>
-      </w:pPr>
-      <w:rPr>
-        <w:rFonts w:ascii="Courier New" w:hAnsi="Courier New" w:cs="Courier New" w:hint="default"/>
-      </w:rPr>
-    </w:lvl>
-    <w:lvl w:ilvl="2" w:tplc="080A0005" w:tentative="1">
-      <w:start w:val="1"/>
-      <w:numFmt w:val="bullet"/>
-      <w:lvlText w:val=""/>
-      <w:lvlJc w:val="left"/>
-      <w:pPr>
-        <w:ind w:left="2869" w:hanging="360"/>
-      </w:pPr>
-      <w:rPr>
-        <w:rFonts w:ascii="Wingdings" w:hAnsi="Wingdings" w:hint="default"/>
-      </w:rPr>
-    </w:lvl>
-    <w:lvl w:ilvl="3" w:tplc="080A0001" w:tentative="1">
-      <w:start w:val="1"/>
-      <w:numFmt w:val="bullet"/>
-      <w:lvlText w:val=""/>
-      <w:lvlJc w:val="left"/>
-      <w:pPr>
-        <w:ind w:left="3589" w:hanging="360"/>
-      </w:pPr>
-      <w:rPr>
-        <w:rFonts w:ascii="Symbol" w:hAnsi="Symbol" w:hint="default"/>
-      </w:rPr>
-    </w:lvl>
-    <w:lvl w:ilvl="4" w:tplc="080A0003" w:tentative="1">
-      <w:start w:val="1"/>
-      <w:numFmt w:val="bullet"/>
-      <w:lvlText w:val="o"/>
-      <w:lvlJc w:val="left"/>
-      <w:pPr>
-        <w:ind w:left="4309" w:hanging="360"/>
-      </w:pPr>
-      <w:rPr>
-        <w:rFonts w:ascii="Courier New" w:hAnsi="Courier New" w:cs="Courier New" w:hint="default"/>
-      </w:rPr>
-    </w:lvl>
-    <w:lvl w:ilvl="5" w:tplc="080A0005" w:tentative="1">
-      <w:start w:val="1"/>
-      <w:numFmt w:val="bullet"/>
-      <w:lvlText w:val=""/>
-      <w:lvlJc w:val="left"/>
-      <w:pPr>
-        <w:ind w:left="5029" w:hanging="360"/>
-      </w:pPr>
-      <w:rPr>
-        <w:rFonts w:ascii="Wingdings" w:hAnsi="Wingdings" w:hint="default"/>
-      </w:rPr>
-    </w:lvl>
-    <w:lvl w:ilvl="6" w:tplc="080A0001" w:tentative="1">
-      <w:start w:val="1"/>
-      <w:numFmt w:val="bullet"/>
-      <w:lvlText w:val=""/>
-      <w:lvlJc w:val="left"/>
-      <w:pPr>
-        <w:ind w:left="5749" w:hanging="360"/>
-      </w:pPr>
-      <w:rPr>
-        <w:rFonts w:ascii="Symbol" w:hAnsi="Symbol" w:hint="default"/>
-      </w:rPr>
-    </w:lvl>
-    <w:lvl w:ilvl="7" w:tplc="080A0003" w:tentative="1">
-      <w:start w:val="1"/>
-      <w:numFmt w:val="bullet"/>
-      <w:lvlText w:val="o"/>
-      <w:lvlJc w:val="left"/>
-      <w:pPr>
-        <w:ind w:left="6469" w:hanging="360"/>
-      </w:pPr>
-      <w:rPr>
-        <w:rFonts w:ascii="Courier New" w:hAnsi="Courier New" w:cs="Courier New" w:hint="default"/>
-      </w:rPr>
-    </w:lvl>
-    <w:lvl w:ilvl="8" w:tplc="080A0005" w:tentative="1">
-      <w:start w:val="1"/>
-      <w:numFmt w:val="bullet"/>
-      <w:lvlText w:val=""/>
-      <w:lvlJc w:val="left"/>
-      <w:pPr>
-        <w:ind w:left="7189" w:hanging="360"/>
-      </w:pPr>
-      <w:rPr>
-        <w:rFonts w:ascii="Wingdings" w:hAnsi="Wingdings" w:hint="default"/>
-      </w:rPr>
-    </w:lvl>
-  </w:abstractNum>
-  <w:abstractNum w:abstractNumId="59" w15:restartNumberingAfterBreak="0">
-    <w:nsid w:val="6C0D7888"/>
-    <w:multiLevelType w:val="hybridMultilevel"/>
-    <w:tmpl w:val="8A009C6A"/>
-    <w:lvl w:ilvl="0" w:tplc="080A0001">
-      <w:start w:val="1"/>
-      <w:numFmt w:val="bullet"/>
-      <w:lvlText w:val=""/>
-      <w:lvlJc w:val="left"/>
-      <w:pPr>
-        <w:ind w:left="1429" w:hanging="360"/>
-      </w:pPr>
-      <w:rPr>
-        <w:rFonts w:ascii="Symbol" w:hAnsi="Symbol" w:hint="default"/>
-      </w:rPr>
-    </w:lvl>
-    <w:lvl w:ilvl="1" w:tplc="080A0003" w:tentative="1">
-      <w:start w:val="1"/>
-      <w:numFmt w:val="bullet"/>
-      <w:lvlText w:val="o"/>
-      <w:lvlJc w:val="left"/>
-      <w:pPr>
-        <w:ind w:left="2149" w:hanging="360"/>
-      </w:pPr>
-      <w:rPr>
-        <w:rFonts w:ascii="Courier New" w:hAnsi="Courier New" w:cs="Courier New" w:hint="default"/>
-      </w:rPr>
-    </w:lvl>
-    <w:lvl w:ilvl="2" w:tplc="080A0005" w:tentative="1">
-      <w:start w:val="1"/>
-      <w:numFmt w:val="bullet"/>
-      <w:lvlText w:val=""/>
-      <w:lvlJc w:val="left"/>
-      <w:pPr>
-        <w:ind w:left="2869" w:hanging="360"/>
-      </w:pPr>
-      <w:rPr>
-        <w:rFonts w:ascii="Wingdings" w:hAnsi="Wingdings" w:hint="default"/>
-      </w:rPr>
-    </w:lvl>
-    <w:lvl w:ilvl="3" w:tplc="080A0001" w:tentative="1">
-      <w:start w:val="1"/>
-      <w:numFmt w:val="bullet"/>
-      <w:lvlText w:val=""/>
-      <w:lvlJc w:val="left"/>
-      <w:pPr>
-        <w:ind w:left="3589" w:hanging="360"/>
-      </w:pPr>
-      <w:rPr>
-        <w:rFonts w:ascii="Symbol" w:hAnsi="Symbol" w:hint="default"/>
-      </w:rPr>
-    </w:lvl>
-    <w:lvl w:ilvl="4" w:tplc="080A0003" w:tentative="1">
-      <w:start w:val="1"/>
-      <w:numFmt w:val="bullet"/>
-      <w:lvlText w:val="o"/>
-      <w:lvlJc w:val="left"/>
-      <w:pPr>
-        <w:ind w:left="4309" w:hanging="360"/>
-      </w:pPr>
-      <w:rPr>
-        <w:rFonts w:ascii="Courier New" w:hAnsi="Courier New" w:cs="Courier New" w:hint="default"/>
-      </w:rPr>
-    </w:lvl>
-    <w:lvl w:ilvl="5" w:tplc="080A0005" w:tentative="1">
-      <w:start w:val="1"/>
-      <w:numFmt w:val="bullet"/>
-      <w:lvlText w:val=""/>
-      <w:lvlJc w:val="left"/>
-      <w:pPr>
-        <w:ind w:left="5029" w:hanging="360"/>
-      </w:pPr>
-      <w:rPr>
-        <w:rFonts w:ascii="Wingdings" w:hAnsi="Wingdings" w:hint="default"/>
-      </w:rPr>
-    </w:lvl>
-    <w:lvl w:ilvl="6" w:tplc="080A0001" w:tentative="1">
-      <w:start w:val="1"/>
-      <w:numFmt w:val="bullet"/>
-      <w:lvlText w:val=""/>
-      <w:lvlJc w:val="left"/>
-      <w:pPr>
-        <w:ind w:left="5749" w:hanging="360"/>
-      </w:pPr>
-      <w:rPr>
-        <w:rFonts w:ascii="Symbol" w:hAnsi="Symbol" w:hint="default"/>
-      </w:rPr>
-    </w:lvl>
-    <w:lvl w:ilvl="7" w:tplc="080A0003" w:tentative="1">
-      <w:start w:val="1"/>
-      <w:numFmt w:val="bullet"/>
-      <w:lvlText w:val="o"/>
-      <w:lvlJc w:val="left"/>
-      <w:pPr>
-        <w:ind w:left="6469" w:hanging="360"/>
-      </w:pPr>
-      <w:rPr>
-        <w:rFonts w:ascii="Courier New" w:hAnsi="Courier New" w:cs="Courier New" w:hint="default"/>
-      </w:rPr>
-    </w:lvl>
-    <w:lvl w:ilvl="8" w:tplc="080A0005" w:tentative="1">
-      <w:start w:val="1"/>
-      <w:numFmt w:val="bullet"/>
-      <w:lvlText w:val=""/>
-      <w:lvlJc w:val="left"/>
-      <w:pPr>
-        <w:ind w:left="7189" w:hanging="360"/>
-      </w:pPr>
-      <w:rPr>
-        <w:rFonts w:ascii="Wingdings" w:hAnsi="Wingdings" w:hint="default"/>
-      </w:rPr>
-    </w:lvl>
-  </w:abstractNum>
-  <w:abstractNum w:abstractNumId="60" w15:restartNumberingAfterBreak="0">
+  <w:abstractNum w:abstractNumId="29" w15:restartNumberingAfterBreak="0">
     <w:nsid w:val="6E977131"/>
     <w:multiLevelType w:val="hybridMultilevel"/>
     <w:tmpl w:val="58C02488"/>
@@ -14503,7 +11102,7 @@
       </w:rPr>
     </w:lvl>
   </w:abstractNum>
-  <w:abstractNum w:abstractNumId="61" w15:restartNumberingAfterBreak="0">
+  <w:abstractNum w:abstractNumId="30" w15:restartNumberingAfterBreak="0">
     <w:nsid w:val="709E24DB"/>
     <w:multiLevelType w:val="hybridMultilevel"/>
     <w:tmpl w:val="41884BA6"/>
@@ -14618,206 +11217,7 @@
       </w:pPr>
     </w:lvl>
   </w:abstractNum>
-  <w:abstractNum w:abstractNumId="62" w15:restartNumberingAfterBreak="0">
-    <w:nsid w:val="71F92F0C"/>
-    <w:multiLevelType w:val="hybridMultilevel"/>
-    <w:tmpl w:val="8DBCF770"/>
-    <w:lvl w:ilvl="0" w:tplc="080A0017">
-      <w:start w:val="1"/>
-      <w:numFmt w:val="lowerLetter"/>
-      <w:lvlText w:val="%1)"/>
-      <w:lvlJc w:val="left"/>
-      <w:pPr>
-        <w:ind w:left="1429" w:hanging="360"/>
-      </w:pPr>
-    </w:lvl>
-    <w:lvl w:ilvl="1" w:tplc="080A0019" w:tentative="1">
-      <w:start w:val="1"/>
-      <w:numFmt w:val="lowerLetter"/>
-      <w:lvlText w:val="%2."/>
-      <w:lvlJc w:val="left"/>
-      <w:pPr>
-        <w:ind w:left="2149" w:hanging="360"/>
-      </w:pPr>
-    </w:lvl>
-    <w:lvl w:ilvl="2" w:tplc="080A001B" w:tentative="1">
-      <w:start w:val="1"/>
-      <w:numFmt w:val="lowerRoman"/>
-      <w:lvlText w:val="%3."/>
-      <w:lvlJc w:val="right"/>
-      <w:pPr>
-        <w:ind w:left="2869" w:hanging="180"/>
-      </w:pPr>
-    </w:lvl>
-    <w:lvl w:ilvl="3" w:tplc="080A000F" w:tentative="1">
-      <w:start w:val="1"/>
-      <w:numFmt w:val="decimal"/>
-      <w:lvlText w:val="%4."/>
-      <w:lvlJc w:val="left"/>
-      <w:pPr>
-        <w:ind w:left="3589" w:hanging="360"/>
-      </w:pPr>
-    </w:lvl>
-    <w:lvl w:ilvl="4" w:tplc="080A0019" w:tentative="1">
-      <w:start w:val="1"/>
-      <w:numFmt w:val="lowerLetter"/>
-      <w:lvlText w:val="%5."/>
-      <w:lvlJc w:val="left"/>
-      <w:pPr>
-        <w:ind w:left="4309" w:hanging="360"/>
-      </w:pPr>
-    </w:lvl>
-    <w:lvl w:ilvl="5" w:tplc="080A001B" w:tentative="1">
-      <w:start w:val="1"/>
-      <w:numFmt w:val="lowerRoman"/>
-      <w:lvlText w:val="%6."/>
-      <w:lvlJc w:val="right"/>
-      <w:pPr>
-        <w:ind w:left="5029" w:hanging="180"/>
-      </w:pPr>
-    </w:lvl>
-    <w:lvl w:ilvl="6" w:tplc="080A000F" w:tentative="1">
-      <w:start w:val="1"/>
-      <w:numFmt w:val="decimal"/>
-      <w:lvlText w:val="%7."/>
-      <w:lvlJc w:val="left"/>
-      <w:pPr>
-        <w:ind w:left="5749" w:hanging="360"/>
-      </w:pPr>
-    </w:lvl>
-    <w:lvl w:ilvl="7" w:tplc="080A0019" w:tentative="1">
-      <w:start w:val="1"/>
-      <w:numFmt w:val="lowerLetter"/>
-      <w:lvlText w:val="%8."/>
-      <w:lvlJc w:val="left"/>
-      <w:pPr>
-        <w:ind w:left="6469" w:hanging="360"/>
-      </w:pPr>
-    </w:lvl>
-    <w:lvl w:ilvl="8" w:tplc="080A001B" w:tentative="1">
-      <w:start w:val="1"/>
-      <w:numFmt w:val="lowerRoman"/>
-      <w:lvlText w:val="%9."/>
-      <w:lvlJc w:val="right"/>
-      <w:pPr>
-        <w:ind w:left="7189" w:hanging="180"/>
-      </w:pPr>
-    </w:lvl>
-  </w:abstractNum>
-  <w:abstractNum w:abstractNumId="63" w15:restartNumberingAfterBreak="0">
-    <w:nsid w:val="7215636E"/>
-    <w:multiLevelType w:val="hybridMultilevel"/>
-    <w:tmpl w:val="59F811FE"/>
-    <w:lvl w:ilvl="0" w:tplc="240A0003">
-      <w:start w:val="1"/>
-      <w:numFmt w:val="bullet"/>
-      <w:lvlText w:val="o"/>
-      <w:lvlJc w:val="left"/>
-      <w:pPr>
-        <w:ind w:left="2149" w:hanging="360"/>
-      </w:pPr>
-      <w:rPr>
-        <w:rFonts w:ascii="Courier New" w:hAnsi="Courier New" w:cs="Courier New" w:hint="default"/>
-      </w:rPr>
-    </w:lvl>
-    <w:lvl w:ilvl="1" w:tplc="080A0003" w:tentative="1">
-      <w:start w:val="1"/>
-      <w:numFmt w:val="bullet"/>
-      <w:lvlText w:val="o"/>
-      <w:lvlJc w:val="left"/>
-      <w:pPr>
-        <w:ind w:left="2869" w:hanging="360"/>
-      </w:pPr>
-      <w:rPr>
-        <w:rFonts w:ascii="Courier New" w:hAnsi="Courier New" w:cs="Courier New" w:hint="default"/>
-      </w:rPr>
-    </w:lvl>
-    <w:lvl w:ilvl="2" w:tplc="080A0005" w:tentative="1">
-      <w:start w:val="1"/>
-      <w:numFmt w:val="bullet"/>
-      <w:lvlText w:val=""/>
-      <w:lvlJc w:val="left"/>
-      <w:pPr>
-        <w:ind w:left="3589" w:hanging="360"/>
-      </w:pPr>
-      <w:rPr>
-        <w:rFonts w:ascii="Wingdings" w:hAnsi="Wingdings" w:hint="default"/>
-      </w:rPr>
-    </w:lvl>
-    <w:lvl w:ilvl="3" w:tplc="080A0001" w:tentative="1">
-      <w:start w:val="1"/>
-      <w:numFmt w:val="bullet"/>
-      <w:lvlText w:val=""/>
-      <w:lvlJc w:val="left"/>
-      <w:pPr>
-        <w:ind w:left="4309" w:hanging="360"/>
-      </w:pPr>
-      <w:rPr>
-        <w:rFonts w:ascii="Symbol" w:hAnsi="Symbol" w:hint="default"/>
-      </w:rPr>
-    </w:lvl>
-    <w:lvl w:ilvl="4" w:tplc="080A0003" w:tentative="1">
-      <w:start w:val="1"/>
-      <w:numFmt w:val="bullet"/>
-      <w:lvlText w:val="o"/>
-      <w:lvlJc w:val="left"/>
-      <w:pPr>
-        <w:ind w:left="5029" w:hanging="360"/>
-      </w:pPr>
-      <w:rPr>
-        <w:rFonts w:ascii="Courier New" w:hAnsi="Courier New" w:cs="Courier New" w:hint="default"/>
-      </w:rPr>
-    </w:lvl>
-    <w:lvl w:ilvl="5" w:tplc="080A0005" w:tentative="1">
-      <w:start w:val="1"/>
-      <w:numFmt w:val="bullet"/>
-      <w:lvlText w:val=""/>
-      <w:lvlJc w:val="left"/>
-      <w:pPr>
-        <w:ind w:left="5749" w:hanging="360"/>
-      </w:pPr>
-      <w:rPr>
-        <w:rFonts w:ascii="Wingdings" w:hAnsi="Wingdings" w:hint="default"/>
-      </w:rPr>
-    </w:lvl>
-    <w:lvl w:ilvl="6" w:tplc="080A0001" w:tentative="1">
-      <w:start w:val="1"/>
-      <w:numFmt w:val="bullet"/>
-      <w:lvlText w:val=""/>
-      <w:lvlJc w:val="left"/>
-      <w:pPr>
-        <w:ind w:left="6469" w:hanging="360"/>
-      </w:pPr>
-      <w:rPr>
-        <w:rFonts w:ascii="Symbol" w:hAnsi="Symbol" w:hint="default"/>
-      </w:rPr>
-    </w:lvl>
-    <w:lvl w:ilvl="7" w:tplc="080A0003" w:tentative="1">
-      <w:start w:val="1"/>
-      <w:numFmt w:val="bullet"/>
-      <w:lvlText w:val="o"/>
-      <w:lvlJc w:val="left"/>
-      <w:pPr>
-        <w:ind w:left="7189" w:hanging="360"/>
-      </w:pPr>
-      <w:rPr>
-        <w:rFonts w:ascii="Courier New" w:hAnsi="Courier New" w:cs="Courier New" w:hint="default"/>
-      </w:rPr>
-    </w:lvl>
-    <w:lvl w:ilvl="8" w:tplc="080A0005" w:tentative="1">
-      <w:start w:val="1"/>
-      <w:numFmt w:val="bullet"/>
-      <w:lvlText w:val=""/>
-      <w:lvlJc w:val="left"/>
-      <w:pPr>
-        <w:ind w:left="7909" w:hanging="360"/>
-      </w:pPr>
-      <w:rPr>
-        <w:rFonts w:ascii="Wingdings" w:hAnsi="Wingdings" w:hint="default"/>
-      </w:rPr>
-    </w:lvl>
-  </w:abstractNum>
-  <w:abstractNum w:abstractNumId="64" w15:restartNumberingAfterBreak="0">
+  <w:abstractNum w:abstractNumId="31" w15:restartNumberingAfterBreak="0">
     <w:nsid w:val="72394059"/>
     <w:multiLevelType w:val="multilevel"/>
     <w:tmpl w:val="6D2242CA"/>
@@ -14940,120 +11340,7 @@
       </w:rPr>
     </w:lvl>
   </w:abstractNum>
-  <w:abstractNum w:abstractNumId="65" w15:restartNumberingAfterBreak="0">
-    <w:nsid w:val="73D91879"/>
-    <w:multiLevelType w:val="hybridMultilevel"/>
-    <w:tmpl w:val="32C65FBC"/>
-    <w:lvl w:ilvl="0" w:tplc="080A0001">
-      <w:start w:val="1"/>
-      <w:numFmt w:val="bullet"/>
-      <w:lvlText w:val=""/>
-      <w:lvlJc w:val="left"/>
-      <w:pPr>
-        <w:ind w:left="1429" w:hanging="360"/>
-      </w:pPr>
-      <w:rPr>
-        <w:rFonts w:ascii="Symbol" w:hAnsi="Symbol" w:hint="default"/>
-      </w:rPr>
-    </w:lvl>
-    <w:lvl w:ilvl="1" w:tplc="080A0003" w:tentative="1">
-      <w:start w:val="1"/>
-      <w:numFmt w:val="bullet"/>
-      <w:lvlText w:val="o"/>
-      <w:lvlJc w:val="left"/>
-      <w:pPr>
-        <w:ind w:left="2149" w:hanging="360"/>
-      </w:pPr>
-      <w:rPr>
-        <w:rFonts w:ascii="Courier New" w:hAnsi="Courier New" w:cs="Courier New" w:hint="default"/>
-      </w:rPr>
-    </w:lvl>
-    <w:lvl w:ilvl="2" w:tplc="080A0005" w:tentative="1">
-      <w:start w:val="1"/>
-      <w:numFmt w:val="bullet"/>
-      <w:lvlText w:val=""/>
-      <w:lvlJc w:val="left"/>
-      <w:pPr>
-        <w:ind w:left="2869" w:hanging="360"/>
-      </w:pPr>
-      <w:rPr>
-        <w:rFonts w:ascii="Wingdings" w:hAnsi="Wingdings" w:hint="default"/>
-      </w:rPr>
-    </w:lvl>
-    <w:lvl w:ilvl="3" w:tplc="080A0001" w:tentative="1">
-      <w:start w:val="1"/>
-      <w:numFmt w:val="bullet"/>
-      <w:lvlText w:val=""/>
-      <w:lvlJc w:val="left"/>
-      <w:pPr>
-        <w:ind w:left="3589" w:hanging="360"/>
-      </w:pPr>
-      <w:rPr>
-        <w:rFonts w:ascii="Symbol" w:hAnsi="Symbol" w:hint="default"/>
-      </w:rPr>
-    </w:lvl>
-    <w:lvl w:ilvl="4" w:tplc="080A0003" w:tentative="1">
-      <w:start w:val="1"/>
-      <w:numFmt w:val="bullet"/>
-      <w:lvlText w:val="o"/>
-      <w:lvlJc w:val="left"/>
-      <w:pPr>
-        <w:ind w:left="4309" w:hanging="360"/>
-      </w:pPr>
-      <w:rPr>
-        <w:rFonts w:ascii="Courier New" w:hAnsi="Courier New" w:cs="Courier New" w:hint="default"/>
-      </w:rPr>
-    </w:lvl>
-    <w:lvl w:ilvl="5" w:tplc="080A0005" w:tentative="1">
-      <w:start w:val="1"/>
-      <w:numFmt w:val="bullet"/>
-      <w:lvlText w:val=""/>
-      <w:lvlJc w:val="left"/>
-      <w:pPr>
-        <w:ind w:left="5029" w:hanging="360"/>
-      </w:pPr>
-      <w:rPr>
-        <w:rFonts w:ascii="Wingdings" w:hAnsi="Wingdings" w:hint="default"/>
-      </w:rPr>
-    </w:lvl>
-    <w:lvl w:ilvl="6" w:tplc="080A0001" w:tentative="1">
-      <w:start w:val="1"/>
-      <w:numFmt w:val="bullet"/>
-      <w:lvlText w:val=""/>
-      <w:lvlJc w:val="left"/>
-      <w:pPr>
-        <w:ind w:left="5749" w:hanging="360"/>
-      </w:pPr>
-      <w:rPr>
-        <w:rFonts w:ascii="Symbol" w:hAnsi="Symbol" w:hint="default"/>
-      </w:rPr>
-    </w:lvl>
-    <w:lvl w:ilvl="7" w:tplc="080A0003" w:tentative="1">
-      <w:start w:val="1"/>
-      <w:numFmt w:val="bullet"/>
-      <w:lvlText w:val="o"/>
-      <w:lvlJc w:val="left"/>
-      <w:pPr>
-        <w:ind w:left="6469" w:hanging="360"/>
-      </w:pPr>
-      <w:rPr>
-        <w:rFonts w:ascii="Courier New" w:hAnsi="Courier New" w:cs="Courier New" w:hint="default"/>
-      </w:rPr>
-    </w:lvl>
-    <w:lvl w:ilvl="8" w:tplc="080A0005" w:tentative="1">
-      <w:start w:val="1"/>
-      <w:numFmt w:val="bullet"/>
-      <w:lvlText w:val=""/>
-      <w:lvlJc w:val="left"/>
-      <w:pPr>
-        <w:ind w:left="7189" w:hanging="360"/>
-      </w:pPr>
-      <w:rPr>
-        <w:rFonts w:ascii="Wingdings" w:hAnsi="Wingdings" w:hint="default"/>
-      </w:rPr>
-    </w:lvl>
-  </w:abstractNum>
-  <w:abstractNum w:abstractNumId="66" w15:restartNumberingAfterBreak="0">
+  <w:abstractNum w:abstractNumId="32" w15:restartNumberingAfterBreak="0">
     <w:nsid w:val="741225D5"/>
     <w:multiLevelType w:val="hybridMultilevel"/>
     <w:tmpl w:val="3B7EB14E"/>
@@ -15166,7 +11453,7 @@
       </w:rPr>
     </w:lvl>
   </w:abstractNum>
-  <w:abstractNum w:abstractNumId="67" w15:restartNumberingAfterBreak="0">
+  <w:abstractNum w:abstractNumId="33" w15:restartNumberingAfterBreak="0">
     <w:nsid w:val="771C37E0"/>
     <w:multiLevelType w:val="hybridMultilevel"/>
     <w:tmpl w:val="CF628830"/>
@@ -15279,120 +11566,7 @@
       </w:rPr>
     </w:lvl>
   </w:abstractNum>
-  <w:abstractNum w:abstractNumId="68" w15:restartNumberingAfterBreak="0">
-    <w:nsid w:val="777A432C"/>
-    <w:multiLevelType w:val="hybridMultilevel"/>
-    <w:tmpl w:val="88A2292A"/>
-    <w:lvl w:ilvl="0" w:tplc="080A0001">
-      <w:start w:val="1"/>
-      <w:numFmt w:val="bullet"/>
-      <w:lvlText w:val=""/>
-      <w:lvlJc w:val="left"/>
-      <w:pPr>
-        <w:ind w:left="1429" w:hanging="360"/>
-      </w:pPr>
-      <w:rPr>
-        <w:rFonts w:ascii="Symbol" w:hAnsi="Symbol" w:hint="default"/>
-      </w:rPr>
-    </w:lvl>
-    <w:lvl w:ilvl="1" w:tplc="080A0003" w:tentative="1">
-      <w:start w:val="1"/>
-      <w:numFmt w:val="bullet"/>
-      <w:lvlText w:val="o"/>
-      <w:lvlJc w:val="left"/>
-      <w:pPr>
-        <w:ind w:left="2149" w:hanging="360"/>
-      </w:pPr>
-      <w:rPr>
-        <w:rFonts w:ascii="Courier New" w:hAnsi="Courier New" w:cs="Courier New" w:hint="default"/>
-      </w:rPr>
-    </w:lvl>
-    <w:lvl w:ilvl="2" w:tplc="080A0005" w:tentative="1">
-      <w:start w:val="1"/>
-      <w:numFmt w:val="bullet"/>
-      <w:lvlText w:val=""/>
-      <w:lvlJc w:val="left"/>
-      <w:pPr>
-        <w:ind w:left="2869" w:hanging="360"/>
-      </w:pPr>
-      <w:rPr>
-        <w:rFonts w:ascii="Wingdings" w:hAnsi="Wingdings" w:hint="default"/>
-      </w:rPr>
-    </w:lvl>
-    <w:lvl w:ilvl="3" w:tplc="080A0001" w:tentative="1">
-      <w:start w:val="1"/>
-      <w:numFmt w:val="bullet"/>
-      <w:lvlText w:val=""/>
-      <w:lvlJc w:val="left"/>
-      <w:pPr>
-        <w:ind w:left="3589" w:hanging="360"/>
-      </w:pPr>
-      <w:rPr>
-        <w:rFonts w:ascii="Symbol" w:hAnsi="Symbol" w:hint="default"/>
-      </w:rPr>
-    </w:lvl>
-    <w:lvl w:ilvl="4" w:tplc="080A0003" w:tentative="1">
-      <w:start w:val="1"/>
-      <w:numFmt w:val="bullet"/>
-      <w:lvlText w:val="o"/>
-      <w:lvlJc w:val="left"/>
-      <w:pPr>
-        <w:ind w:left="4309" w:hanging="360"/>
-      </w:pPr>
-      <w:rPr>
-        <w:rFonts w:ascii="Courier New" w:hAnsi="Courier New" w:cs="Courier New" w:hint="default"/>
-      </w:rPr>
-    </w:lvl>
-    <w:lvl w:ilvl="5" w:tplc="080A0005" w:tentative="1">
-      <w:start w:val="1"/>
-      <w:numFmt w:val="bullet"/>
-      <w:lvlText w:val=""/>
-      <w:lvlJc w:val="left"/>
-      <w:pPr>
-        <w:ind w:left="5029" w:hanging="360"/>
-      </w:pPr>
-      <w:rPr>
-        <w:rFonts w:ascii="Wingdings" w:hAnsi="Wingdings" w:hint="default"/>
-      </w:rPr>
-    </w:lvl>
-    <w:lvl w:ilvl="6" w:tplc="080A0001" w:tentative="1">
-      <w:start w:val="1"/>
-      <w:numFmt w:val="bullet"/>
-      <w:lvlText w:val=""/>
-      <w:lvlJc w:val="left"/>
-      <w:pPr>
-        <w:ind w:left="5749" w:hanging="360"/>
-      </w:pPr>
-      <w:rPr>
-        <w:rFonts w:ascii="Symbol" w:hAnsi="Symbol" w:hint="default"/>
-      </w:rPr>
-    </w:lvl>
-    <w:lvl w:ilvl="7" w:tplc="080A0003" w:tentative="1">
-      <w:start w:val="1"/>
-      <w:numFmt w:val="bullet"/>
-      <w:lvlText w:val="o"/>
-      <w:lvlJc w:val="left"/>
-      <w:pPr>
-        <w:ind w:left="6469" w:hanging="360"/>
-      </w:pPr>
-      <w:rPr>
-        <w:rFonts w:ascii="Courier New" w:hAnsi="Courier New" w:cs="Courier New" w:hint="default"/>
-      </w:rPr>
-    </w:lvl>
-    <w:lvl w:ilvl="8" w:tplc="080A0005" w:tentative="1">
-      <w:start w:val="1"/>
-      <w:numFmt w:val="bullet"/>
-      <w:lvlText w:val=""/>
-      <w:lvlJc w:val="left"/>
-      <w:pPr>
-        <w:ind w:left="7189" w:hanging="360"/>
-      </w:pPr>
-      <w:rPr>
-        <w:rFonts w:ascii="Wingdings" w:hAnsi="Wingdings" w:hint="default"/>
-      </w:rPr>
-    </w:lvl>
-  </w:abstractNum>
-  <w:abstractNum w:abstractNumId="69" w15:restartNumberingAfterBreak="0">
+  <w:abstractNum w:abstractNumId="34" w15:restartNumberingAfterBreak="0">
     <w:nsid w:val="77943B29"/>
     <w:multiLevelType w:val="hybridMultilevel"/>
     <w:tmpl w:val="A010068C"/>
@@ -15505,7 +11679,7 @@
       </w:rPr>
     </w:lvl>
   </w:abstractNum>
-  <w:abstractNum w:abstractNumId="70" w15:restartNumberingAfterBreak="0">
+  <w:abstractNum w:abstractNumId="35" w15:restartNumberingAfterBreak="0">
     <w:nsid w:val="796B5F29"/>
     <w:multiLevelType w:val="hybridMultilevel"/>
     <w:tmpl w:val="D48C75F4"/>
@@ -15618,457 +11792,7 @@
       </w:rPr>
     </w:lvl>
   </w:abstractNum>
-  <w:abstractNum w:abstractNumId="71" w15:restartNumberingAfterBreak="0">
-    <w:nsid w:val="7A525E87"/>
-    <w:multiLevelType w:val="hybridMultilevel"/>
-    <w:tmpl w:val="D5245C7E"/>
-    <w:lvl w:ilvl="0" w:tplc="080A0001">
-      <w:start w:val="1"/>
-      <w:numFmt w:val="bullet"/>
-      <w:lvlText w:val=""/>
-      <w:lvlJc w:val="left"/>
-      <w:pPr>
-        <w:ind w:left="1429" w:hanging="360"/>
-      </w:pPr>
-      <w:rPr>
-        <w:rFonts w:ascii="Symbol" w:hAnsi="Symbol" w:hint="default"/>
-      </w:rPr>
-    </w:lvl>
-    <w:lvl w:ilvl="1" w:tplc="080A0003" w:tentative="1">
-      <w:start w:val="1"/>
-      <w:numFmt w:val="bullet"/>
-      <w:lvlText w:val="o"/>
-      <w:lvlJc w:val="left"/>
-      <w:pPr>
-        <w:ind w:left="2149" w:hanging="360"/>
-      </w:pPr>
-      <w:rPr>
-        <w:rFonts w:ascii="Courier New" w:hAnsi="Courier New" w:cs="Courier New" w:hint="default"/>
-      </w:rPr>
-    </w:lvl>
-    <w:lvl w:ilvl="2" w:tplc="080A0005" w:tentative="1">
-      <w:start w:val="1"/>
-      <w:numFmt w:val="bullet"/>
-      <w:lvlText w:val=""/>
-      <w:lvlJc w:val="left"/>
-      <w:pPr>
-        <w:ind w:left="2869" w:hanging="360"/>
-      </w:pPr>
-      <w:rPr>
-        <w:rFonts w:ascii="Wingdings" w:hAnsi="Wingdings" w:hint="default"/>
-      </w:rPr>
-    </w:lvl>
-    <w:lvl w:ilvl="3" w:tplc="080A0001" w:tentative="1">
-      <w:start w:val="1"/>
-      <w:numFmt w:val="bullet"/>
-      <w:lvlText w:val=""/>
-      <w:lvlJc w:val="left"/>
-      <w:pPr>
-        <w:ind w:left="3589" w:hanging="360"/>
-      </w:pPr>
-      <w:rPr>
-        <w:rFonts w:ascii="Symbol" w:hAnsi="Symbol" w:hint="default"/>
-      </w:rPr>
-    </w:lvl>
-    <w:lvl w:ilvl="4" w:tplc="080A0003" w:tentative="1">
-      <w:start w:val="1"/>
-      <w:numFmt w:val="bullet"/>
-      <w:lvlText w:val="o"/>
-      <w:lvlJc w:val="left"/>
-      <w:pPr>
-        <w:ind w:left="4309" w:hanging="360"/>
-      </w:pPr>
-      <w:rPr>
-        <w:rFonts w:ascii="Courier New" w:hAnsi="Courier New" w:cs="Courier New" w:hint="default"/>
-      </w:rPr>
-    </w:lvl>
-    <w:lvl w:ilvl="5" w:tplc="080A0005" w:tentative="1">
-      <w:start w:val="1"/>
-      <w:numFmt w:val="bullet"/>
-      <w:lvlText w:val=""/>
-      <w:lvlJc w:val="left"/>
-      <w:pPr>
-        <w:ind w:left="5029" w:hanging="360"/>
-      </w:pPr>
-      <w:rPr>
-        <w:rFonts w:ascii="Wingdings" w:hAnsi="Wingdings" w:hint="default"/>
-      </w:rPr>
-    </w:lvl>
-    <w:lvl w:ilvl="6" w:tplc="080A0001" w:tentative="1">
-      <w:start w:val="1"/>
-      <w:numFmt w:val="bullet"/>
-      <w:lvlText w:val=""/>
-      <w:lvlJc w:val="left"/>
-      <w:pPr>
-        <w:ind w:left="5749" w:hanging="360"/>
-      </w:pPr>
-      <w:rPr>
-        <w:rFonts w:ascii="Symbol" w:hAnsi="Symbol" w:hint="default"/>
-      </w:rPr>
-    </w:lvl>
-    <w:lvl w:ilvl="7" w:tplc="080A0003" w:tentative="1">
-      <w:start w:val="1"/>
-      <w:numFmt w:val="bullet"/>
-      <w:lvlText w:val="o"/>
-      <w:lvlJc w:val="left"/>
-      <w:pPr>
-        <w:ind w:left="6469" w:hanging="360"/>
-      </w:pPr>
-      <w:rPr>
-        <w:rFonts w:ascii="Courier New" w:hAnsi="Courier New" w:cs="Courier New" w:hint="default"/>
-      </w:rPr>
-    </w:lvl>
-    <w:lvl w:ilvl="8" w:tplc="080A0005" w:tentative="1">
-      <w:start w:val="1"/>
-      <w:numFmt w:val="bullet"/>
-      <w:lvlText w:val=""/>
-      <w:lvlJc w:val="left"/>
-      <w:pPr>
-        <w:ind w:left="7189" w:hanging="360"/>
-      </w:pPr>
-      <w:rPr>
-        <w:rFonts w:ascii="Wingdings" w:hAnsi="Wingdings" w:hint="default"/>
-      </w:rPr>
-    </w:lvl>
-  </w:abstractNum>
-  <w:abstractNum w:abstractNumId="72" w15:restartNumberingAfterBreak="0">
-    <w:nsid w:val="7C161D1C"/>
-    <w:multiLevelType w:val="multilevel"/>
-    <w:tmpl w:val="48125238"/>
-    <w:lvl w:ilvl="0">
-      <w:start w:val="1"/>
-      <w:numFmt w:val="decimal"/>
-      <w:lvlText w:val="%1."/>
-      <w:lvlJc w:val="left"/>
-      <w:pPr>
-        <w:ind w:left="502" w:hanging="360"/>
-      </w:pPr>
-    </w:lvl>
-    <w:lvl w:ilvl="1">
-      <w:start w:val="1"/>
-      <w:numFmt w:val="decimal"/>
-      <w:lvlText w:val="%1.%2."/>
-      <w:lvlJc w:val="left"/>
-      <w:pPr>
-        <w:ind w:left="715" w:hanging="432"/>
-      </w:pPr>
-      <w:rPr>
-        <w:b/>
-        <w:bCs/>
-        <w:i w:val="0"/>
-        <w:iCs w:val="0"/>
-        <w:caps w:val="0"/>
-        <w:smallCaps w:val="0"/>
-        <w:strike w:val="0"/>
-        <w:dstrike w:val="0"/>
-        <w:outline w:val="0"/>
-        <w:shadow w:val="0"/>
-        <w:emboss w:val="0"/>
-        <w:imprint w:val="0"/>
-        <w:noProof w:val="0"/>
-        <w:vanish w:val="0"/>
-        <w:spacing w:val="0"/>
-        <w:kern w:val="0"/>
-        <w:position w:val="0"/>
-        <w:u w:val="none"/>
-        <w:effect w:val="none"/>
-        <w:vertAlign w:val="baseline"/>
-        <w:em w:val="none"/>
-        <w:specVanish w:val="0"/>
-        <w14:glow w14:rad="0">
-          <w14:srgbClr w14:val="000000"/>
-        </w14:glow>
-        <w14:shadow w14:blurRad="0" w14:dist="0" w14:dir="0" w14:sx="0" w14:sy="0" w14:kx="0" w14:ky="0" w14:algn="none">
-          <w14:srgbClr w14:val="000000"/>
-        </w14:shadow>
-        <w14:reflection w14:blurRad="0" w14:stA="0" w14:stPos="0" w14:endA="0" w14:endPos="0" w14:dist="0" w14:dir="0" w14:fadeDir="0" w14:sx="0" w14:sy="0" w14:kx="0" w14:ky="0" w14:algn="none"/>
-        <w14:textOutline w14:w="0" w14:cap="rnd" w14:cmpd="sng" w14:algn="ctr">
-          <w14:noFill/>
-          <w14:prstDash w14:val="solid"/>
-          <w14:bevel/>
-        </w14:textOutline>
-        <w14:scene3d>
-          <w14:camera w14:prst="orthographicFront"/>
-          <w14:lightRig w14:rig="threePt" w14:dir="t">
-            <w14:rot w14:lat="0" w14:lon="0" w14:rev="0"/>
-          </w14:lightRig>
-        </w14:scene3d>
-        <w14:props3d w14:extrusionH="0" w14:contourW="0" w14:prstMaterial="none"/>
-        <w14:ligatures w14:val="none"/>
-        <w14:numForm w14:val="default"/>
-        <w14:numSpacing w14:val="default"/>
-        <w14:stylisticSets/>
-        <w14:cntxtAlts w14:val="0"/>
-      </w:rPr>
-    </w:lvl>
-    <w:lvl w:ilvl="2">
-      <w:start w:val="1"/>
-      <w:numFmt w:val="lowerLetter"/>
-      <w:lvlText w:val="%3)"/>
-      <w:lvlJc w:val="left"/>
-      <w:pPr>
-        <w:ind w:left="1224" w:hanging="504"/>
-      </w:pPr>
-      <w:rPr>
-        <w:b/>
-        <w:bCs/>
-      </w:rPr>
-    </w:lvl>
-    <w:lvl w:ilvl="3">
-      <w:start w:val="1"/>
-      <w:numFmt w:val="decimal"/>
-      <w:lvlText w:val="%1.%2.%3.%4."/>
-      <w:lvlJc w:val="left"/>
-      <w:pPr>
-        <w:ind w:left="1728" w:hanging="648"/>
-      </w:pPr>
-    </w:lvl>
-    <w:lvl w:ilvl="4">
-      <w:start w:val="1"/>
-      <w:numFmt w:val="decimal"/>
-      <w:lvlText w:val="%1.%2.%3.%4.%5."/>
-      <w:lvlJc w:val="left"/>
-      <w:pPr>
-        <w:ind w:left="2232" w:hanging="792"/>
-      </w:pPr>
-    </w:lvl>
-    <w:lvl w:ilvl="5">
-      <w:start w:val="1"/>
-      <w:numFmt w:val="decimal"/>
-      <w:lvlText w:val="%1.%2.%3.%4.%5.%6."/>
-      <w:lvlJc w:val="left"/>
-      <w:pPr>
-        <w:ind w:left="2736" w:hanging="936"/>
-      </w:pPr>
-    </w:lvl>
-    <w:lvl w:ilvl="6">
-      <w:start w:val="1"/>
-      <w:numFmt w:val="decimal"/>
-      <w:lvlText w:val="%1.%2.%3.%4.%5.%6.%7."/>
-      <w:lvlJc w:val="left"/>
-      <w:pPr>
-        <w:ind w:left="3240" w:hanging="1080"/>
-      </w:pPr>
-    </w:lvl>
-    <w:lvl w:ilvl="7">
-      <w:start w:val="1"/>
-      <w:numFmt w:val="decimal"/>
-      <w:lvlText w:val="%1.%2.%3.%4.%5.%6.%7.%8."/>
-      <w:lvlJc w:val="left"/>
-      <w:pPr>
-        <w:ind w:left="3744" w:hanging="1224"/>
-      </w:pPr>
-    </w:lvl>
-    <w:lvl w:ilvl="8">
-      <w:start w:val="1"/>
-      <w:numFmt w:val="decimal"/>
-      <w:lvlText w:val="%1.%2.%3.%4.%5.%6.%7.%8.%9."/>
-      <w:lvlJc w:val="left"/>
-      <w:pPr>
-        <w:ind w:left="4320" w:hanging="1440"/>
-      </w:pPr>
-    </w:lvl>
-  </w:abstractNum>
-  <w:abstractNum w:abstractNumId="73" w15:restartNumberingAfterBreak="0">
-    <w:nsid w:val="7D4F0F53"/>
-    <w:multiLevelType w:val="hybridMultilevel"/>
-    <w:tmpl w:val="9CB072E2"/>
-    <w:lvl w:ilvl="0" w:tplc="080A0017">
-      <w:start w:val="1"/>
-      <w:numFmt w:val="lowerLetter"/>
-      <w:lvlText w:val="%1)"/>
-      <w:lvlJc w:val="left"/>
-      <w:pPr>
-        <w:ind w:left="1429" w:hanging="360"/>
-      </w:pPr>
-    </w:lvl>
-    <w:lvl w:ilvl="1" w:tplc="080A0019" w:tentative="1">
-      <w:start w:val="1"/>
-      <w:numFmt w:val="lowerLetter"/>
-      <w:lvlText w:val="%2."/>
-      <w:lvlJc w:val="left"/>
-      <w:pPr>
-        <w:ind w:left="2149" w:hanging="360"/>
-      </w:pPr>
-    </w:lvl>
-    <w:lvl w:ilvl="2" w:tplc="080A001B" w:tentative="1">
-      <w:start w:val="1"/>
-      <w:numFmt w:val="lowerRoman"/>
-      <w:lvlText w:val="%3."/>
-      <w:lvlJc w:val="right"/>
-      <w:pPr>
-        <w:ind w:left="2869" w:hanging="180"/>
-      </w:pPr>
-    </w:lvl>
-    <w:lvl w:ilvl="3" w:tplc="080A000F" w:tentative="1">
-      <w:start w:val="1"/>
-      <w:numFmt w:val="decimal"/>
-      <w:lvlText w:val="%4."/>
-      <w:lvlJc w:val="left"/>
-      <w:pPr>
-        <w:ind w:left="3589" w:hanging="360"/>
-      </w:pPr>
-    </w:lvl>
-    <w:lvl w:ilvl="4" w:tplc="080A0019" w:tentative="1">
-      <w:start w:val="1"/>
-      <w:numFmt w:val="lowerLetter"/>
-      <w:lvlText w:val="%5."/>
-      <w:lvlJc w:val="left"/>
-      <w:pPr>
-        <w:ind w:left="4309" w:hanging="360"/>
-      </w:pPr>
-    </w:lvl>
-    <w:lvl w:ilvl="5" w:tplc="080A001B" w:tentative="1">
-      <w:start w:val="1"/>
-      <w:numFmt w:val="lowerRoman"/>
-      <w:lvlText w:val="%6."/>
-      <w:lvlJc w:val="right"/>
-      <w:pPr>
-        <w:ind w:left="5029" w:hanging="180"/>
-      </w:pPr>
-    </w:lvl>
-    <w:lvl w:ilvl="6" w:tplc="080A000F" w:tentative="1">
-      <w:start w:val="1"/>
-      <w:numFmt w:val="decimal"/>
-      <w:lvlText w:val="%7."/>
-      <w:lvlJc w:val="left"/>
-      <w:pPr>
-        <w:ind w:left="5749" w:hanging="360"/>
-      </w:pPr>
-    </w:lvl>
-    <w:lvl w:ilvl="7" w:tplc="080A0019" w:tentative="1">
-      <w:start w:val="1"/>
-      <w:numFmt w:val="lowerLetter"/>
-      <w:lvlText w:val="%8."/>
-      <w:lvlJc w:val="left"/>
-      <w:pPr>
-        <w:ind w:left="6469" w:hanging="360"/>
-      </w:pPr>
-    </w:lvl>
-    <w:lvl w:ilvl="8" w:tplc="080A001B" w:tentative="1">
-      <w:start w:val="1"/>
-      <w:numFmt w:val="lowerRoman"/>
-      <w:lvlText w:val="%9."/>
-      <w:lvlJc w:val="right"/>
-      <w:pPr>
-        <w:ind w:left="7189" w:hanging="180"/>
-      </w:pPr>
-    </w:lvl>
-  </w:abstractNum>
-  <w:abstractNum w:abstractNumId="74" w15:restartNumberingAfterBreak="0">
-    <w:nsid w:val="7DA21199"/>
-    <w:multiLevelType w:val="hybridMultilevel"/>
-    <w:tmpl w:val="B0D2E9F6"/>
-    <w:lvl w:ilvl="0" w:tplc="080A0001">
-      <w:start w:val="1"/>
-      <w:numFmt w:val="bullet"/>
-      <w:lvlText w:val=""/>
-      <w:lvlJc w:val="left"/>
-      <w:pPr>
-        <w:ind w:left="1429" w:hanging="360"/>
-      </w:pPr>
-      <w:rPr>
-        <w:rFonts w:ascii="Symbol" w:hAnsi="Symbol" w:hint="default"/>
-      </w:rPr>
-    </w:lvl>
-    <w:lvl w:ilvl="1" w:tplc="080A0003" w:tentative="1">
-      <w:start w:val="1"/>
-      <w:numFmt w:val="bullet"/>
-      <w:lvlText w:val="o"/>
-      <w:lvlJc w:val="left"/>
-      <w:pPr>
-        <w:ind w:left="2149" w:hanging="360"/>
-      </w:pPr>
-      <w:rPr>
-        <w:rFonts w:ascii="Courier New" w:hAnsi="Courier New" w:cs="Courier New" w:hint="default"/>
-      </w:rPr>
-    </w:lvl>
-    <w:lvl w:ilvl="2" w:tplc="080A0005" w:tentative="1">
-      <w:start w:val="1"/>
-      <w:numFmt w:val="bullet"/>
-      <w:lvlText w:val=""/>
-      <w:lvlJc w:val="left"/>
-      <w:pPr>
-        <w:ind w:left="2869" w:hanging="360"/>
-      </w:pPr>
-      <w:rPr>
-        <w:rFonts w:ascii="Wingdings" w:hAnsi="Wingdings" w:hint="default"/>
-      </w:rPr>
-    </w:lvl>
-    <w:lvl w:ilvl="3" w:tplc="080A0001" w:tentative="1">
-      <w:start w:val="1"/>
-      <w:numFmt w:val="bullet"/>
-      <w:lvlText w:val=""/>
-      <w:lvlJc w:val="left"/>
-      <w:pPr>
-        <w:ind w:left="3589" w:hanging="360"/>
-      </w:pPr>
-      <w:rPr>
-        <w:rFonts w:ascii="Symbol" w:hAnsi="Symbol" w:hint="default"/>
-      </w:rPr>
-    </w:lvl>
-    <w:lvl w:ilvl="4" w:tplc="080A0003" w:tentative="1">
-      <w:start w:val="1"/>
-      <w:numFmt w:val="bullet"/>
-      <w:lvlText w:val="o"/>
-      <w:lvlJc w:val="left"/>
-      <w:pPr>
-        <w:ind w:left="4309" w:hanging="360"/>
-      </w:pPr>
-      <w:rPr>
-        <w:rFonts w:ascii="Courier New" w:hAnsi="Courier New" w:cs="Courier New" w:hint="default"/>
-      </w:rPr>
-    </w:lvl>
-    <w:lvl w:ilvl="5" w:tplc="080A0005" w:tentative="1">
-      <w:start w:val="1"/>
-      <w:numFmt w:val="bullet"/>
-      <w:lvlText w:val=""/>
-      <w:lvlJc w:val="left"/>
-      <w:pPr>
-        <w:ind w:left="5029" w:hanging="360"/>
-      </w:pPr>
-      <w:rPr>
-        <w:rFonts w:ascii="Wingdings" w:hAnsi="Wingdings" w:hint="default"/>
-      </w:rPr>
-    </w:lvl>
-    <w:lvl w:ilvl="6" w:tplc="080A0001" w:tentative="1">
-      <w:start w:val="1"/>
-      <w:numFmt w:val="bullet"/>
-      <w:lvlText w:val=""/>
-      <w:lvlJc w:val="left"/>
-      <w:pPr>
-        <w:ind w:left="5749" w:hanging="360"/>
-      </w:pPr>
-      <w:rPr>
-        <w:rFonts w:ascii="Symbol" w:hAnsi="Symbol" w:hint="default"/>
-      </w:rPr>
-    </w:lvl>
-    <w:lvl w:ilvl="7" w:tplc="080A0003" w:tentative="1">
-      <w:start w:val="1"/>
-      <w:numFmt w:val="bullet"/>
-      <w:lvlText w:val="o"/>
-      <w:lvlJc w:val="left"/>
-      <w:pPr>
-        <w:ind w:left="6469" w:hanging="360"/>
-      </w:pPr>
-      <w:rPr>
-        <w:rFonts w:ascii="Courier New" w:hAnsi="Courier New" w:cs="Courier New" w:hint="default"/>
-      </w:rPr>
-    </w:lvl>
-    <w:lvl w:ilvl="8" w:tplc="080A0005" w:tentative="1">
-      <w:start w:val="1"/>
-      <w:numFmt w:val="bullet"/>
-      <w:lvlText w:val=""/>
-      <w:lvlJc w:val="left"/>
-      <w:pPr>
-        <w:ind w:left="7189" w:hanging="360"/>
-      </w:pPr>
-      <w:rPr>
-        <w:rFonts w:ascii="Wingdings" w:hAnsi="Wingdings" w:hint="default"/>
-      </w:rPr>
-    </w:lvl>
-  </w:abstractNum>
-  <w:abstractNum w:abstractNumId="75" w15:restartNumberingAfterBreak="0">
+  <w:abstractNum w:abstractNumId="36" w15:restartNumberingAfterBreak="0">
     <w:nsid w:val="7DD47E26"/>
     <w:multiLevelType w:val="hybridMultilevel"/>
     <w:tmpl w:val="E59C4190"/>
@@ -16181,467 +11905,118 @@
       </w:rPr>
     </w:lvl>
   </w:abstractNum>
-  <w:abstractNum w:abstractNumId="76" w15:restartNumberingAfterBreak="0">
-    <w:nsid w:val="7E33412F"/>
-    <w:multiLevelType w:val="hybridMultilevel"/>
-    <w:tmpl w:val="C0F6563A"/>
-    <w:lvl w:ilvl="0" w:tplc="080A0001">
-      <w:start w:val="1"/>
-      <w:numFmt w:val="bullet"/>
-      <w:lvlText w:val=""/>
-      <w:lvlJc w:val="left"/>
-      <w:pPr>
-        <w:ind w:left="1429" w:hanging="360"/>
-      </w:pPr>
-      <w:rPr>
-        <w:rFonts w:ascii="Symbol" w:hAnsi="Symbol" w:hint="default"/>
-      </w:rPr>
-    </w:lvl>
-    <w:lvl w:ilvl="1" w:tplc="080A0003" w:tentative="1">
-      <w:start w:val="1"/>
-      <w:numFmt w:val="bullet"/>
-      <w:lvlText w:val="o"/>
-      <w:lvlJc w:val="left"/>
-      <w:pPr>
-        <w:ind w:left="2149" w:hanging="360"/>
-      </w:pPr>
-      <w:rPr>
-        <w:rFonts w:ascii="Courier New" w:hAnsi="Courier New" w:cs="Courier New" w:hint="default"/>
-      </w:rPr>
-    </w:lvl>
-    <w:lvl w:ilvl="2" w:tplc="080A0005" w:tentative="1">
-      <w:start w:val="1"/>
-      <w:numFmt w:val="bullet"/>
-      <w:lvlText w:val=""/>
-      <w:lvlJc w:val="left"/>
-      <w:pPr>
-        <w:ind w:left="2869" w:hanging="360"/>
-      </w:pPr>
-      <w:rPr>
-        <w:rFonts w:ascii="Wingdings" w:hAnsi="Wingdings" w:hint="default"/>
-      </w:rPr>
-    </w:lvl>
-    <w:lvl w:ilvl="3" w:tplc="080A0001" w:tentative="1">
-      <w:start w:val="1"/>
-      <w:numFmt w:val="bullet"/>
-      <w:lvlText w:val=""/>
-      <w:lvlJc w:val="left"/>
-      <w:pPr>
-        <w:ind w:left="3589" w:hanging="360"/>
-      </w:pPr>
-      <w:rPr>
-        <w:rFonts w:ascii="Symbol" w:hAnsi="Symbol" w:hint="default"/>
-      </w:rPr>
-    </w:lvl>
-    <w:lvl w:ilvl="4" w:tplc="080A0003" w:tentative="1">
-      <w:start w:val="1"/>
-      <w:numFmt w:val="bullet"/>
-      <w:lvlText w:val="o"/>
-      <w:lvlJc w:val="left"/>
-      <w:pPr>
-        <w:ind w:left="4309" w:hanging="360"/>
-      </w:pPr>
-      <w:rPr>
-        <w:rFonts w:ascii="Courier New" w:hAnsi="Courier New" w:cs="Courier New" w:hint="default"/>
-      </w:rPr>
-    </w:lvl>
-    <w:lvl w:ilvl="5" w:tplc="080A0005" w:tentative="1">
-      <w:start w:val="1"/>
-      <w:numFmt w:val="bullet"/>
-      <w:lvlText w:val=""/>
-      <w:lvlJc w:val="left"/>
-      <w:pPr>
-        <w:ind w:left="5029" w:hanging="360"/>
-      </w:pPr>
-      <w:rPr>
-        <w:rFonts w:ascii="Wingdings" w:hAnsi="Wingdings" w:hint="default"/>
-      </w:rPr>
-    </w:lvl>
-    <w:lvl w:ilvl="6" w:tplc="080A0001" w:tentative="1">
-      <w:start w:val="1"/>
-      <w:numFmt w:val="bullet"/>
-      <w:lvlText w:val=""/>
-      <w:lvlJc w:val="left"/>
-      <w:pPr>
-        <w:ind w:left="5749" w:hanging="360"/>
-      </w:pPr>
-      <w:rPr>
-        <w:rFonts w:ascii="Symbol" w:hAnsi="Symbol" w:hint="default"/>
-      </w:rPr>
-    </w:lvl>
-    <w:lvl w:ilvl="7" w:tplc="080A0003" w:tentative="1">
-      <w:start w:val="1"/>
-      <w:numFmt w:val="bullet"/>
-      <w:lvlText w:val="o"/>
-      <w:lvlJc w:val="left"/>
-      <w:pPr>
-        <w:ind w:left="6469" w:hanging="360"/>
-      </w:pPr>
-      <w:rPr>
-        <w:rFonts w:ascii="Courier New" w:hAnsi="Courier New" w:cs="Courier New" w:hint="default"/>
-      </w:rPr>
-    </w:lvl>
-    <w:lvl w:ilvl="8" w:tplc="080A0005" w:tentative="1">
-      <w:start w:val="1"/>
-      <w:numFmt w:val="bullet"/>
-      <w:lvlText w:val=""/>
-      <w:lvlJc w:val="left"/>
-      <w:pPr>
-        <w:ind w:left="7189" w:hanging="360"/>
-      </w:pPr>
-      <w:rPr>
-        <w:rFonts w:ascii="Wingdings" w:hAnsi="Wingdings" w:hint="default"/>
-      </w:rPr>
-    </w:lvl>
-  </w:abstractNum>
-  <w:abstractNum w:abstractNumId="77" w15:restartNumberingAfterBreak="0">
-    <w:nsid w:val="7E706265"/>
-    <w:multiLevelType w:val="hybridMultilevel"/>
-    <w:tmpl w:val="060EBCD4"/>
-    <w:lvl w:ilvl="0" w:tplc="240A0003">
-      <w:start w:val="1"/>
-      <w:numFmt w:val="bullet"/>
-      <w:lvlText w:val="o"/>
-      <w:lvlJc w:val="left"/>
-      <w:pPr>
-        <w:ind w:left="2149" w:hanging="360"/>
-      </w:pPr>
-      <w:rPr>
-        <w:rFonts w:ascii="Courier New" w:hAnsi="Courier New" w:cs="Courier New" w:hint="default"/>
-      </w:rPr>
-    </w:lvl>
-    <w:lvl w:ilvl="1" w:tplc="080A0003" w:tentative="1">
-      <w:start w:val="1"/>
-      <w:numFmt w:val="bullet"/>
-      <w:lvlText w:val="o"/>
-      <w:lvlJc w:val="left"/>
-      <w:pPr>
-        <w:ind w:left="2869" w:hanging="360"/>
-      </w:pPr>
-      <w:rPr>
-        <w:rFonts w:ascii="Courier New" w:hAnsi="Courier New" w:cs="Courier New" w:hint="default"/>
-      </w:rPr>
-    </w:lvl>
-    <w:lvl w:ilvl="2" w:tplc="080A0005" w:tentative="1">
-      <w:start w:val="1"/>
-      <w:numFmt w:val="bullet"/>
-      <w:lvlText w:val=""/>
-      <w:lvlJc w:val="left"/>
-      <w:pPr>
-        <w:ind w:left="3589" w:hanging="360"/>
-      </w:pPr>
-      <w:rPr>
-        <w:rFonts w:ascii="Wingdings" w:hAnsi="Wingdings" w:hint="default"/>
-      </w:rPr>
-    </w:lvl>
-    <w:lvl w:ilvl="3" w:tplc="080A0001" w:tentative="1">
-      <w:start w:val="1"/>
-      <w:numFmt w:val="bullet"/>
-      <w:lvlText w:val=""/>
-      <w:lvlJc w:val="left"/>
-      <w:pPr>
-        <w:ind w:left="4309" w:hanging="360"/>
-      </w:pPr>
-      <w:rPr>
-        <w:rFonts w:ascii="Symbol" w:hAnsi="Symbol" w:hint="default"/>
-      </w:rPr>
-    </w:lvl>
-    <w:lvl w:ilvl="4" w:tplc="080A0003" w:tentative="1">
-      <w:start w:val="1"/>
-      <w:numFmt w:val="bullet"/>
-      <w:lvlText w:val="o"/>
-      <w:lvlJc w:val="left"/>
-      <w:pPr>
-        <w:ind w:left="5029" w:hanging="360"/>
-      </w:pPr>
-      <w:rPr>
-        <w:rFonts w:ascii="Courier New" w:hAnsi="Courier New" w:cs="Courier New" w:hint="default"/>
-      </w:rPr>
-    </w:lvl>
-    <w:lvl w:ilvl="5" w:tplc="080A0005" w:tentative="1">
-      <w:start w:val="1"/>
-      <w:numFmt w:val="bullet"/>
-      <w:lvlText w:val=""/>
-      <w:lvlJc w:val="left"/>
-      <w:pPr>
-        <w:ind w:left="5749" w:hanging="360"/>
-      </w:pPr>
-      <w:rPr>
-        <w:rFonts w:ascii="Wingdings" w:hAnsi="Wingdings" w:hint="default"/>
-      </w:rPr>
-    </w:lvl>
-    <w:lvl w:ilvl="6" w:tplc="080A0001" w:tentative="1">
-      <w:start w:val="1"/>
-      <w:numFmt w:val="bullet"/>
-      <w:lvlText w:val=""/>
-      <w:lvlJc w:val="left"/>
-      <w:pPr>
-        <w:ind w:left="6469" w:hanging="360"/>
-      </w:pPr>
-      <w:rPr>
-        <w:rFonts w:ascii="Symbol" w:hAnsi="Symbol" w:hint="default"/>
-      </w:rPr>
-    </w:lvl>
-    <w:lvl w:ilvl="7" w:tplc="080A0003" w:tentative="1">
-      <w:start w:val="1"/>
-      <w:numFmt w:val="bullet"/>
-      <w:lvlText w:val="o"/>
-      <w:lvlJc w:val="left"/>
-      <w:pPr>
-        <w:ind w:left="7189" w:hanging="360"/>
-      </w:pPr>
-      <w:rPr>
-        <w:rFonts w:ascii="Courier New" w:hAnsi="Courier New" w:cs="Courier New" w:hint="default"/>
-      </w:rPr>
-    </w:lvl>
-    <w:lvl w:ilvl="8" w:tplc="080A0005" w:tentative="1">
-      <w:start w:val="1"/>
-      <w:numFmt w:val="bullet"/>
-      <w:lvlText w:val=""/>
-      <w:lvlJc w:val="left"/>
-      <w:pPr>
-        <w:ind w:left="7909" w:hanging="360"/>
-      </w:pPr>
-      <w:rPr>
-        <w:rFonts w:ascii="Wingdings" w:hAnsi="Wingdings" w:hint="default"/>
-      </w:rPr>
-    </w:lvl>
-  </w:abstractNum>
-  <w:num w:numId="1" w16cid:durableId="1549029441">
-    <w:abstractNumId w:val="72"/>
-  </w:num>
-  <w:num w:numId="2" w16cid:durableId="1924606139">
+  <w:num w:numId="1" w16cid:durableId="1924606139">
     <w:abstractNumId w:val="0"/>
   </w:num>
-  <w:num w:numId="3" w16cid:durableId="1248614875">
+  <w:num w:numId="2" w16cid:durableId="1248614875">
+    <w:abstractNumId w:val="11"/>
+  </w:num>
+  <w:num w:numId="3" w16cid:durableId="1453593432">
+    <w:abstractNumId w:val="22"/>
+  </w:num>
+  <w:num w:numId="4" w16cid:durableId="1761674783">
+    <w:abstractNumId w:val="17"/>
+  </w:num>
+  <w:num w:numId="5" w16cid:durableId="851265509">
+    <w:abstractNumId w:val="5"/>
+  </w:num>
+  <w:num w:numId="6" w16cid:durableId="2120836654">
+    <w:abstractNumId w:val="30"/>
+  </w:num>
+  <w:num w:numId="7" w16cid:durableId="1370185621">
+    <w:abstractNumId w:val="31"/>
+  </w:num>
+  <w:num w:numId="8" w16cid:durableId="1245992777">
+    <w:abstractNumId w:val="28"/>
+  </w:num>
+  <w:num w:numId="9" w16cid:durableId="1008095228">
+    <w:abstractNumId w:val="23"/>
+  </w:num>
+  <w:num w:numId="10" w16cid:durableId="1793475661">
     <w:abstractNumId w:val="27"/>
   </w:num>
-  <w:num w:numId="4" w16cid:durableId="1453593432">
-    <w:abstractNumId w:val="45"/>
-  </w:num>
-  <w:num w:numId="5" w16cid:durableId="1761674783">
-    <w:abstractNumId w:val="37"/>
-  </w:num>
-  <w:num w:numId="6" w16cid:durableId="851265509">
+  <w:num w:numId="11" w16cid:durableId="573902409">
     <w:abstractNumId w:val="12"/>
   </w:num>
-  <w:num w:numId="7" w16cid:durableId="2120836654">
-    <w:abstractNumId w:val="61"/>
+  <w:num w:numId="12" w16cid:durableId="346324150">
+    <w:abstractNumId w:val="15"/>
   </w:num>
-  <w:num w:numId="8" w16cid:durableId="663818795">
+  <w:num w:numId="13" w16cid:durableId="1200312638">
+    <w:abstractNumId w:val="36"/>
+  </w:num>
+  <w:num w:numId="14" w16cid:durableId="516500875">
+    <w:abstractNumId w:val="35"/>
+  </w:num>
+  <w:num w:numId="15" w16cid:durableId="818422809">
+    <w:abstractNumId w:val="3"/>
+  </w:num>
+  <w:num w:numId="16" w16cid:durableId="1625501277">
+    <w:abstractNumId w:val="26"/>
+  </w:num>
+  <w:num w:numId="17" w16cid:durableId="1197743452">
+    <w:abstractNumId w:val="2"/>
+  </w:num>
+  <w:num w:numId="18" w16cid:durableId="542055389">
+    <w:abstractNumId w:val="14"/>
+  </w:num>
+  <w:num w:numId="19" w16cid:durableId="1083914575">
     <w:abstractNumId w:val="24"/>
   </w:num>
-  <w:num w:numId="9" w16cid:durableId="557014035">
-    <w:abstractNumId w:val="3"/>
+  <w:num w:numId="20" w16cid:durableId="1556359017">
+    <w:abstractNumId w:val="8"/>
   </w:num>
-  <w:num w:numId="10" w16cid:durableId="955060221">
+  <w:num w:numId="21" w16cid:durableId="929050294">
+    <w:abstractNumId w:val="13"/>
+  </w:num>
+  <w:num w:numId="22" w16cid:durableId="2036735916">
+    <w:abstractNumId w:val="20"/>
+  </w:num>
+  <w:num w:numId="23" w16cid:durableId="1568345469">
+    <w:abstractNumId w:val="16"/>
+  </w:num>
+  <w:num w:numId="24" w16cid:durableId="2027781261">
+    <w:abstractNumId w:val="1"/>
+  </w:num>
+  <w:num w:numId="25" w16cid:durableId="1720129662">
+    <w:abstractNumId w:val="25"/>
+  </w:num>
+  <w:num w:numId="26" w16cid:durableId="1245846769">
+    <w:abstractNumId w:val="34"/>
+  </w:num>
+  <w:num w:numId="27" w16cid:durableId="106387181">
     <w:abstractNumId w:val="7"/>
   </w:num>
-  <w:num w:numId="11" w16cid:durableId="155386893">
-    <w:abstractNumId w:val="13"/>
+  <w:num w:numId="28" w16cid:durableId="1515413424">
+    <w:abstractNumId w:val="19"/>
   </w:num>
-  <w:num w:numId="12" w16cid:durableId="1246839004">
-    <w:abstractNumId w:val="56"/>
-  </w:num>
-  <w:num w:numId="13" w16cid:durableId="228078497">
-    <w:abstractNumId w:val="62"/>
-  </w:num>
-  <w:num w:numId="14" w16cid:durableId="1987129261">
-    <w:abstractNumId w:val="40"/>
-  </w:num>
-  <w:num w:numId="15" w16cid:durableId="647636108">
-    <w:abstractNumId w:val="50"/>
-  </w:num>
-  <w:num w:numId="16" w16cid:durableId="126318926">
-    <w:abstractNumId w:val="77"/>
-  </w:num>
-  <w:num w:numId="17" w16cid:durableId="1507480260">
-    <w:abstractNumId w:val="63"/>
-  </w:num>
-  <w:num w:numId="18" w16cid:durableId="1526095038">
+  <w:num w:numId="29" w16cid:durableId="772283200">
     <w:abstractNumId w:val="10"/>
   </w:num>
-  <w:num w:numId="19" w16cid:durableId="2040397914">
+  <w:num w:numId="30" w16cid:durableId="2029283557">
+    <w:abstractNumId w:val="32"/>
+  </w:num>
+  <w:num w:numId="31" w16cid:durableId="217671180">
+    <w:abstractNumId w:val="6"/>
+  </w:num>
+  <w:num w:numId="32" w16cid:durableId="203950919">
     <w:abstractNumId w:val="21"/>
   </w:num>
-  <w:num w:numId="20" w16cid:durableId="1047559418">
-    <w:abstractNumId w:val="44"/>
-  </w:num>
-  <w:num w:numId="21" w16cid:durableId="1728607577">
-    <w:abstractNumId w:val="31"/>
-  </w:num>
-  <w:num w:numId="22" w16cid:durableId="1167794470">
-    <w:abstractNumId w:val="51"/>
-  </w:num>
-  <w:num w:numId="23" w16cid:durableId="763066736">
-    <w:abstractNumId w:val="74"/>
-  </w:num>
-  <w:num w:numId="24" w16cid:durableId="260070751">
-    <w:abstractNumId w:val="54"/>
-  </w:num>
-  <w:num w:numId="25" w16cid:durableId="1884705440">
-    <w:abstractNumId w:val="71"/>
-  </w:num>
-  <w:num w:numId="26" w16cid:durableId="147407950">
-    <w:abstractNumId w:val="53"/>
-  </w:num>
-  <w:num w:numId="27" w16cid:durableId="1993482122">
-    <w:abstractNumId w:val="22"/>
-  </w:num>
-  <w:num w:numId="28" w16cid:durableId="1763992720">
-    <w:abstractNumId w:val="30"/>
-  </w:num>
-  <w:num w:numId="29" w16cid:durableId="1308049825">
-    <w:abstractNumId w:val="73"/>
-  </w:num>
-  <w:num w:numId="30" w16cid:durableId="1370185621">
-    <w:abstractNumId w:val="64"/>
-  </w:num>
-  <w:num w:numId="31" w16cid:durableId="544872990">
-    <w:abstractNumId w:val="36"/>
-  </w:num>
-  <w:num w:numId="32" w16cid:durableId="281228927">
-    <w:abstractNumId w:val="65"/>
-  </w:num>
-  <w:num w:numId="33" w16cid:durableId="1450857524">
+  <w:num w:numId="33" w16cid:durableId="430006518">
     <w:abstractNumId w:val="4"/>
   </w:num>
-  <w:num w:numId="34" w16cid:durableId="950820839">
-    <w:abstractNumId w:val="68"/>
+  <w:num w:numId="34" w16cid:durableId="1146821249">
+    <w:abstractNumId w:val="29"/>
   </w:num>
-  <w:num w:numId="35" w16cid:durableId="1743722250">
-    <w:abstractNumId w:val="14"/>
+  <w:num w:numId="35" w16cid:durableId="1320425743">
+    <w:abstractNumId w:val="33"/>
   </w:num>
-  <w:num w:numId="36" w16cid:durableId="1217669586">
-    <w:abstractNumId w:val="26"/>
-  </w:num>
-  <w:num w:numId="37" w16cid:durableId="769400657">
+  <w:num w:numId="36" w16cid:durableId="503128570">
     <w:abstractNumId w:val="18"/>
   </w:num>
-  <w:num w:numId="38" w16cid:durableId="2092696769">
-    <w:abstractNumId w:val="8"/>
-  </w:num>
-  <w:num w:numId="39" w16cid:durableId="1678117666">
-    <w:abstractNumId w:val="39"/>
-  </w:num>
-  <w:num w:numId="40" w16cid:durableId="531573661">
-    <w:abstractNumId w:val="57"/>
-  </w:num>
-  <w:num w:numId="41" w16cid:durableId="1904413338">
-    <w:abstractNumId w:val="59"/>
-  </w:num>
-  <w:num w:numId="42" w16cid:durableId="1319846028">
-    <w:abstractNumId w:val="76"/>
-  </w:num>
-  <w:num w:numId="43" w16cid:durableId="2094542655">
-    <w:abstractNumId w:val="33"/>
-  </w:num>
-  <w:num w:numId="44" w16cid:durableId="1388066032">
-    <w:abstractNumId w:val="5"/>
-  </w:num>
-  <w:num w:numId="45" w16cid:durableId="1649937460">
-    <w:abstractNumId w:val="58"/>
-  </w:num>
-  <w:num w:numId="46" w16cid:durableId="284850278">
-    <w:abstractNumId w:val="23"/>
-  </w:num>
-  <w:num w:numId="47" w16cid:durableId="241913574">
+  <w:num w:numId="37" w16cid:durableId="584996813">
     <w:abstractNumId w:val="9"/>
   </w:num>
-  <w:num w:numId="48" w16cid:durableId="1245992777">
-    <w:abstractNumId w:val="55"/>
-  </w:num>
-  <w:num w:numId="49" w16cid:durableId="1008095228">
-    <w:abstractNumId w:val="46"/>
-  </w:num>
-  <w:num w:numId="50" w16cid:durableId="1793475661">
-    <w:abstractNumId w:val="52"/>
-  </w:num>
-  <w:num w:numId="51" w16cid:durableId="573902409">
-    <w:abstractNumId w:val="28"/>
-  </w:num>
-  <w:num w:numId="52" w16cid:durableId="346324150">
-    <w:abstractNumId w:val="34"/>
-  </w:num>
-  <w:num w:numId="53" w16cid:durableId="1200312638">
-    <w:abstractNumId w:val="75"/>
-  </w:num>
-  <w:num w:numId="54" w16cid:durableId="516500875">
-    <w:abstractNumId w:val="70"/>
-  </w:num>
-  <w:num w:numId="55" w16cid:durableId="146095632">
-    <w:abstractNumId w:val="19"/>
-  </w:num>
-  <w:num w:numId="56" w16cid:durableId="818422809">
-    <w:abstractNumId w:val="6"/>
-  </w:num>
-  <w:num w:numId="57" w16cid:durableId="1625501277">
-    <w:abstractNumId w:val="49"/>
-  </w:num>
-  <w:num w:numId="58" w16cid:durableId="1197743452">
-    <w:abstractNumId w:val="2"/>
-  </w:num>
-  <w:num w:numId="59" w16cid:durableId="542055389">
-    <w:abstractNumId w:val="32"/>
-  </w:num>
-  <w:num w:numId="60" w16cid:durableId="1083914575">
-    <w:abstractNumId w:val="47"/>
-  </w:num>
-  <w:num w:numId="61" w16cid:durableId="1556359017">
-    <w:abstractNumId w:val="17"/>
-  </w:num>
-  <w:num w:numId="62" w16cid:durableId="929050294">
-    <w:abstractNumId w:val="29"/>
-  </w:num>
-  <w:num w:numId="63" w16cid:durableId="2036735916">
-    <w:abstractNumId w:val="42"/>
-  </w:num>
-  <w:num w:numId="64" w16cid:durableId="1568345469">
-    <w:abstractNumId w:val="35"/>
-  </w:num>
-  <w:num w:numId="65" w16cid:durableId="2027781261">
-    <w:abstractNumId w:val="1"/>
-  </w:num>
-  <w:num w:numId="66" w16cid:durableId="1720129662">
-    <w:abstractNumId w:val="48"/>
-  </w:num>
-  <w:num w:numId="67" w16cid:durableId="1245846769">
-    <w:abstractNumId w:val="69"/>
-  </w:num>
-  <w:num w:numId="68" w16cid:durableId="106387181">
-    <w:abstractNumId w:val="16"/>
-  </w:num>
-  <w:num w:numId="69" w16cid:durableId="1515413424">
-    <w:abstractNumId w:val="41"/>
-  </w:num>
-  <w:num w:numId="70" w16cid:durableId="772283200">
-    <w:abstractNumId w:val="25"/>
-  </w:num>
-  <w:num w:numId="71" w16cid:durableId="2029283557">
-    <w:abstractNumId w:val="66"/>
-  </w:num>
-  <w:num w:numId="72" w16cid:durableId="217671180">
-    <w:abstractNumId w:val="15"/>
-  </w:num>
-  <w:num w:numId="73" w16cid:durableId="203950919">
-    <w:abstractNumId w:val="43"/>
-  </w:num>
-  <w:num w:numId="74" w16cid:durableId="430006518">
-    <w:abstractNumId w:val="11"/>
-  </w:num>
-  <w:num w:numId="75" w16cid:durableId="1146821249">
-    <w:abstractNumId w:val="60"/>
-  </w:num>
-  <w:num w:numId="76" w16cid:durableId="1320425743">
-    <w:abstractNumId w:val="67"/>
-  </w:num>
-  <w:num w:numId="77" w16cid:durableId="503128570">
-    <w:abstractNumId w:val="38"/>
-  </w:num>
-  <w:num w:numId="78" w16cid:durableId="584996813">
-    <w:abstractNumId w:val="20"/>
-  </w:num>
-  <w:numIdMacAtCleanup w:val="32"/>
+  <w:numIdMacAtCleanup w:val="37"/>
 </w:numbering>
 </file>
 
@@ -17065,7 +12440,7 @@
     <w:rsid w:val="00EB4C4A"/>
     <w:pPr>
       <w:numPr>
-        <w:numId w:val="30"/>
+        <w:numId w:val="7"/>
       </w:numPr>
       <w:shd w:val="clear" w:color="auto" w:fill="FFFFFF"/>
       <w:spacing w:before="280" w:after="120"/>
@@ -17099,7 +12474,7 @@
       <w:keepLines/>
       <w:numPr>
         <w:ilvl w:val="1"/>
-        <w:numId w:val="30"/>
+        <w:numId w:val="7"/>
       </w:numPr>
       <w:shd w:val="clear" w:color="auto" w:fill="FFFFFF"/>
       <w:spacing w:before="0" w:after="180" w:line="240" w:lineRule="auto"/>
@@ -17305,7 +12680,7 @@
     <w:rsid w:val="00C407C1"/>
     <w:pPr>
       <w:numPr>
-        <w:numId w:val="2"/>
+        <w:numId w:val="1"/>
       </w:numPr>
       <w:contextualSpacing/>
     </w:pPr>
@@ -17337,7 +12712,7 @@
     <w:rsid w:val="00AA0BA8"/>
     <w:pPr>
       <w:numPr>
-        <w:numId w:val="3"/>
+        <w:numId w:val="2"/>
       </w:numPr>
       <w:tabs>
         <w:tab w:val="left" w:pos="1134"/>
@@ -17415,7 +12790,7 @@
     <w:rsid w:val="00F24245"/>
     <w:pPr>
       <w:numPr>
-        <w:numId w:val="4"/>
+        <w:numId w:val="3"/>
       </w:numPr>
       <w:spacing w:before="240" w:line="240" w:lineRule="auto"/>
       <w:ind w:left="1134" w:hanging="1134"/>
@@ -17562,7 +12937,7 @@
     <w:rsid w:val="00425E49"/>
     <w:pPr>
       <w:numPr>
-        <w:numId w:val="5"/>
+        <w:numId w:val="4"/>
       </w:numPr>
       <w:spacing w:before="240"/>
       <w:ind w:left="1134" w:hanging="1134"/>
@@ -17885,7 +13260,7 @@
     <w:rsid w:val="00A800F2"/>
     <w:pPr>
       <w:numPr>
-        <w:numId w:val="6"/>
+        <w:numId w:val="5"/>
       </w:numPr>
     </w:pPr>
     <w:rPr>
@@ -17962,7 +13337,7 @@
     <w:pPr>
       <w:numPr>
         <w:ilvl w:val="0"/>
-        <w:numId w:val="7"/>
+        <w:numId w:val="6"/>
       </w:numPr>
     </w:pPr>
   </w:style>
@@ -18382,21 +13757,6 @@
 </file>
 
 <file path=customXml/item2.xml><?xml version="1.0" encoding="utf-8"?>
-<b:Sources xmlns:b="http://schemas.openxmlformats.org/officeDocument/2006/bibliography" xmlns="http://schemas.openxmlformats.org/officeDocument/2006/bibliography" SelectedStyle="\APASixthEditionOfficeOnline.xsl" StyleName="APA" Version="6"/>
-</file>
-
-<file path=customXml/item3.xml><?xml version="1.0" encoding="utf-8"?>
-<p:properties xmlns:p="http://schemas.microsoft.com/office/2006/metadata/properties" xmlns:xsi="http://www.w3.org/2001/XMLSchema-instance" xmlns:pc="http://schemas.microsoft.com/office/infopath/2007/PartnerControls">
-  <documentManagement>
-    <TaxCatchAll xmlns="cb45339b-ced9-4d0d-8f64-77573914d53b" xsi:nil="true"/>
-    <lcf76f155ced4ddcb4097134ff3c332f xmlns="43a3ca16-9c26-4813-b83f-4aec9927b43f">
-      <Terms xmlns="http://schemas.microsoft.com/office/infopath/2007/PartnerControls"/>
-    </lcf76f155ced4ddcb4097134ff3c332f>
-  </documentManagement>
-</p:properties>
-</file>
-
-<file path=customXml/item4.xml><?xml version="1.0" encoding="utf-8"?>
 <ct:contentTypeSchema xmlns:ct="http://schemas.microsoft.com/office/2006/metadata/contentType" xmlns:ma="http://schemas.microsoft.com/office/2006/metadata/properties/metaAttributes" ct:_="" ma:_="" ma:contentTypeName="Documento" ma:contentTypeID="0x01010049282E1EDBE9234EA9E6D38F720E265F" ma:contentTypeVersion="15" ma:contentTypeDescription="Crear nuevo documento." ma:contentTypeScope="" ma:versionID="b31c7aa9eaf043a08b87120b3c4916e3">
   <xsd:schema xmlns:xsd="http://www.w3.org/2001/XMLSchema" xmlns:xs="http://www.w3.org/2001/XMLSchema" xmlns:p="http://schemas.microsoft.com/office/2006/metadata/properties" xmlns:ns2="cb45339b-ced9-4d0d-8f64-77573914d53b" xmlns:ns3="43a3ca16-9c26-4813-b83f-4aec9927b43f" targetNamespace="http://schemas.microsoft.com/office/2006/metadata/properties" ma:root="true" ma:fieldsID="3533d065b04d75c457075bc55f1f5315" ns2:_="" ns3:_="">
     <xsd:import namespace="cb45339b-ced9-4d0d-8f64-77573914d53b"/>
@@ -18631,6 +13991,21 @@
 </ct:contentTypeSchema>
 </file>
 
+<file path=customXml/item3.xml><?xml version="1.0" encoding="utf-8"?>
+<p:properties xmlns:p="http://schemas.microsoft.com/office/2006/metadata/properties" xmlns:xsi="http://www.w3.org/2001/XMLSchema-instance" xmlns:pc="http://schemas.microsoft.com/office/infopath/2007/PartnerControls">
+  <documentManagement>
+    <TaxCatchAll xmlns="cb45339b-ced9-4d0d-8f64-77573914d53b" xsi:nil="true"/>
+    <lcf76f155ced4ddcb4097134ff3c332f xmlns="43a3ca16-9c26-4813-b83f-4aec9927b43f">
+      <Terms xmlns="http://schemas.microsoft.com/office/infopath/2007/PartnerControls"/>
+    </lcf76f155ced4ddcb4097134ff3c332f>
+  </documentManagement>
+</p:properties>
+</file>
+
+<file path=customXml/item4.xml><?xml version="1.0" encoding="utf-8"?>
+<b:Sources xmlns:b="http://schemas.openxmlformats.org/officeDocument/2006/bibliography" xmlns="http://schemas.openxmlformats.org/officeDocument/2006/bibliography" SelectedStyle="\APASixthEditionOfficeOnline.xsl" StyleName="APA" Version="6"/>
+</file>
+
 <file path=customXml/itemProps1.xml><?xml version="1.0" encoding="utf-8"?>
 <ds:datastoreItem xmlns:ds="http://schemas.openxmlformats.org/officeDocument/2006/customXml" ds:itemID="{D00A4A46-BDBD-48AC-87B9-2BA42D9CC06F}">
   <ds:schemaRefs>
@@ -18640,9 +14015,20 @@
 </file>
 
 <file path=customXml/itemProps2.xml><?xml version="1.0" encoding="utf-8"?>
-<ds:datastoreItem xmlns:ds="http://schemas.openxmlformats.org/officeDocument/2006/customXml" ds:itemID="{A9F2CEBA-C824-4C86-81A8-E32CBD0EB92D}">
+<ds:datastoreItem xmlns:ds="http://schemas.openxmlformats.org/officeDocument/2006/customXml" ds:itemID="{0BC4A0A4-89EA-4C0C-9011-C1B351E892BC}">
   <ds:schemaRefs>
-    <ds:schemaRef ds:uri="http://schemas.openxmlformats.org/officeDocument/2006/bibliography"/>
+    <ds:schemaRef ds:uri="http://schemas.microsoft.com/office/2006/metadata/contentType"/>
+    <ds:schemaRef ds:uri="http://schemas.microsoft.com/office/2006/metadata/properties/metaAttributes"/>
+    <ds:schemaRef ds:uri="http://www.w3.org/2001/XMLSchema"/>
+    <ds:schemaRef ds:uri="http://schemas.microsoft.com/office/2006/metadata/properties"/>
+    <ds:schemaRef ds:uri="cb45339b-ced9-4d0d-8f64-77573914d53b"/>
+    <ds:schemaRef ds:uri="43a3ca16-9c26-4813-b83f-4aec9927b43f"/>
+    <ds:schemaRef ds:uri="http://schemas.microsoft.com/office/2006/documentManagement/types"/>
+    <ds:schemaRef ds:uri="http://schemas.microsoft.com/office/infopath/2007/PartnerControls"/>
+    <ds:schemaRef ds:uri="http://schemas.openxmlformats.org/package/2006/metadata/core-properties"/>
+    <ds:schemaRef ds:uri="http://purl.org/dc/elements/1.1/"/>
+    <ds:schemaRef ds:uri="http://purl.org/dc/terms/"/>
+    <ds:schemaRef ds:uri="http://schemas.microsoft.com/internal/obd"/>
   </ds:schemaRefs>
 </ds:datastoreItem>
 </file>
@@ -18659,20 +14045,9 @@
 </file>
 
 <file path=customXml/itemProps4.xml><?xml version="1.0" encoding="utf-8"?>
-<ds:datastoreItem xmlns:ds="http://schemas.openxmlformats.org/officeDocument/2006/customXml" ds:itemID="{0BC4A0A4-89EA-4C0C-9011-C1B351E892BC}">
+<ds:datastoreItem xmlns:ds="http://schemas.openxmlformats.org/officeDocument/2006/customXml" ds:itemID="{A9F2CEBA-C824-4C86-81A8-E32CBD0EB92D}">
   <ds:schemaRefs>
-    <ds:schemaRef ds:uri="http://schemas.microsoft.com/office/2006/metadata/contentType"/>
-    <ds:schemaRef ds:uri="http://schemas.microsoft.com/office/2006/metadata/properties/metaAttributes"/>
-    <ds:schemaRef ds:uri="http://www.w3.org/2001/XMLSchema"/>
-    <ds:schemaRef ds:uri="http://schemas.microsoft.com/office/2006/metadata/properties"/>
-    <ds:schemaRef ds:uri="cb45339b-ced9-4d0d-8f64-77573914d53b"/>
-    <ds:schemaRef ds:uri="43a3ca16-9c26-4813-b83f-4aec9927b43f"/>
-    <ds:schemaRef ds:uri="http://schemas.microsoft.com/office/2006/documentManagement/types"/>
-    <ds:schemaRef ds:uri="http://schemas.microsoft.com/office/infopath/2007/PartnerControls"/>
-    <ds:schemaRef ds:uri="http://schemas.openxmlformats.org/package/2006/metadata/core-properties"/>
-    <ds:schemaRef ds:uri="http://purl.org/dc/elements/1.1/"/>
-    <ds:schemaRef ds:uri="http://purl.org/dc/terms/"/>
-    <ds:schemaRef ds:uri="http://schemas.microsoft.com/internal/obd"/>
+    <ds:schemaRef ds:uri="http://schemas.openxmlformats.org/officeDocument/2006/bibliography"/>
   </ds:schemaRefs>
 </ds:datastoreItem>
 </file>